--- a/docs/Impact de l'IA/Impact de l'IA.docx
+++ b/docs/Impact de l'IA/Impact de l'IA.docx
@@ -1,6 +1,6 @@
 
 <file path=word/document.xml><?xml version="1.0" encoding="utf-8"?>
-<w:document xmlns:wpc="http://schemas.microsoft.com/office/word/2010/wordprocessingCanvas" xmlns:cx="http://schemas.microsoft.com/office/drawing/2014/chartex" xmlns:cx1="http://schemas.microsoft.com/office/drawing/2015/9/8/chartex" xmlns:cx2="http://schemas.microsoft.com/office/drawing/2015/10/21/chartex" xmlns:cx3="http://schemas.microsoft.com/office/drawing/2016/5/9/chartex" xmlns:cx4="http://schemas.microsoft.com/office/drawing/2016/5/10/chartex" xmlns:cx5="http://schemas.microsoft.com/office/drawing/2016/5/11/chartex" xmlns:cx6="http://schemas.microsoft.com/office/drawing/2016/5/12/chartex" xmlns:cx7="http://schemas.microsoft.com/office/drawing/2016/5/13/chartex" xmlns:cx8="http://schemas.microsoft.com/office/drawing/2016/5/14/chartex" xmlns:mc="http://schemas.openxmlformats.org/markup-compatibility/2006" xmlns:aink="http://schemas.microsoft.com/office/drawing/2016/ink" xmlns:am3d="http://schemas.microsoft.com/office/drawing/2017/model3d" xmlns:o="urn:schemas-microsoft-com:office:office" xmlns:oel="http://schemas.microsoft.com/office/2019/extlst" xmlns:r="http://schemas.openxmlformats.org/officeDocument/2006/relationships" xmlns:m="http://schemas.openxmlformats.org/officeDocument/2006/math" xmlns:v="urn:schemas-microsoft-com:vml" xmlns:wp14="http://schemas.microsoft.com/office/word/2010/wordprocessingDrawing" xmlns:wp="http://schemas.openxmlformats.org/drawingml/2006/wordprocessingDrawing" xmlns:w10="urn:schemas-microsoft-com:office:word" xmlns:w="http://schemas.openxmlformats.org/wordprocessingml/2006/main" xmlns:w14="http://schemas.microsoft.com/office/word/2010/wordml" xmlns:w15="http://schemas.microsoft.com/office/word/2012/wordml" xmlns:w16cex="http://schemas.microsoft.com/office/word/2018/wordml/cex" xmlns:w16cid="http://schemas.microsoft.com/office/word/2016/wordml/cid" xmlns:w16="http://schemas.microsoft.com/office/word/2018/wordml" xmlns:w16du="http://schemas.microsoft.com/office/word/2023/wordml/word16du" xmlns:w16sdtdh="http://schemas.microsoft.com/office/word/2020/wordml/sdtdatahash" xmlns:w16sdtfl="http://schemas.microsoft.com/office/word/2024/wordml/sdtformatlock" xmlns:w16se="http://schemas.microsoft.com/office/word/2015/wordml/symex" xmlns:wpg="http://schemas.microsoft.com/office/word/2010/wordprocessingGroup" xmlns:wpi="http://schemas.microsoft.com/office/word/2010/wordprocessingInk" xmlns:wne="http://schemas.microsoft.com/office/word/2006/wordml" xmlns:wps="http://schemas.microsoft.com/office/word/2010/wordprocessingShape" xmlns:a="http://schemas.openxmlformats.org/drawingml/2006/main" xmlns:pic="http://schemas.openxmlformats.org/drawingml/2006/picture" xmlns:a14="http://schemas.microsoft.com/office/drawing/2010/main" mc:Ignorable="w14 w15 w16se w16cid w16 w16cex w16sdtdh w16sdtfl w16du wp14">
+<w:document xmlns:wpc="http://schemas.microsoft.com/office/word/2010/wordprocessingCanvas" xmlns:cx="http://schemas.microsoft.com/office/drawing/2014/chartex" xmlns:cx1="http://schemas.microsoft.com/office/drawing/2015/9/8/chartex" xmlns:cx2="http://schemas.microsoft.com/office/drawing/2015/10/21/chartex" xmlns:cx3="http://schemas.microsoft.com/office/drawing/2016/5/9/chartex" xmlns:cx4="http://schemas.microsoft.com/office/drawing/2016/5/10/chartex" xmlns:cx5="http://schemas.microsoft.com/office/drawing/2016/5/11/chartex" xmlns:cx6="http://schemas.microsoft.com/office/drawing/2016/5/12/chartex" xmlns:cx7="http://schemas.microsoft.com/office/drawing/2016/5/13/chartex" xmlns:cx8="http://schemas.microsoft.com/office/drawing/2016/5/14/chartex" xmlns:mc="http://schemas.openxmlformats.org/markup-compatibility/2006" xmlns:aink="http://schemas.microsoft.com/office/drawing/2016/ink" xmlns:am3d="http://schemas.microsoft.com/office/drawing/2017/model3d" xmlns:o="urn:schemas-microsoft-com:office:office" xmlns:oel="http://schemas.microsoft.com/office/2019/extlst" xmlns:r="http://schemas.openxmlformats.org/officeDocument/2006/relationships" xmlns:m="http://schemas.openxmlformats.org/officeDocument/2006/math" xmlns:v="urn:schemas-microsoft-com:vml" xmlns:wp14="http://schemas.microsoft.com/office/word/2010/wordprocessingDrawing" xmlns:wp="http://schemas.openxmlformats.org/drawingml/2006/wordprocessingDrawing" xmlns:w10="urn:schemas-microsoft-com:office:word" xmlns:w="http://schemas.openxmlformats.org/wordprocessingml/2006/main" xmlns:w14="http://schemas.microsoft.com/office/word/2010/wordml" xmlns:w15="http://schemas.microsoft.com/office/word/2012/wordml" xmlns:w16cex="http://schemas.microsoft.com/office/word/2018/wordml/cex" xmlns:w16cid="http://schemas.microsoft.com/office/word/2016/wordml/cid" xmlns:w16="http://schemas.microsoft.com/office/word/2018/wordml" xmlns:w16du="http://schemas.microsoft.com/office/word/2023/wordml/word16du" xmlns:w16sdtdh="http://schemas.microsoft.com/office/word/2020/wordml/sdtdatahash" xmlns:w16sdtfl="http://schemas.microsoft.com/office/word/2024/wordml/sdtformatlock" xmlns:w16se="http://schemas.microsoft.com/office/word/2015/wordml/symex" xmlns:wpg="http://schemas.microsoft.com/office/word/2010/wordprocessingGroup" xmlns:wpi="http://schemas.microsoft.com/office/word/2010/wordprocessingInk" xmlns:wne="http://schemas.microsoft.com/office/word/2006/wordml" xmlns:wps="http://schemas.microsoft.com/office/word/2010/wordprocessingShape" mc:Ignorable="w14 w15 w16se w16cid w16 w16cex w16sdtdh w16sdtfl w16du wp14">
   <w:body>
     <w:p>
       <w:pPr>
@@ -55,7 +55,7 @@
         <w:pStyle w:val="Paragraphedeliste"/>
         <w:numPr>
           <w:ilvl w:val="0"/>
-          <w:numId w:val="16"/>
+          <w:numId w:val="19"/>
         </w:numPr>
         <w:rPr>
           <w:b/>
@@ -100,7 +100,7 @@
         <w:pStyle w:val="Paragraphedeliste"/>
         <w:numPr>
           <w:ilvl w:val="0"/>
-          <w:numId w:val="16"/>
+          <w:numId w:val="19"/>
         </w:numPr>
         <w:rPr>
           <w:b/>
@@ -155,7 +155,7 @@
         <w:pStyle w:val="Paragraphedeliste"/>
         <w:numPr>
           <w:ilvl w:val="0"/>
-          <w:numId w:val="16"/>
+          <w:numId w:val="19"/>
         </w:numPr>
         <w:rPr>
           <w:b/>
@@ -209,7 +209,7 @@
         <w:pStyle w:val="Paragraphedeliste"/>
         <w:numPr>
           <w:ilvl w:val="0"/>
-          <w:numId w:val="16"/>
+          <w:numId w:val="19"/>
         </w:numPr>
         <w:rPr>
           <w:b/>
@@ -263,7 +263,7 @@
         <w:pStyle w:val="Paragraphedeliste"/>
         <w:numPr>
           <w:ilvl w:val="0"/>
-          <w:numId w:val="16"/>
+          <w:numId w:val="19"/>
         </w:numPr>
         <w:rPr>
           <w:b/>
@@ -354,18 +354,18 @@
     <w:p>
       <w:pPr>
         <w:rPr>
-          <w:rFonts w:ascii="Times New Roman" w:hAnsi="Times New Roman" w:eastAsia="Times New Roman" w:cs="Times New Roman"/>
-          <w:b w:val="1"/>
-          <w:bCs w:val="1"/>
+          <w:rFonts w:ascii="Times New Roman" w:eastAsia="Times New Roman" w:hAnsi="Times New Roman" w:cs="Times New Roman"/>
+          <w:b/>
+          <w:bCs/>
           <w:sz w:val="52"/>
           <w:szCs w:val="52"/>
         </w:rPr>
       </w:pPr>
       <w:r>
         <w:rPr>
-          <w:rFonts w:ascii="Times New Roman" w:hAnsi="Times New Roman" w:eastAsia="Times New Roman" w:cs="Times New Roman"/>
-          <w:b w:val="1"/>
-          <w:bCs w:val="1"/>
+          <w:rFonts w:ascii="Times New Roman" w:eastAsia="Times New Roman" w:hAnsi="Times New Roman" w:cs="Times New Roman"/>
+          <w:b/>
+          <w:bCs/>
           <w:sz w:val="52"/>
           <w:szCs w:val="52"/>
         </w:rPr>
@@ -373,9 +373,9 @@
       </w:r>
       <w:r>
         <w:rPr>
-          <w:rFonts w:ascii="Times New Roman" w:hAnsi="Times New Roman" w:eastAsia="Times New Roman" w:cs="Times New Roman"/>
-          <w:b w:val="1"/>
-          <w:bCs w:val="1"/>
+          <w:rFonts w:ascii="Times New Roman" w:eastAsia="Times New Roman" w:hAnsi="Times New Roman" w:cs="Times New Roman"/>
+          <w:b/>
+          <w:bCs/>
           <w:sz w:val="52"/>
           <w:szCs w:val="52"/>
         </w:rPr>
@@ -383,9 +383,9 @@
       </w:r>
       <w:r>
         <w:rPr>
-          <w:rFonts w:ascii="Times New Roman" w:hAnsi="Times New Roman" w:eastAsia="Times New Roman" w:cs="Times New Roman"/>
-          <w:b w:val="1"/>
-          <w:bCs w:val="1"/>
+          <w:rFonts w:ascii="Times New Roman" w:eastAsia="Times New Roman" w:hAnsi="Times New Roman" w:cs="Times New Roman"/>
+          <w:b/>
+          <w:bCs/>
           <w:sz w:val="52"/>
           <w:szCs w:val="52"/>
         </w:rPr>
@@ -393,9 +393,9 @@
       </w:r>
       <w:r>
         <w:rPr>
-          <w:rFonts w:ascii="Times New Roman" w:hAnsi="Times New Roman" w:eastAsia="Times New Roman" w:cs="Times New Roman"/>
-          <w:b w:val="1"/>
-          <w:bCs w:val="1"/>
+          <w:rFonts w:ascii="Times New Roman" w:eastAsia="Times New Roman" w:hAnsi="Times New Roman" w:cs="Times New Roman"/>
+          <w:b/>
+          <w:bCs/>
           <w:sz w:val="52"/>
           <w:szCs w:val="52"/>
         </w:rPr>
@@ -403,9 +403,9 @@
       </w:r>
       <w:r>
         <w:rPr>
-          <w:rFonts w:ascii="Times New Roman" w:hAnsi="Times New Roman" w:eastAsia="Times New Roman" w:cs="Times New Roman"/>
-          <w:b w:val="1"/>
-          <w:bCs w:val="1"/>
+          <w:rFonts w:ascii="Times New Roman" w:eastAsia="Times New Roman" w:hAnsi="Times New Roman" w:cs="Times New Roman"/>
+          <w:b/>
+          <w:bCs/>
           <w:sz w:val="52"/>
           <w:szCs w:val="52"/>
         </w:rPr>
@@ -413,9 +413,9 @@
       </w:r>
       <w:r>
         <w:rPr>
-          <w:rFonts w:ascii="Times New Roman" w:hAnsi="Times New Roman" w:eastAsia="Times New Roman" w:cs="Times New Roman"/>
-          <w:b w:val="1"/>
-          <w:bCs w:val="1"/>
+          <w:rFonts w:ascii="Times New Roman" w:eastAsia="Times New Roman" w:hAnsi="Times New Roman" w:cs="Times New Roman"/>
+          <w:b/>
+          <w:bCs/>
           <w:sz w:val="52"/>
           <w:szCs w:val="52"/>
         </w:rPr>
@@ -423,9 +423,9 @@
       </w:r>
       <w:r>
         <w:rPr>
-          <w:rFonts w:ascii="Times New Roman" w:hAnsi="Times New Roman" w:eastAsia="Times New Roman" w:cs="Times New Roman"/>
-          <w:b w:val="1"/>
-          <w:bCs w:val="1"/>
+          <w:rFonts w:ascii="Times New Roman" w:eastAsia="Times New Roman" w:hAnsi="Times New Roman" w:cs="Times New Roman"/>
+          <w:b/>
+          <w:bCs/>
           <w:sz w:val="52"/>
           <w:szCs w:val="52"/>
         </w:rPr>
@@ -433,9 +433,9 @@
       </w:r>
       <w:r>
         <w:rPr>
-          <w:rFonts w:ascii="Times New Roman" w:hAnsi="Times New Roman" w:eastAsia="Times New Roman" w:cs="Times New Roman"/>
-          <w:b w:val="1"/>
-          <w:bCs w:val="1"/>
+          <w:rFonts w:ascii="Times New Roman" w:eastAsia="Times New Roman" w:hAnsi="Times New Roman" w:cs="Times New Roman"/>
+          <w:b/>
+          <w:bCs/>
           <w:sz w:val="52"/>
           <w:szCs w:val="52"/>
         </w:rPr>
@@ -443,9 +443,9 @@
       </w:r>
       <w:r>
         <w:rPr>
-          <w:rFonts w:ascii="Times New Roman" w:hAnsi="Times New Roman" w:eastAsia="Times New Roman" w:cs="Times New Roman"/>
-          <w:b w:val="1"/>
-          <w:bCs w:val="1"/>
+          <w:rFonts w:ascii="Times New Roman" w:eastAsia="Times New Roman" w:hAnsi="Times New Roman" w:cs="Times New Roman"/>
+          <w:b/>
+          <w:bCs/>
           <w:sz w:val="52"/>
           <w:szCs w:val="52"/>
         </w:rPr>
@@ -453,9 +453,9 @@
       </w:r>
       <w:r>
         <w:rPr>
-          <w:rFonts w:ascii="Times New Roman" w:hAnsi="Times New Roman" w:eastAsia="Times New Roman" w:cs="Times New Roman"/>
-          <w:b w:val="1"/>
-          <w:bCs w:val="1"/>
+          <w:rFonts w:ascii="Times New Roman" w:eastAsia="Times New Roman" w:hAnsi="Times New Roman" w:cs="Times New Roman"/>
+          <w:b/>
+          <w:bCs/>
           <w:sz w:val="52"/>
           <w:szCs w:val="52"/>
         </w:rPr>
@@ -480,152 +480,24 @@
     <w:p>
       <w:pPr>
         <w:rPr>
-          <w:b w:val="1"/>
-          <w:bCs w:val="1"/>
-          <w:sz w:val="28"/>
-          <w:szCs w:val="28"/>
-        </w:rPr>
-      </w:pPr>
-      <w:r>
-        <w:rPr>
-          <w:b w:val="1"/>
-          <w:bCs w:val="1"/>
-          <w:sz w:val="28"/>
-          <w:szCs w:val="28"/>
-        </w:rPr>
+          <w:b/>
+          <w:bCs/>
+          <w:sz w:val="28"/>
+          <w:szCs w:val="28"/>
+        </w:rPr>
+      </w:pPr>
+      <w:r>
+        <w:rPr>
+          <w:b/>
+          <w:bCs/>
+          <w:sz w:val="28"/>
+          <w:szCs w:val="28"/>
+        </w:rPr>
+        <w:lastRenderedPageBreak/>
         <w:t>Logo :</w:t>
       </w:r>
       <w:r>
         <w:br/>
-      </w:r>
-      <w:r>
-        <w:drawing>
-          <wp:inline wp14:editId="07129925" wp14:anchorId="128C2D78">
-            <wp:extent cx="3867150" cy="2579481"/>
-            <wp:effectExtent l="0" t="0" r="0" b="0"/>
-            <wp:docPr id="863186340" name="drawing"/>
-            <wp:cNvGraphicFramePr>
-              <a:graphicFrameLocks noChangeAspect="1"/>
-            </wp:cNvGraphicFramePr>
-            <a:graphic>
-              <a:graphicData xmlns:a="http://schemas.openxmlformats.org/drawingml/2006/main" uri="http://schemas.openxmlformats.org/drawingml/2006/picture">
-                <pic:pic xmlns:pic="http://schemas.openxmlformats.org/drawingml/2006/picture">
-                  <pic:nvPicPr>
-                    <pic:cNvPr id="863186340" name="Picture 863186340"/>
-                    <pic:cNvPicPr/>
-                  </pic:nvPicPr>
-                  <pic:blipFill>
-                    <a:blip xmlns:r="http://schemas.openxmlformats.org/officeDocument/2006/relationships" r:embed="rId12">
-                      <a:extLst>
-                        <a:ext uri="{28A0092B-C50C-407E-A947-70E740481C1C}">
-                          <a14:useLocalDpi xmlns:a14="http://schemas.microsoft.com/office/drawing/2010/main"/>
-                        </a:ext>
-                      </a:extLst>
-                    </a:blip>
-                    <a:stretch>
-                      <a:fillRect/>
-                    </a:stretch>
-                  </pic:blipFill>
-                  <pic:spPr>
-                    <a:xfrm>
-                      <a:off x="0" y="0"/>
-                      <a:ext cx="3867150" cy="2579481"/>
-                    </a:xfrm>
-                    <a:prstGeom prst="rect">
-                      <a:avLst/>
-                    </a:prstGeom>
-                  </pic:spPr>
-                </pic:pic>
-              </a:graphicData>
-            </a:graphic>
-          </wp:inline>
-        </w:drawing>
-      </w:r>
-      <w:r>
-        <w:drawing>
-          <wp:inline wp14:editId="0166DC64" wp14:anchorId="3DD22B7B">
-            <wp:extent cx="3855561" cy="2571750"/>
-            <wp:effectExtent l="0" t="0" r="0" b="0"/>
-            <wp:docPr id="1651615078" name="drawing"/>
-            <wp:cNvGraphicFramePr>
-              <a:graphicFrameLocks noChangeAspect="1"/>
-            </wp:cNvGraphicFramePr>
-            <a:graphic>
-              <a:graphicData xmlns:a="http://schemas.openxmlformats.org/drawingml/2006/main" uri="http://schemas.openxmlformats.org/drawingml/2006/picture">
-                <pic:pic xmlns:pic="http://schemas.openxmlformats.org/drawingml/2006/picture">
-                  <pic:nvPicPr>
-                    <pic:cNvPr id="1651615078" name="Picture 1651615078"/>
-                    <pic:cNvPicPr/>
-                  </pic:nvPicPr>
-                  <pic:blipFill>
-                    <a:blip xmlns:r="http://schemas.openxmlformats.org/officeDocument/2006/relationships" r:embed="rId2061735486">
-                      <a:extLst>
-                        <a:ext uri="{28A0092B-C50C-407E-A947-70E740481C1C}">
-                          <a14:useLocalDpi xmlns:a14="http://schemas.microsoft.com/office/drawing/2010/main"/>
-                        </a:ext>
-                      </a:extLst>
-                    </a:blip>
-                    <a:stretch>
-                      <a:fillRect/>
-                    </a:stretch>
-                  </pic:blipFill>
-                  <pic:spPr>
-                    <a:xfrm rot="0">
-                      <a:off x="0" y="0"/>
-                      <a:ext cx="3855561" cy="2571750"/>
-                    </a:xfrm>
-                    <a:prstGeom prst="rect">
-                      <a:avLst/>
-                    </a:prstGeom>
-                  </pic:spPr>
-                </pic:pic>
-              </a:graphicData>
-            </a:graphic>
-          </wp:inline>
-        </w:drawing>
-      </w:r>
-      <w:r>
-        <w:drawing>
-          <wp:inline wp14:editId="3C82EAA8" wp14:anchorId="44583D3C">
-            <wp:extent cx="4819650" cy="2409825"/>
-            <wp:effectExtent l="0" t="0" r="0" b="0"/>
-            <wp:docPr id="1411151547" name="drawing"/>
-            <wp:cNvGraphicFramePr>
-              <a:graphicFrameLocks noChangeAspect="1"/>
-            </wp:cNvGraphicFramePr>
-            <a:graphic>
-              <a:graphicData xmlns:a="http://schemas.openxmlformats.org/drawingml/2006/main" uri="http://schemas.openxmlformats.org/drawingml/2006/picture">
-                <pic:pic xmlns:pic="http://schemas.openxmlformats.org/drawingml/2006/picture">
-                  <pic:nvPicPr>
-                    <pic:cNvPr id="1411151547" name="Picture 1411151547"/>
-                    <pic:cNvPicPr/>
-                  </pic:nvPicPr>
-                  <pic:blipFill>
-                    <a:blip xmlns:r="http://schemas.openxmlformats.org/officeDocument/2006/relationships" r:embed="rId1774623722">
-                      <a:extLst>
-                        <a:ext uri="{28A0092B-C50C-407E-A947-70E740481C1C}">
-                          <a14:useLocalDpi xmlns:a14="http://schemas.microsoft.com/office/drawing/2010/main"/>
-                        </a:ext>
-                      </a:extLst>
-                    </a:blip>
-                    <a:stretch>
-                      <a:fillRect/>
-                    </a:stretch>
-                  </pic:blipFill>
-                  <pic:spPr>
-                    <a:xfrm rot="0">
-                      <a:off x="0" y="0"/>
-                      <a:ext cx="4819650" cy="2409825"/>
-                    </a:xfrm>
-                    <a:prstGeom prst="rect">
-                      <a:avLst/>
-                    </a:prstGeom>
-                  </pic:spPr>
-                </pic:pic>
-              </a:graphicData>
-            </a:graphic>
-          </wp:inline>
-        </w:drawing>
       </w:r>
     </w:p>
     <w:p/>
@@ -766,7 +638,7 @@
         <w:pStyle w:val="Paragraphedeliste"/>
         <w:numPr>
           <w:ilvl w:val="0"/>
-          <w:numId w:val="5"/>
+          <w:numId w:val="8"/>
         </w:numPr>
         <w:rPr>
           <w:sz w:val="28"/>
@@ -842,7 +714,7 @@
         <w:pStyle w:val="Paragraphedeliste"/>
         <w:numPr>
           <w:ilvl w:val="0"/>
-          <w:numId w:val="5"/>
+          <w:numId w:val="8"/>
         </w:numPr>
         <w:rPr>
           <w:sz w:val="28"/>
@@ -862,7 +734,7 @@
         <w:pStyle w:val="Paragraphedeliste"/>
         <w:numPr>
           <w:ilvl w:val="0"/>
-          <w:numId w:val="5"/>
+          <w:numId w:val="8"/>
         </w:numPr>
         <w:rPr>
           <w:sz w:val="28"/>
@@ -938,7 +810,7 @@
         <w:pStyle w:val="Paragraphedeliste"/>
         <w:numPr>
           <w:ilvl w:val="0"/>
-          <w:numId w:val="5"/>
+          <w:numId w:val="8"/>
         </w:numPr>
         <w:rPr>
           <w:sz w:val="28"/>
@@ -970,7 +842,6 @@
     <w:p>
       <w:pPr>
         <w:pStyle w:val="Paragraphedeliste"/>
-        <w:ind w:left="720"/>
         <w:rPr>
           <w:sz w:val="28"/>
           <w:szCs w:val="28"/>
@@ -1087,7 +958,7 @@
         <w:pStyle w:val="Paragraphedeliste"/>
         <w:numPr>
           <w:ilvl w:val="0"/>
-          <w:numId w:val="9"/>
+          <w:numId w:val="12"/>
         </w:numPr>
         <w:rPr>
           <w:sz w:val="28"/>
@@ -1152,7 +1023,7 @@
         <w:pStyle w:val="Paragraphedeliste"/>
         <w:numPr>
           <w:ilvl w:val="0"/>
-          <w:numId w:val="9"/>
+          <w:numId w:val="12"/>
         </w:numPr>
         <w:rPr>
           <w:sz w:val="28"/>
@@ -1224,7 +1095,7 @@
         <w:pStyle w:val="Paragraphedeliste"/>
         <w:numPr>
           <w:ilvl w:val="0"/>
-          <w:numId w:val="9"/>
+          <w:numId w:val="12"/>
         </w:numPr>
         <w:rPr>
           <w:sz w:val="28"/>
@@ -1300,7 +1171,7 @@
         <w:pStyle w:val="Paragraphedeliste"/>
         <w:numPr>
           <w:ilvl w:val="0"/>
-          <w:numId w:val="9"/>
+          <w:numId w:val="12"/>
         </w:numPr>
         <w:rPr>
           <w:sz w:val="28"/>
@@ -1351,34 +1222,6 @@
     </w:p>
     <w:p>
       <w:pPr>
-        <w:pStyle w:val="Normal"/>
-        <w:rPr>
-          <w:rFonts w:eastAsia="游明朝" w:eastAsiaTheme="minorEastAsia"/>
-          <w:b w:val="1"/>
-          <w:bCs w:val="1"/>
-          <w:i w:val="1"/>
-          <w:iCs w:val="1"/>
-          <w:sz w:val="32"/>
-          <w:szCs w:val="32"/>
-        </w:rPr>
-      </w:pPr>
-    </w:p>
-    <w:p>
-      <w:pPr>
-        <w:pStyle w:val="Normal"/>
-        <w:rPr>
-          <w:rFonts w:eastAsia="游明朝" w:eastAsiaTheme="minorEastAsia"/>
-          <w:b w:val="1"/>
-          <w:bCs w:val="1"/>
-          <w:i w:val="1"/>
-          <w:iCs w:val="1"/>
-          <w:sz w:val="32"/>
-          <w:szCs w:val="32"/>
-        </w:rPr>
-      </w:pPr>
-    </w:p>
-    <w:p>
-      <w:r>
         <w:rPr>
           <w:rFonts w:eastAsiaTheme="minorEastAsia"/>
           <w:b/>
@@ -1388,117 +1231,10 @@
           <w:sz w:val="32"/>
           <w:szCs w:val="32"/>
         </w:rPr>
-        <w:t>Contenue :</w:t>
-      </w:r>
-    </w:p>
-    <w:p>
-      <w:pPr/>
-      <w:r>
-        <w:rPr>
-          <w:rFonts w:eastAsia="游明朝" w:eastAsiaTheme="minorEastAsia"/>
-          <w:b w:val="1"/>
-          <w:bCs w:val="1"/>
-          <w:i w:val="1"/>
-          <w:iCs w:val="1"/>
-          <w:sz w:val="32"/>
-          <w:szCs w:val="32"/>
-        </w:rPr>
-        <w:t>Site web :</w:t>
-      </w:r>
-      <w:r>
-        <w:rPr>
-          <w:rFonts w:eastAsia="游明朝" w:eastAsiaTheme="minorEastAsia"/>
-          <w:i w:val="1"/>
-          <w:iCs w:val="1"/>
-          <w:sz w:val="32"/>
-          <w:szCs w:val="32"/>
-        </w:rPr>
-        <w:t xml:space="preserve"> texte écrit</w:t>
-      </w:r>
-      <w:r>
-        <w:rPr>
-          <w:rFonts w:eastAsia="游明朝" w:eastAsiaTheme="minorEastAsia"/>
-          <w:i w:val="1"/>
-          <w:iCs w:val="1"/>
-          <w:sz w:val="32"/>
-          <w:szCs w:val="32"/>
-        </w:rPr>
-        <w:t xml:space="preserve"> en </w:t>
-      </w:r>
-      <w:r>
-        <w:rPr>
-          <w:rFonts w:eastAsia="游明朝" w:eastAsiaTheme="minorEastAsia"/>
-          <w:i w:val="1"/>
-          <w:iCs w:val="1"/>
-          <w:sz w:val="32"/>
-          <w:szCs w:val="32"/>
-        </w:rPr>
-        <w:t>lien avec plusieurs</w:t>
-      </w:r>
-      <w:r>
-        <w:rPr>
-          <w:rFonts w:eastAsia="游明朝" w:eastAsiaTheme="minorEastAsia"/>
-          <w:i w:val="1"/>
-          <w:iCs w:val="1"/>
-          <w:sz w:val="32"/>
-          <w:szCs w:val="32"/>
-        </w:rPr>
-        <w:t xml:space="preserve"> </w:t>
-      </w:r>
-      <w:r>
-        <w:rPr>
-          <w:rFonts w:eastAsia="游明朝" w:eastAsiaTheme="minorEastAsia"/>
-          <w:i w:val="1"/>
-          <w:iCs w:val="1"/>
-          <w:sz w:val="32"/>
-          <w:szCs w:val="32"/>
-        </w:rPr>
-        <w:t>vidéo</w:t>
-      </w:r>
-      <w:r>
-        <w:rPr>
-          <w:rFonts w:eastAsia="游明朝" w:eastAsiaTheme="minorEastAsia"/>
-          <w:i w:val="1"/>
-          <w:iCs w:val="1"/>
-          <w:sz w:val="32"/>
-          <w:szCs w:val="32"/>
-        </w:rPr>
-        <w:t>s</w:t>
-      </w:r>
-      <w:r>
-        <w:rPr>
-          <w:rFonts w:eastAsia="游明朝" w:eastAsiaTheme="minorEastAsia"/>
-          <w:i w:val="1"/>
-          <w:iCs w:val="1"/>
-          <w:sz w:val="32"/>
-          <w:szCs w:val="32"/>
-        </w:rPr>
-        <w:t xml:space="preserve"> court</w:t>
-      </w:r>
-      <w:r>
-        <w:rPr>
-          <w:rFonts w:eastAsia="游明朝" w:eastAsiaTheme="minorEastAsia"/>
-          <w:i w:val="1"/>
-          <w:iCs w:val="1"/>
-          <w:sz w:val="32"/>
-          <w:szCs w:val="32"/>
-        </w:rPr>
-        <w:t xml:space="preserve"> avec quelque image</w:t>
-      </w:r>
-    </w:p>
-    <w:p>
-      <w:pPr>
-        <w:rPr>
-          <w:rFonts w:eastAsia="游明朝" w:eastAsiaTheme="minorEastAsia"/>
-          <w:i w:val="1"/>
-          <w:iCs w:val="1"/>
-          <w:sz w:val="32"/>
-          <w:szCs w:val="32"/>
-        </w:rPr>
-      </w:pPr>
-    </w:p>
-    <w:p>
-      <w:r>
+      </w:pPr>
+    </w:p>
+    <w:p>
+      <w:pPr>
         <w:rPr>
           <w:rFonts w:eastAsiaTheme="minorEastAsia"/>
           <w:b/>
@@ -1508,8 +1244,9 @@
           <w:sz w:val="32"/>
           <w:szCs w:val="32"/>
         </w:rPr>
-        <w:t>Questions à poser</w:t>
-      </w:r>
+      </w:pPr>
+    </w:p>
+    <w:p>
       <w:r>
         <w:rPr>
           <w:rFonts w:eastAsiaTheme="minorEastAsia"/>
@@ -1520,8 +1257,10 @@
           <w:sz w:val="32"/>
           <w:szCs w:val="32"/>
         </w:rPr>
-        <w:t xml:space="preserve"> (</w:t>
-      </w:r>
+        <w:t>Contenue :</w:t>
+      </w:r>
+    </w:p>
+    <w:p>
       <w:r>
         <w:rPr>
           <w:rFonts w:eastAsiaTheme="minorEastAsia"/>
@@ -1532,132 +1271,102 @@
           <w:sz w:val="32"/>
           <w:szCs w:val="32"/>
         </w:rPr>
-        <w:t>personnes qui ne connaissent pas IA</w:t>
+        <w:t>Site web :</w:t>
       </w:r>
       <w:r>
         <w:rPr>
           <w:rFonts w:eastAsiaTheme="minorEastAsia"/>
-          <w:b/>
-          <w:bCs/>
           <w:i/>
           <w:iCs/>
           <w:sz w:val="32"/>
           <w:szCs w:val="32"/>
         </w:rPr>
-        <w:t>)</w:t>
+        <w:t xml:space="preserve"> texte écrit</w:t>
       </w:r>
       <w:r>
         <w:rPr>
           <w:rFonts w:eastAsiaTheme="minorEastAsia"/>
-          <w:b/>
-          <w:bCs/>
           <w:i/>
           <w:iCs/>
           <w:sz w:val="32"/>
           <w:szCs w:val="32"/>
         </w:rPr>
-        <w:t xml:space="preserve"> </w:t>
+        <w:t xml:space="preserve"> en </w:t>
       </w:r>
       <w:r>
         <w:rPr>
           <w:rFonts w:eastAsiaTheme="minorEastAsia"/>
-          <w:b/>
-          <w:bCs/>
           <w:i/>
           <w:iCs/>
           <w:sz w:val="32"/>
           <w:szCs w:val="32"/>
         </w:rPr>
-        <w:t>:</w:t>
-      </w:r>
-    </w:p>
-    <w:p>
-      <w:pPr>
-        <w:pStyle w:val="Paragraphedeliste"/>
-        <w:numPr>
-          <w:ilvl w:val="0"/>
-          <w:numId w:val="1"/>
-        </w:numPr>
+        <w:t>lien avec plusieurs</w:t>
+      </w:r>
+      <w:r>
         <w:rPr>
           <w:rFonts w:eastAsiaTheme="minorEastAsia"/>
-          <w:b/>
-          <w:bCs/>
           <w:i/>
           <w:iCs/>
           <w:sz w:val="32"/>
           <w:szCs w:val="32"/>
         </w:rPr>
-      </w:pPr>
+        <w:t xml:space="preserve"> </w:t>
+      </w:r>
       <w:r>
         <w:rPr>
           <w:rFonts w:eastAsiaTheme="minorEastAsia"/>
-          <w:b/>
-          <w:bCs/>
           <w:i/>
           <w:iCs/>
           <w:sz w:val="32"/>
           <w:szCs w:val="32"/>
         </w:rPr>
-        <w:t>Que faites-vous dans la vie ?</w:t>
-      </w:r>
-    </w:p>
-    <w:p>
-      <w:pPr>
-        <w:pStyle w:val="Paragraphedeliste"/>
-        <w:numPr>
-          <w:ilvl w:val="0"/>
-          <w:numId w:val="1"/>
-        </w:numPr>
+        <w:t>vidéo</w:t>
+      </w:r>
+      <w:r>
         <w:rPr>
           <w:rFonts w:eastAsiaTheme="minorEastAsia"/>
-          <w:b/>
-          <w:bCs/>
           <w:i/>
           <w:iCs/>
           <w:sz w:val="32"/>
           <w:szCs w:val="32"/>
         </w:rPr>
-      </w:pPr>
+        <w:t>s</w:t>
+      </w:r>
       <w:r>
         <w:rPr>
           <w:rFonts w:eastAsiaTheme="minorEastAsia"/>
-          <w:b/>
-          <w:bCs/>
           <w:i/>
           <w:iCs/>
           <w:sz w:val="32"/>
           <w:szCs w:val="32"/>
         </w:rPr>
-        <w:t>Expliquer ce qu’est l’IA sur tous ses avantages e</w:t>
+        <w:t xml:space="preserve"> court</w:t>
       </w:r>
       <w:r>
         <w:rPr>
           <w:rFonts w:eastAsiaTheme="minorEastAsia"/>
-          <w:b/>
-          <w:bCs/>
           <w:i/>
           <w:iCs/>
           <w:sz w:val="32"/>
           <w:szCs w:val="32"/>
         </w:rPr>
-        <w:t>t ses inconvénients</w:t>
-      </w:r>
-      <w:r>
+        <w:t xml:space="preserve"> avec quelque image</w:t>
+      </w:r>
+    </w:p>
+    <w:p>
+      <w:pPr>
         <w:rPr>
           <w:rFonts w:eastAsiaTheme="minorEastAsia"/>
-          <w:b/>
-          <w:bCs/>
           <w:i/>
           <w:iCs/>
           <w:sz w:val="32"/>
           <w:szCs w:val="32"/>
         </w:rPr>
-        <w:t>.</w:t>
-      </w:r>
-    </w:p>
-    <w:p>
-      <w:pPr>
-        <w:ind w:left="708"/>
+      </w:pPr>
+    </w:p>
+    <w:p>
+      <w:r>
         <w:rPr>
           <w:rFonts w:eastAsiaTheme="minorEastAsia"/>
           <w:b/>
@@ -1667,6 +1376,165 @@
           <w:sz w:val="32"/>
           <w:szCs w:val="32"/>
         </w:rPr>
+        <w:t>Questions à poser</w:t>
+      </w:r>
+      <w:r>
+        <w:rPr>
+          <w:rFonts w:eastAsiaTheme="minorEastAsia"/>
+          <w:b/>
+          <w:bCs/>
+          <w:i/>
+          <w:iCs/>
+          <w:sz w:val="32"/>
+          <w:szCs w:val="32"/>
+        </w:rPr>
+        <w:t xml:space="preserve"> (</w:t>
+      </w:r>
+      <w:r>
+        <w:rPr>
+          <w:rFonts w:eastAsiaTheme="minorEastAsia"/>
+          <w:b/>
+          <w:bCs/>
+          <w:i/>
+          <w:iCs/>
+          <w:sz w:val="32"/>
+          <w:szCs w:val="32"/>
+        </w:rPr>
+        <w:t>personnes qui ne connaissent pas IA</w:t>
+      </w:r>
+      <w:r>
+        <w:rPr>
+          <w:rFonts w:eastAsiaTheme="minorEastAsia"/>
+          <w:b/>
+          <w:bCs/>
+          <w:i/>
+          <w:iCs/>
+          <w:sz w:val="32"/>
+          <w:szCs w:val="32"/>
+        </w:rPr>
+        <w:t>)</w:t>
+      </w:r>
+      <w:r>
+        <w:rPr>
+          <w:rFonts w:eastAsiaTheme="minorEastAsia"/>
+          <w:b/>
+          <w:bCs/>
+          <w:i/>
+          <w:iCs/>
+          <w:sz w:val="32"/>
+          <w:szCs w:val="32"/>
+        </w:rPr>
+        <w:t xml:space="preserve"> </w:t>
+      </w:r>
+      <w:r>
+        <w:rPr>
+          <w:rFonts w:eastAsiaTheme="minorEastAsia"/>
+          <w:b/>
+          <w:bCs/>
+          <w:i/>
+          <w:iCs/>
+          <w:sz w:val="32"/>
+          <w:szCs w:val="32"/>
+        </w:rPr>
+        <w:t>:</w:t>
+      </w:r>
+    </w:p>
+    <w:p>
+      <w:pPr>
+        <w:pStyle w:val="Paragraphedeliste"/>
+        <w:numPr>
+          <w:ilvl w:val="0"/>
+          <w:numId w:val="4"/>
+        </w:numPr>
+        <w:rPr>
+          <w:rFonts w:eastAsiaTheme="minorEastAsia"/>
+          <w:b/>
+          <w:bCs/>
+          <w:i/>
+          <w:iCs/>
+          <w:sz w:val="32"/>
+          <w:szCs w:val="32"/>
+        </w:rPr>
+      </w:pPr>
+      <w:r>
+        <w:rPr>
+          <w:rFonts w:eastAsiaTheme="minorEastAsia"/>
+          <w:b/>
+          <w:bCs/>
+          <w:i/>
+          <w:iCs/>
+          <w:sz w:val="32"/>
+          <w:szCs w:val="32"/>
+        </w:rPr>
+        <w:t>Que faites-vous dans la vie ?</w:t>
+      </w:r>
+    </w:p>
+    <w:p>
+      <w:pPr>
+        <w:pStyle w:val="Paragraphedeliste"/>
+        <w:numPr>
+          <w:ilvl w:val="0"/>
+          <w:numId w:val="4"/>
+        </w:numPr>
+        <w:rPr>
+          <w:rFonts w:eastAsiaTheme="minorEastAsia"/>
+          <w:b/>
+          <w:bCs/>
+          <w:i/>
+          <w:iCs/>
+          <w:sz w:val="32"/>
+          <w:szCs w:val="32"/>
+        </w:rPr>
+      </w:pPr>
+      <w:r>
+        <w:rPr>
+          <w:rFonts w:eastAsiaTheme="minorEastAsia"/>
+          <w:b/>
+          <w:bCs/>
+          <w:i/>
+          <w:iCs/>
+          <w:sz w:val="32"/>
+          <w:szCs w:val="32"/>
+        </w:rPr>
+        <w:t>Expliquer ce qu’est l’IA sur tous ses avantages e</w:t>
+      </w:r>
+      <w:r>
+        <w:rPr>
+          <w:rFonts w:eastAsiaTheme="minorEastAsia"/>
+          <w:b/>
+          <w:bCs/>
+          <w:i/>
+          <w:iCs/>
+          <w:sz w:val="32"/>
+          <w:szCs w:val="32"/>
+        </w:rPr>
+        <w:t>t ses inconvénients</w:t>
+      </w:r>
+      <w:r>
+        <w:rPr>
+          <w:rFonts w:eastAsiaTheme="minorEastAsia"/>
+          <w:b/>
+          <w:bCs/>
+          <w:i/>
+          <w:iCs/>
+          <w:sz w:val="32"/>
+          <w:szCs w:val="32"/>
+        </w:rPr>
+        <w:t>.</w:t>
+      </w:r>
+    </w:p>
+    <w:p>
+      <w:pPr>
+        <w:ind w:left="708"/>
+        <w:rPr>
+          <w:rFonts w:eastAsiaTheme="minorEastAsia"/>
+          <w:b/>
+          <w:bCs/>
+          <w:i/>
+          <w:iCs/>
+          <w:sz w:val="32"/>
+          <w:szCs w:val="32"/>
+        </w:rPr>
       </w:pPr>
     </w:p>
     <w:p/>
@@ -1697,6 +1565,7 @@
           <w:szCs w:val="52"/>
           <w:u w:val="single"/>
         </w:rPr>
+        <w:lastRenderedPageBreak/>
         <w:t>Première étape recherche théorique :</w:t>
       </w:r>
     </w:p>
@@ -1799,9 +1668,30 @@
           <w:sz w:val="32"/>
           <w:szCs w:val="32"/>
         </w:rPr>
-        <w:t>Qu</w:t>
-      </w:r>
-      <w:r>
+        <w:t xml:space="preserve">Impact Professionnel : </w:t>
+      </w:r>
+    </w:p>
+    <w:p>
+      <w:pPr>
+        <w:rPr>
+          <w:b/>
+          <w:bCs/>
+          <w:sz w:val="28"/>
+          <w:szCs w:val="28"/>
+        </w:rPr>
+      </w:pPr>
+      <w:r>
+        <w:rPr>
+          <w:b/>
+          <w:bCs/>
+          <w:sz w:val="28"/>
+          <w:szCs w:val="28"/>
+        </w:rPr>
+        <w:t>(Inconvénients : Bruno, ) ; (Avantages : Anatolii, )</w:t>
+      </w:r>
+    </w:p>
+    <w:p>
+      <w:pPr>
         <w:rPr>
           <w:b/>
           <w:bCs/>
@@ -1810,30 +1700,8 @@
           <w:sz w:val="32"/>
           <w:szCs w:val="32"/>
         </w:rPr>
-        <w:t xml:space="preserve">Impact Professionnel : </w:t>
-      </w:r>
-    </w:p>
-    <w:p>
-      <w:pPr>
-        <w:rPr>
-          <w:b/>
-          <w:bCs/>
-          <w:sz w:val="28"/>
-          <w:szCs w:val="28"/>
-        </w:rPr>
-      </w:pPr>
-      <w:r>
-        <w:rPr>
-          <w:b/>
-          <w:bCs/>
-          <w:sz w:val="28"/>
-          <w:szCs w:val="28"/>
-        </w:rPr>
-        <w:t>(Inconvénients : Bruno, ) ; (Avantages : Anatolii, )</w:t>
-      </w:r>
-    </w:p>
-    <w:p>
-      <w:pPr>
+      </w:pPr>
+      <w:r>
         <w:rPr>
           <w:b/>
           <w:bCs/>
@@ -1842,16 +1710,6 @@
           <w:sz w:val="32"/>
           <w:szCs w:val="32"/>
         </w:rPr>
-      </w:pPr>
-      <w:r>
-        <w:rPr>
-          <w:b/>
-          <w:bCs/>
-          <w:i/>
-          <w:iCs/>
-          <w:sz w:val="32"/>
-          <w:szCs w:val="32"/>
-        </w:rPr>
         <w:t xml:space="preserve">Impact sociétal : </w:t>
       </w:r>
     </w:p>
@@ -1880,11 +1738,11 @@
         <w:pStyle w:val="Paragraphedeliste"/>
         <w:numPr>
           <w:ilvl w:val="0"/>
-          <w:numId w:val="14"/>
+          <w:numId w:val="17"/>
         </w:numPr>
         <w:spacing w:line="480" w:lineRule="auto"/>
         <w:rPr>
-          <w:rFonts w:ascii="Calibri" w:hAnsi="Calibri" w:eastAsia="Calibri" w:cs="Calibri"/>
+          <w:rFonts w:ascii="Calibri" w:eastAsia="Calibri" w:hAnsi="Calibri" w:cs="Calibri"/>
           <w:b/>
           <w:bCs/>
           <w:sz w:val="44"/>
@@ -1893,7 +1751,7 @@
       </w:pPr>
       <w:r>
         <w:rPr>
-          <w:rFonts w:ascii="Calibri" w:hAnsi="Calibri" w:eastAsia="Calibri" w:cs="Calibri"/>
+          <w:rFonts w:ascii="Calibri" w:eastAsia="Calibri" w:hAnsi="Calibri" w:cs="Calibri"/>
           <w:b/>
           <w:bCs/>
           <w:sz w:val="44"/>
@@ -1903,7 +1761,7 @@
       </w:r>
       <w:r>
         <w:rPr>
-          <w:rFonts w:ascii="Calibri" w:hAnsi="Calibri" w:eastAsia="Calibri" w:cs="Calibri"/>
+          <w:rFonts w:ascii="Calibri" w:eastAsia="Calibri" w:hAnsi="Calibri" w:cs="Calibri"/>
           <w:b/>
           <w:bCs/>
           <w:sz w:val="44"/>
@@ -1916,16 +1774,16 @@
       <w:pPr>
         <w:spacing w:line="276" w:lineRule="auto"/>
         <w:rPr>
-          <w:rFonts w:ascii="Times New Roman" w:hAnsi="Times New Roman" w:eastAsia="Times New Roman" w:cs="Times New Roman"/>
-          <w:b/>
-          <w:bCs/>
-          <w:sz w:val="24"/>
-          <w:szCs w:val="24"/>
-        </w:rPr>
-      </w:pPr>
-      <w:r>
-        <w:rPr>
-          <w:rFonts w:ascii="Times New Roman" w:hAnsi="Times New Roman" w:eastAsia="Times New Roman" w:cs="Times New Roman"/>
+          <w:rFonts w:ascii="Times New Roman" w:eastAsia="Times New Roman" w:hAnsi="Times New Roman" w:cs="Times New Roman"/>
+          <w:b/>
+          <w:bCs/>
+          <w:sz w:val="24"/>
+          <w:szCs w:val="24"/>
+        </w:rPr>
+      </w:pPr>
+      <w:r>
+        <w:rPr>
+          <w:rFonts w:ascii="Times New Roman" w:eastAsia="Times New Roman" w:hAnsi="Times New Roman" w:cs="Times New Roman"/>
           <w:b/>
           <w:bCs/>
           <w:sz w:val="24"/>
@@ -1938,16 +1796,16 @@
       <w:pPr>
         <w:spacing w:line="276" w:lineRule="auto"/>
         <w:rPr>
-          <w:rFonts w:ascii="Times New Roman" w:hAnsi="Times New Roman" w:eastAsia="Times New Roman" w:cs="Times New Roman"/>
-          <w:b/>
-          <w:bCs/>
-          <w:sz w:val="24"/>
-          <w:szCs w:val="24"/>
-        </w:rPr>
-      </w:pPr>
-      <w:r>
-        <w:rPr>
-          <w:rFonts w:ascii="Times New Roman" w:hAnsi="Times New Roman" w:eastAsia="Times New Roman" w:cs="Times New Roman"/>
+          <w:rFonts w:ascii="Times New Roman" w:eastAsia="Times New Roman" w:hAnsi="Times New Roman" w:cs="Times New Roman"/>
+          <w:b/>
+          <w:bCs/>
+          <w:sz w:val="24"/>
+          <w:szCs w:val="24"/>
+        </w:rPr>
+      </w:pPr>
+      <w:r>
+        <w:rPr>
+          <w:rFonts w:ascii="Times New Roman" w:eastAsia="Times New Roman" w:hAnsi="Times New Roman" w:cs="Times New Roman"/>
           <w:b/>
           <w:bCs/>
           <w:sz w:val="24"/>
@@ -1960,16 +1818,16 @@
       <w:pPr>
         <w:spacing w:line="276" w:lineRule="auto"/>
         <w:rPr>
-          <w:rFonts w:ascii="Times New Roman" w:hAnsi="Times New Roman" w:eastAsia="Times New Roman" w:cs="Times New Roman"/>
-          <w:b/>
-          <w:bCs/>
-          <w:sz w:val="24"/>
-          <w:szCs w:val="24"/>
-        </w:rPr>
-      </w:pPr>
-      <w:r>
-        <w:rPr>
-          <w:rFonts w:ascii="Times New Roman" w:hAnsi="Times New Roman" w:eastAsia="Times New Roman" w:cs="Times New Roman"/>
+          <w:rFonts w:ascii="Times New Roman" w:eastAsia="Times New Roman" w:hAnsi="Times New Roman" w:cs="Times New Roman"/>
+          <w:b/>
+          <w:bCs/>
+          <w:sz w:val="24"/>
+          <w:szCs w:val="24"/>
+        </w:rPr>
+      </w:pPr>
+      <w:r>
+        <w:rPr>
+          <w:rFonts w:ascii="Times New Roman" w:eastAsia="Times New Roman" w:hAnsi="Times New Roman" w:cs="Times New Roman"/>
           <w:b/>
           <w:bCs/>
           <w:sz w:val="24"/>
@@ -1982,16 +1840,16 @@
       <w:pPr>
         <w:spacing w:line="276" w:lineRule="auto"/>
         <w:rPr>
-          <w:rFonts w:ascii="Times New Roman" w:hAnsi="Times New Roman" w:eastAsia="Times New Roman" w:cs="Times New Roman"/>
-          <w:b/>
-          <w:bCs/>
-          <w:sz w:val="24"/>
-          <w:szCs w:val="24"/>
-        </w:rPr>
-      </w:pPr>
-      <w:r>
-        <w:rPr>
-          <w:rFonts w:ascii="Times New Roman" w:hAnsi="Times New Roman" w:eastAsia="Times New Roman" w:cs="Times New Roman"/>
+          <w:rFonts w:ascii="Times New Roman" w:eastAsia="Times New Roman" w:hAnsi="Times New Roman" w:cs="Times New Roman"/>
+          <w:b/>
+          <w:bCs/>
+          <w:sz w:val="24"/>
+          <w:szCs w:val="24"/>
+        </w:rPr>
+      </w:pPr>
+      <w:r>
+        <w:rPr>
+          <w:rFonts w:ascii="Times New Roman" w:eastAsia="Times New Roman" w:hAnsi="Times New Roman" w:cs="Times New Roman"/>
           <w:b/>
           <w:bCs/>
           <w:sz w:val="24"/>
@@ -2003,21 +1861,22 @@
     <w:p>
       <w:pPr>
         <w:rPr>
-          <w:rFonts w:ascii="Times New Roman" w:hAnsi="Times New Roman" w:eastAsia="Times New Roman" w:cs="Times New Roman"/>
-          <w:b/>
-          <w:bCs/>
-          <w:sz w:val="24"/>
-          <w:szCs w:val="24"/>
-        </w:rPr>
-      </w:pPr>
-      <w:r>
-        <w:rPr>
-          <w:rFonts w:ascii="Times New Roman" w:hAnsi="Times New Roman" w:eastAsia="Times New Roman" w:cs="Times New Roman"/>
-          <w:b/>
-          <w:bCs/>
-          <w:sz w:val="24"/>
-          <w:szCs w:val="24"/>
-        </w:rPr>
+          <w:rFonts w:ascii="Times New Roman" w:eastAsia="Times New Roman" w:hAnsi="Times New Roman" w:cs="Times New Roman"/>
+          <w:b/>
+          <w:bCs/>
+          <w:sz w:val="24"/>
+          <w:szCs w:val="24"/>
+        </w:rPr>
+      </w:pPr>
+      <w:r>
+        <w:rPr>
+          <w:rFonts w:ascii="Times New Roman" w:eastAsia="Times New Roman" w:hAnsi="Times New Roman" w:cs="Times New Roman"/>
+          <w:b/>
+          <w:bCs/>
+          <w:sz w:val="24"/>
+          <w:szCs w:val="24"/>
+        </w:rPr>
+        <w:lastRenderedPageBreak/>
         <w:t>Utilisons l’intelligence artificielle avec conscience, modération et responsabilité. Parce que protéger notre avenir, c’est aussi savoir réfléchir à l’impact de nos usages aujourd’hui.</w:t>
       </w:r>
     </w:p>
@@ -2025,16 +1884,16 @@
       <w:pPr>
         <w:spacing w:line="276" w:lineRule="auto"/>
         <w:rPr>
-          <w:rFonts w:ascii="Times New Roman" w:hAnsi="Times New Roman" w:eastAsia="Times New Roman" w:cs="Times New Roman"/>
-          <w:b/>
-          <w:bCs/>
-          <w:sz w:val="24"/>
-          <w:szCs w:val="24"/>
-        </w:rPr>
-      </w:pPr>
-      <w:r>
-        <w:rPr>
-          <w:rFonts w:ascii="Times New Roman" w:hAnsi="Times New Roman" w:eastAsia="Times New Roman" w:cs="Times New Roman"/>
+          <w:rFonts w:ascii="Times New Roman" w:eastAsia="Times New Roman" w:hAnsi="Times New Roman" w:cs="Times New Roman"/>
+          <w:b/>
+          <w:bCs/>
+          <w:sz w:val="24"/>
+          <w:szCs w:val="24"/>
+        </w:rPr>
+      </w:pPr>
+      <w:r>
+        <w:rPr>
+          <w:rFonts w:ascii="Times New Roman" w:eastAsia="Times New Roman" w:hAnsi="Times New Roman" w:cs="Times New Roman"/>
           <w:b/>
           <w:bCs/>
           <w:sz w:val="24"/>
@@ -2047,16 +1906,16 @@
       <w:pPr>
         <w:spacing w:line="276" w:lineRule="auto"/>
         <w:rPr>
-          <w:rFonts w:ascii="Times New Roman" w:hAnsi="Times New Roman" w:eastAsia="Times New Roman" w:cs="Times New Roman"/>
-          <w:b/>
-          <w:bCs/>
-          <w:sz w:val="24"/>
-          <w:szCs w:val="24"/>
-        </w:rPr>
-      </w:pPr>
-      <w:r>
-        <w:rPr>
-          <w:rFonts w:ascii="Times New Roman" w:hAnsi="Times New Roman" w:eastAsia="Times New Roman" w:cs="Times New Roman"/>
+          <w:rFonts w:ascii="Times New Roman" w:eastAsia="Times New Roman" w:hAnsi="Times New Roman" w:cs="Times New Roman"/>
+          <w:b/>
+          <w:bCs/>
+          <w:sz w:val="24"/>
+          <w:szCs w:val="24"/>
+        </w:rPr>
+      </w:pPr>
+      <w:r>
+        <w:rPr>
+          <w:rFonts w:ascii="Times New Roman" w:eastAsia="Times New Roman" w:hAnsi="Times New Roman" w:cs="Times New Roman"/>
           <w:b/>
           <w:bCs/>
           <w:sz w:val="24"/>
@@ -2069,14 +1928,14 @@
       <w:pPr>
         <w:spacing w:line="276" w:lineRule="auto"/>
         <w:rPr>
-          <w:rFonts w:ascii="Times New Roman" w:hAnsi="Times New Roman" w:eastAsia="Times New Roman" w:cs="Times New Roman"/>
-          <w:sz w:val="24"/>
-          <w:szCs w:val="24"/>
-        </w:rPr>
-      </w:pPr>
-      <w:r>
-        <w:rPr>
-          <w:rFonts w:ascii="Times New Roman" w:hAnsi="Times New Roman" w:eastAsia="Times New Roman" w:cs="Times New Roman"/>
+          <w:rFonts w:ascii="Times New Roman" w:eastAsia="Times New Roman" w:hAnsi="Times New Roman" w:cs="Times New Roman"/>
+          <w:sz w:val="24"/>
+          <w:szCs w:val="24"/>
+        </w:rPr>
+      </w:pPr>
+      <w:r>
+        <w:rPr>
+          <w:rFonts w:ascii="Times New Roman" w:eastAsia="Times New Roman" w:hAnsi="Times New Roman" w:cs="Times New Roman"/>
           <w:sz w:val="24"/>
           <w:szCs w:val="24"/>
         </w:rPr>
@@ -2087,14 +1946,14 @@
       <w:pPr>
         <w:spacing w:line="276" w:lineRule="auto"/>
         <w:rPr>
-          <w:rFonts w:ascii="Times New Roman" w:hAnsi="Times New Roman" w:eastAsia="Times New Roman" w:cs="Times New Roman"/>
-          <w:sz w:val="24"/>
-          <w:szCs w:val="24"/>
-        </w:rPr>
-      </w:pPr>
-      <w:r>
-        <w:rPr>
-          <w:rFonts w:ascii="Times New Roman" w:hAnsi="Times New Roman" w:eastAsia="Times New Roman" w:cs="Times New Roman"/>
+          <w:rFonts w:ascii="Times New Roman" w:eastAsia="Times New Roman" w:hAnsi="Times New Roman" w:cs="Times New Roman"/>
+          <w:sz w:val="24"/>
+          <w:szCs w:val="24"/>
+        </w:rPr>
+      </w:pPr>
+      <w:r>
+        <w:rPr>
+          <w:rFonts w:ascii="Times New Roman" w:eastAsia="Times New Roman" w:hAnsi="Times New Roman" w:cs="Times New Roman"/>
           <w:sz w:val="24"/>
           <w:szCs w:val="24"/>
         </w:rPr>
@@ -2102,7 +1961,7 @@
       </w:r>
       <w:r>
         <w:rPr>
-          <w:rFonts w:ascii="Times New Roman" w:hAnsi="Times New Roman" w:eastAsia="Times New Roman" w:cs="Times New Roman"/>
+          <w:rFonts w:ascii="Times New Roman" w:eastAsia="Times New Roman" w:hAnsi="Times New Roman" w:cs="Times New Roman"/>
           <w:b/>
           <w:bCs/>
           <w:sz w:val="24"/>
@@ -2112,7 +1971,7 @@
       </w:r>
       <w:r>
         <w:rPr>
-          <w:rFonts w:ascii="Times New Roman" w:hAnsi="Times New Roman" w:eastAsia="Times New Roman" w:cs="Times New Roman"/>
+          <w:rFonts w:ascii="Times New Roman" w:eastAsia="Times New Roman" w:hAnsi="Times New Roman" w:cs="Times New Roman"/>
           <w:sz w:val="24"/>
           <w:szCs w:val="24"/>
         </w:rPr>
@@ -2123,16 +1982,16 @@
       <w:pPr>
         <w:spacing w:line="276" w:lineRule="auto"/>
         <w:rPr>
-          <w:rFonts w:ascii="Times New Roman" w:hAnsi="Times New Roman" w:eastAsia="Times New Roman" w:cs="Times New Roman"/>
-          <w:b/>
-          <w:bCs/>
-          <w:sz w:val="24"/>
-          <w:szCs w:val="24"/>
-        </w:rPr>
-      </w:pPr>
-      <w:r>
-        <w:rPr>
-          <w:rFonts w:ascii="Times New Roman" w:hAnsi="Times New Roman" w:eastAsia="Times New Roman" w:cs="Times New Roman"/>
+          <w:rFonts w:ascii="Times New Roman" w:eastAsia="Times New Roman" w:hAnsi="Times New Roman" w:cs="Times New Roman"/>
+          <w:b/>
+          <w:bCs/>
+          <w:sz w:val="24"/>
+          <w:szCs w:val="24"/>
+        </w:rPr>
+      </w:pPr>
+      <w:r>
+        <w:rPr>
+          <w:rFonts w:ascii="Times New Roman" w:eastAsia="Times New Roman" w:hAnsi="Times New Roman" w:cs="Times New Roman"/>
           <w:b/>
           <w:bCs/>
           <w:sz w:val="24"/>
@@ -2145,16 +2004,16 @@
       <w:pPr>
         <w:spacing w:line="276" w:lineRule="auto"/>
         <w:rPr>
-          <w:rFonts w:ascii="Times New Roman" w:hAnsi="Times New Roman" w:eastAsia="Times New Roman" w:cs="Times New Roman"/>
-          <w:b/>
-          <w:bCs/>
-          <w:sz w:val="24"/>
-          <w:szCs w:val="24"/>
-        </w:rPr>
-      </w:pPr>
-      <w:r>
-        <w:rPr>
-          <w:rFonts w:ascii="Times New Roman" w:hAnsi="Times New Roman" w:eastAsia="Times New Roman" w:cs="Times New Roman"/>
+          <w:rFonts w:ascii="Times New Roman" w:eastAsia="Times New Roman" w:hAnsi="Times New Roman" w:cs="Times New Roman"/>
+          <w:b/>
+          <w:bCs/>
+          <w:sz w:val="24"/>
+          <w:szCs w:val="24"/>
+        </w:rPr>
+      </w:pPr>
+      <w:r>
+        <w:rPr>
+          <w:rFonts w:ascii="Times New Roman" w:eastAsia="Times New Roman" w:hAnsi="Times New Roman" w:cs="Times New Roman"/>
           <w:b/>
           <w:bCs/>
           <w:sz w:val="24"/>
@@ -2167,14 +2026,14 @@
       <w:pPr>
         <w:spacing w:line="276" w:lineRule="auto"/>
         <w:rPr>
-          <w:rFonts w:ascii="Times New Roman" w:hAnsi="Times New Roman" w:eastAsia="Times New Roman" w:cs="Times New Roman"/>
-          <w:sz w:val="24"/>
-          <w:szCs w:val="24"/>
-        </w:rPr>
-      </w:pPr>
-      <w:r>
-        <w:rPr>
-          <w:rFonts w:ascii="Times New Roman" w:hAnsi="Times New Roman" w:eastAsia="Times New Roman" w:cs="Times New Roman"/>
+          <w:rFonts w:ascii="Times New Roman" w:eastAsia="Times New Roman" w:hAnsi="Times New Roman" w:cs="Times New Roman"/>
+          <w:sz w:val="24"/>
+          <w:szCs w:val="24"/>
+        </w:rPr>
+      </w:pPr>
+      <w:r>
+        <w:rPr>
+          <w:rFonts w:ascii="Times New Roman" w:eastAsia="Times New Roman" w:hAnsi="Times New Roman" w:cs="Times New Roman"/>
           <w:sz w:val="24"/>
           <w:szCs w:val="24"/>
         </w:rPr>
@@ -2185,14 +2044,14 @@
       <w:pPr>
         <w:spacing w:line="276" w:lineRule="auto"/>
         <w:rPr>
-          <w:rFonts w:ascii="Times New Roman" w:hAnsi="Times New Roman" w:eastAsia="Times New Roman" w:cs="Times New Roman"/>
-          <w:sz w:val="24"/>
-          <w:szCs w:val="24"/>
-        </w:rPr>
-      </w:pPr>
-      <w:r>
-        <w:rPr>
-          <w:rFonts w:ascii="Times New Roman" w:hAnsi="Times New Roman" w:eastAsia="Times New Roman" w:cs="Times New Roman"/>
+          <w:rFonts w:ascii="Times New Roman" w:eastAsia="Times New Roman" w:hAnsi="Times New Roman" w:cs="Times New Roman"/>
+          <w:sz w:val="24"/>
+          <w:szCs w:val="24"/>
+        </w:rPr>
+      </w:pPr>
+      <w:r>
+        <w:rPr>
+          <w:rFonts w:ascii="Times New Roman" w:eastAsia="Times New Roman" w:hAnsi="Times New Roman" w:cs="Times New Roman"/>
           <w:sz w:val="24"/>
           <w:szCs w:val="24"/>
         </w:rPr>
@@ -2200,7 +2059,7 @@
       </w:r>
       <w:r>
         <w:rPr>
-          <w:rFonts w:ascii="Times New Roman" w:hAnsi="Times New Roman" w:eastAsia="Times New Roman" w:cs="Times New Roman"/>
+          <w:rFonts w:ascii="Times New Roman" w:eastAsia="Times New Roman" w:hAnsi="Times New Roman" w:cs="Times New Roman"/>
           <w:b/>
           <w:bCs/>
           <w:sz w:val="24"/>
@@ -2210,7 +2069,7 @@
       </w:r>
       <w:r>
         <w:rPr>
-          <w:rFonts w:ascii="Times New Roman" w:hAnsi="Times New Roman" w:eastAsia="Times New Roman" w:cs="Times New Roman"/>
+          <w:rFonts w:ascii="Times New Roman" w:eastAsia="Times New Roman" w:hAnsi="Times New Roman" w:cs="Times New Roman"/>
           <w:sz w:val="24"/>
           <w:szCs w:val="24"/>
         </w:rPr>
@@ -2221,16 +2080,16 @@
       <w:pPr>
         <w:spacing w:line="276" w:lineRule="auto"/>
         <w:rPr>
-          <w:rFonts w:ascii="Times New Roman" w:hAnsi="Times New Roman" w:eastAsia="Times New Roman" w:cs="Times New Roman"/>
-          <w:b/>
-          <w:bCs/>
-          <w:sz w:val="24"/>
-          <w:szCs w:val="24"/>
-        </w:rPr>
-      </w:pPr>
-      <w:r>
-        <w:rPr>
-          <w:rFonts w:ascii="Times New Roman" w:hAnsi="Times New Roman" w:eastAsia="Times New Roman" w:cs="Times New Roman"/>
+          <w:rFonts w:ascii="Times New Roman" w:eastAsia="Times New Roman" w:hAnsi="Times New Roman" w:cs="Times New Roman"/>
+          <w:b/>
+          <w:bCs/>
+          <w:sz w:val="24"/>
+          <w:szCs w:val="24"/>
+        </w:rPr>
+      </w:pPr>
+      <w:r>
+        <w:rPr>
+          <w:rFonts w:ascii="Times New Roman" w:eastAsia="Times New Roman" w:hAnsi="Times New Roman" w:cs="Times New Roman"/>
           <w:b/>
           <w:bCs/>
           <w:sz w:val="24"/>
@@ -2243,14 +2102,14 @@
       <w:pPr>
         <w:spacing w:line="276" w:lineRule="auto"/>
         <w:rPr>
-          <w:rFonts w:ascii="Times New Roman" w:hAnsi="Times New Roman" w:eastAsia="Times New Roman" w:cs="Times New Roman"/>
-          <w:sz w:val="24"/>
-          <w:szCs w:val="24"/>
-        </w:rPr>
-      </w:pPr>
-      <w:r>
-        <w:rPr>
-          <w:rFonts w:ascii="Times New Roman" w:hAnsi="Times New Roman" w:eastAsia="Times New Roman" w:cs="Times New Roman"/>
+          <w:rFonts w:ascii="Times New Roman" w:eastAsia="Times New Roman" w:hAnsi="Times New Roman" w:cs="Times New Roman"/>
+          <w:sz w:val="24"/>
+          <w:szCs w:val="24"/>
+        </w:rPr>
+      </w:pPr>
+      <w:r>
+        <w:rPr>
+          <w:rFonts w:ascii="Times New Roman" w:eastAsia="Times New Roman" w:hAnsi="Times New Roman" w:cs="Times New Roman"/>
           <w:sz w:val="24"/>
           <w:szCs w:val="24"/>
         </w:rPr>
@@ -2261,16 +2120,16 @@
       <w:pPr>
         <w:spacing w:line="276" w:lineRule="auto"/>
         <w:rPr>
-          <w:rFonts w:ascii="Times New Roman" w:hAnsi="Times New Roman" w:eastAsia="Times New Roman" w:cs="Times New Roman"/>
-          <w:b/>
-          <w:bCs/>
-          <w:sz w:val="24"/>
-          <w:szCs w:val="24"/>
-        </w:rPr>
-      </w:pPr>
-      <w:r>
-        <w:rPr>
-          <w:rFonts w:ascii="Times New Roman" w:hAnsi="Times New Roman" w:eastAsia="Times New Roman" w:cs="Times New Roman"/>
+          <w:rFonts w:ascii="Times New Roman" w:eastAsia="Times New Roman" w:hAnsi="Times New Roman" w:cs="Times New Roman"/>
+          <w:b/>
+          <w:bCs/>
+          <w:sz w:val="24"/>
+          <w:szCs w:val="24"/>
+        </w:rPr>
+      </w:pPr>
+      <w:r>
+        <w:rPr>
+          <w:rFonts w:ascii="Times New Roman" w:eastAsia="Times New Roman" w:hAnsi="Times New Roman" w:cs="Times New Roman"/>
           <w:sz w:val="24"/>
           <w:szCs w:val="24"/>
         </w:rPr>
@@ -2278,7 +2137,7 @@
       </w:r>
       <w:r>
         <w:rPr>
-          <w:rFonts w:ascii="Times New Roman" w:hAnsi="Times New Roman" w:eastAsia="Times New Roman" w:cs="Times New Roman"/>
+          <w:rFonts w:ascii="Times New Roman" w:eastAsia="Times New Roman" w:hAnsi="Times New Roman" w:cs="Times New Roman"/>
           <w:b/>
           <w:bCs/>
           <w:sz w:val="24"/>
@@ -2292,7 +2151,7 @@
         <w:pStyle w:val="Paragraphedeliste"/>
         <w:numPr>
           <w:ilvl w:val="0"/>
-          <w:numId w:val="24"/>
+          <w:numId w:val="27"/>
         </w:numPr>
         <w:tabs>
           <w:tab w:val="left" w:pos="0"/>
@@ -2300,14 +2159,14 @@
         </w:tabs>
         <w:spacing w:line="276" w:lineRule="auto"/>
         <w:rPr>
-          <w:rFonts w:ascii="Times New Roman" w:hAnsi="Times New Roman" w:eastAsia="Times New Roman" w:cs="Times New Roman"/>
-          <w:sz w:val="24"/>
-          <w:szCs w:val="24"/>
-        </w:rPr>
-      </w:pPr>
-      <w:r>
-        <w:rPr>
-          <w:rFonts w:ascii="Times New Roman" w:hAnsi="Times New Roman" w:eastAsia="Times New Roman" w:cs="Times New Roman"/>
+          <w:rFonts w:ascii="Times New Roman" w:eastAsia="Times New Roman" w:hAnsi="Times New Roman" w:cs="Times New Roman"/>
+          <w:sz w:val="24"/>
+          <w:szCs w:val="24"/>
+        </w:rPr>
+      </w:pPr>
+      <w:r>
+        <w:rPr>
+          <w:rFonts w:ascii="Times New Roman" w:eastAsia="Times New Roman" w:hAnsi="Times New Roman" w:cs="Times New Roman"/>
           <w:sz w:val="24"/>
           <w:szCs w:val="24"/>
         </w:rPr>
@@ -2319,7 +2178,7 @@
         <w:pStyle w:val="Paragraphedeliste"/>
         <w:numPr>
           <w:ilvl w:val="0"/>
-          <w:numId w:val="24"/>
+          <w:numId w:val="27"/>
         </w:numPr>
         <w:tabs>
           <w:tab w:val="left" w:pos="0"/>
@@ -2327,14 +2186,14 @@
         </w:tabs>
         <w:spacing w:line="276" w:lineRule="auto"/>
         <w:rPr>
-          <w:rFonts w:ascii="Times New Roman" w:hAnsi="Times New Roman" w:eastAsia="Times New Roman" w:cs="Times New Roman"/>
-          <w:sz w:val="24"/>
-          <w:szCs w:val="24"/>
-        </w:rPr>
-      </w:pPr>
-      <w:r>
-        <w:rPr>
-          <w:rFonts w:ascii="Times New Roman" w:hAnsi="Times New Roman" w:eastAsia="Times New Roman" w:cs="Times New Roman"/>
+          <w:rFonts w:ascii="Times New Roman" w:eastAsia="Times New Roman" w:hAnsi="Times New Roman" w:cs="Times New Roman"/>
+          <w:sz w:val="24"/>
+          <w:szCs w:val="24"/>
+        </w:rPr>
+      </w:pPr>
+      <w:r>
+        <w:rPr>
+          <w:rFonts w:ascii="Times New Roman" w:eastAsia="Times New Roman" w:hAnsi="Times New Roman" w:cs="Times New Roman"/>
           <w:sz w:val="24"/>
           <w:szCs w:val="24"/>
         </w:rPr>
@@ -2346,7 +2205,7 @@
         <w:pStyle w:val="Paragraphedeliste"/>
         <w:numPr>
           <w:ilvl w:val="0"/>
-          <w:numId w:val="24"/>
+          <w:numId w:val="27"/>
         </w:numPr>
         <w:tabs>
           <w:tab w:val="left" w:pos="0"/>
@@ -2354,14 +2213,14 @@
         </w:tabs>
         <w:spacing w:line="276" w:lineRule="auto"/>
         <w:rPr>
-          <w:rFonts w:ascii="Times New Roman" w:hAnsi="Times New Roman" w:eastAsia="Times New Roman" w:cs="Times New Roman"/>
-          <w:sz w:val="24"/>
-          <w:szCs w:val="24"/>
-        </w:rPr>
-      </w:pPr>
-      <w:r>
-        <w:rPr>
-          <w:rFonts w:ascii="Times New Roman" w:hAnsi="Times New Roman" w:eastAsia="Times New Roman" w:cs="Times New Roman"/>
+          <w:rFonts w:ascii="Times New Roman" w:eastAsia="Times New Roman" w:hAnsi="Times New Roman" w:cs="Times New Roman"/>
+          <w:sz w:val="24"/>
+          <w:szCs w:val="24"/>
+        </w:rPr>
+      </w:pPr>
+      <w:r>
+        <w:rPr>
+          <w:rFonts w:ascii="Times New Roman" w:eastAsia="Times New Roman" w:hAnsi="Times New Roman" w:cs="Times New Roman"/>
           <w:sz w:val="24"/>
           <w:szCs w:val="24"/>
         </w:rPr>
@@ -2373,7 +2232,7 @@
         <w:pStyle w:val="Paragraphedeliste"/>
         <w:numPr>
           <w:ilvl w:val="0"/>
-          <w:numId w:val="24"/>
+          <w:numId w:val="27"/>
         </w:numPr>
         <w:tabs>
           <w:tab w:val="left" w:pos="0"/>
@@ -2381,14 +2240,14 @@
         </w:tabs>
         <w:spacing w:line="276" w:lineRule="auto"/>
         <w:rPr>
-          <w:rFonts w:ascii="Times New Roman" w:hAnsi="Times New Roman" w:eastAsia="Times New Roman" w:cs="Times New Roman"/>
-          <w:sz w:val="24"/>
-          <w:szCs w:val="24"/>
-        </w:rPr>
-      </w:pPr>
-      <w:r>
-        <w:rPr>
-          <w:rFonts w:ascii="Times New Roman" w:hAnsi="Times New Roman" w:eastAsia="Times New Roman" w:cs="Times New Roman"/>
+          <w:rFonts w:ascii="Times New Roman" w:eastAsia="Times New Roman" w:hAnsi="Times New Roman" w:cs="Times New Roman"/>
+          <w:sz w:val="24"/>
+          <w:szCs w:val="24"/>
+        </w:rPr>
+      </w:pPr>
+      <w:r>
+        <w:rPr>
+          <w:rFonts w:ascii="Times New Roman" w:eastAsia="Times New Roman" w:hAnsi="Times New Roman" w:cs="Times New Roman"/>
           <w:sz w:val="24"/>
           <w:szCs w:val="24"/>
         </w:rPr>
@@ -2400,7 +2259,7 @@
         <w:pStyle w:val="Paragraphedeliste"/>
         <w:numPr>
           <w:ilvl w:val="0"/>
-          <w:numId w:val="24"/>
+          <w:numId w:val="27"/>
         </w:numPr>
         <w:tabs>
           <w:tab w:val="left" w:pos="0"/>
@@ -2408,14 +2267,14 @@
         </w:tabs>
         <w:spacing w:line="276" w:lineRule="auto"/>
         <w:rPr>
-          <w:rFonts w:ascii="Times New Roman" w:hAnsi="Times New Roman" w:eastAsia="Times New Roman" w:cs="Times New Roman"/>
-          <w:sz w:val="24"/>
-          <w:szCs w:val="24"/>
-        </w:rPr>
-      </w:pPr>
-      <w:r>
-        <w:rPr>
-          <w:rFonts w:ascii="Times New Roman" w:hAnsi="Times New Roman" w:eastAsia="Times New Roman" w:cs="Times New Roman"/>
+          <w:rFonts w:ascii="Times New Roman" w:eastAsia="Times New Roman" w:hAnsi="Times New Roman" w:cs="Times New Roman"/>
+          <w:sz w:val="24"/>
+          <w:szCs w:val="24"/>
+        </w:rPr>
+      </w:pPr>
+      <w:r>
+        <w:rPr>
+          <w:rFonts w:ascii="Times New Roman" w:eastAsia="Times New Roman" w:hAnsi="Times New Roman" w:cs="Times New Roman"/>
           <w:sz w:val="24"/>
           <w:szCs w:val="24"/>
         </w:rPr>
@@ -2427,7 +2286,7 @@
         <w:pStyle w:val="Paragraphedeliste"/>
         <w:numPr>
           <w:ilvl w:val="0"/>
-          <w:numId w:val="24"/>
+          <w:numId w:val="27"/>
         </w:numPr>
         <w:tabs>
           <w:tab w:val="left" w:pos="0"/>
@@ -2435,17 +2294,18 @@
         </w:tabs>
         <w:spacing w:line="276" w:lineRule="auto"/>
         <w:rPr>
-          <w:rFonts w:ascii="Times New Roman" w:hAnsi="Times New Roman" w:eastAsia="Times New Roman" w:cs="Times New Roman"/>
-          <w:sz w:val="24"/>
-          <w:szCs w:val="24"/>
-        </w:rPr>
-      </w:pPr>
-      <w:r>
-        <w:rPr>
-          <w:rFonts w:ascii="Times New Roman" w:hAnsi="Times New Roman" w:eastAsia="Times New Roman" w:cs="Times New Roman"/>
-          <w:sz w:val="24"/>
-          <w:szCs w:val="24"/>
-        </w:rPr>
+          <w:rFonts w:ascii="Times New Roman" w:eastAsia="Times New Roman" w:hAnsi="Times New Roman" w:cs="Times New Roman"/>
+          <w:sz w:val="24"/>
+          <w:szCs w:val="24"/>
+        </w:rPr>
+      </w:pPr>
+      <w:r>
+        <w:rPr>
+          <w:rFonts w:ascii="Times New Roman" w:eastAsia="Times New Roman" w:hAnsi="Times New Roman" w:cs="Times New Roman"/>
+          <w:sz w:val="24"/>
+          <w:szCs w:val="24"/>
+        </w:rPr>
+        <w:lastRenderedPageBreak/>
         <w:t xml:space="preserve"> </w:t>
       </w:r>
     </w:p>
@@ -2454,14 +2314,14 @@
         <w:spacing w:line="276" w:lineRule="auto"/>
         <w:jc w:val="both"/>
         <w:rPr>
-          <w:rFonts w:ascii="Times New Roman" w:hAnsi="Times New Roman" w:eastAsia="Times New Roman" w:cs="Times New Roman"/>
-          <w:sz w:val="24"/>
-          <w:szCs w:val="24"/>
-        </w:rPr>
-      </w:pPr>
-      <w:r>
-        <w:rPr>
-          <w:rFonts w:ascii="Times New Roman" w:hAnsi="Times New Roman" w:eastAsia="Times New Roman" w:cs="Times New Roman"/>
+          <w:rFonts w:ascii="Times New Roman" w:eastAsia="Times New Roman" w:hAnsi="Times New Roman" w:cs="Times New Roman"/>
+          <w:sz w:val="24"/>
+          <w:szCs w:val="24"/>
+        </w:rPr>
+      </w:pPr>
+      <w:r>
+        <w:rPr>
+          <w:rFonts w:ascii="Times New Roman" w:eastAsia="Times New Roman" w:hAnsi="Times New Roman" w:cs="Times New Roman"/>
           <w:b/>
           <w:bCs/>
           <w:sz w:val="24"/>
@@ -2471,7 +2331,7 @@
       </w:r>
       <w:r>
         <w:rPr>
-          <w:rFonts w:ascii="Times New Roman" w:hAnsi="Times New Roman" w:eastAsia="Times New Roman" w:cs="Times New Roman"/>
+          <w:rFonts w:ascii="Times New Roman" w:eastAsia="Times New Roman" w:hAnsi="Times New Roman" w:cs="Times New Roman"/>
           <w:sz w:val="24"/>
           <w:szCs w:val="24"/>
         </w:rPr>
@@ -2483,16 +2343,16 @@
         <w:spacing w:line="276" w:lineRule="auto"/>
         <w:jc w:val="both"/>
         <w:rPr>
-          <w:rFonts w:ascii="Times New Roman" w:hAnsi="Times New Roman" w:eastAsia="Times New Roman" w:cs="Times New Roman"/>
-          <w:b/>
-          <w:bCs/>
-          <w:sz w:val="24"/>
-          <w:szCs w:val="24"/>
-        </w:rPr>
-      </w:pPr>
-      <w:r>
-        <w:rPr>
-          <w:rFonts w:ascii="Times New Roman" w:hAnsi="Times New Roman" w:eastAsia="Times New Roman" w:cs="Times New Roman"/>
+          <w:rFonts w:ascii="Times New Roman" w:eastAsia="Times New Roman" w:hAnsi="Times New Roman" w:cs="Times New Roman"/>
+          <w:b/>
+          <w:bCs/>
+          <w:sz w:val="24"/>
+          <w:szCs w:val="24"/>
+        </w:rPr>
+      </w:pPr>
+      <w:r>
+        <w:rPr>
+          <w:rFonts w:ascii="Times New Roman" w:eastAsia="Times New Roman" w:hAnsi="Times New Roman" w:cs="Times New Roman"/>
           <w:b/>
           <w:bCs/>
           <w:sz w:val="24"/>
@@ -2506,16 +2366,16 @@
         <w:spacing w:line="276" w:lineRule="auto"/>
         <w:jc w:val="both"/>
         <w:rPr>
-          <w:rFonts w:ascii="Times New Roman" w:hAnsi="Times New Roman" w:eastAsia="Times New Roman" w:cs="Times New Roman"/>
-          <w:b/>
-          <w:bCs/>
-          <w:sz w:val="24"/>
-          <w:szCs w:val="24"/>
-        </w:rPr>
-      </w:pPr>
-      <w:r>
-        <w:rPr>
-          <w:rFonts w:ascii="Times New Roman" w:hAnsi="Times New Roman" w:eastAsia="Times New Roman" w:cs="Times New Roman"/>
+          <w:rFonts w:ascii="Times New Roman" w:eastAsia="Times New Roman" w:hAnsi="Times New Roman" w:cs="Times New Roman"/>
+          <w:b/>
+          <w:bCs/>
+          <w:sz w:val="24"/>
+          <w:szCs w:val="24"/>
+        </w:rPr>
+      </w:pPr>
+      <w:r>
+        <w:rPr>
+          <w:rFonts w:ascii="Times New Roman" w:eastAsia="Times New Roman" w:hAnsi="Times New Roman" w:cs="Times New Roman"/>
           <w:b/>
           <w:bCs/>
           <w:sz w:val="24"/>
@@ -2529,7 +2389,7 @@
         <w:pStyle w:val="Paragraphedeliste"/>
         <w:numPr>
           <w:ilvl w:val="0"/>
-          <w:numId w:val="23"/>
+          <w:numId w:val="26"/>
         </w:numPr>
         <w:tabs>
           <w:tab w:val="left" w:pos="0"/>
@@ -2538,14 +2398,14 @@
         <w:spacing w:line="276" w:lineRule="auto"/>
         <w:jc w:val="both"/>
         <w:rPr>
-          <w:rFonts w:ascii="Times New Roman" w:hAnsi="Times New Roman" w:eastAsia="Times New Roman" w:cs="Times New Roman"/>
-          <w:sz w:val="24"/>
-          <w:szCs w:val="24"/>
-        </w:rPr>
-      </w:pPr>
-      <w:r>
-        <w:rPr>
-          <w:rFonts w:ascii="Times New Roman" w:hAnsi="Times New Roman" w:eastAsia="Times New Roman" w:cs="Times New Roman"/>
+          <w:rFonts w:ascii="Times New Roman" w:eastAsia="Times New Roman" w:hAnsi="Times New Roman" w:cs="Times New Roman"/>
+          <w:sz w:val="24"/>
+          <w:szCs w:val="24"/>
+        </w:rPr>
+      </w:pPr>
+      <w:r>
+        <w:rPr>
+          <w:rFonts w:ascii="Times New Roman" w:eastAsia="Times New Roman" w:hAnsi="Times New Roman" w:cs="Times New Roman"/>
           <w:sz w:val="24"/>
           <w:szCs w:val="24"/>
         </w:rPr>
@@ -2553,7 +2413,7 @@
       </w:r>
       <w:r>
         <w:rPr>
-          <w:rFonts w:ascii="Times New Roman" w:hAnsi="Times New Roman" w:eastAsia="Times New Roman" w:cs="Times New Roman"/>
+          <w:rFonts w:ascii="Times New Roman" w:eastAsia="Times New Roman" w:hAnsi="Times New Roman" w:cs="Times New Roman"/>
           <w:b/>
           <w:bCs/>
           <w:sz w:val="24"/>
@@ -2563,7 +2423,7 @@
       </w:r>
       <w:r>
         <w:rPr>
-          <w:rFonts w:ascii="Times New Roman" w:hAnsi="Times New Roman" w:eastAsia="Times New Roman" w:cs="Times New Roman"/>
+          <w:rFonts w:ascii="Times New Roman" w:eastAsia="Times New Roman" w:hAnsi="Times New Roman" w:cs="Times New Roman"/>
           <w:sz w:val="24"/>
           <w:szCs w:val="24"/>
         </w:rPr>
@@ -2575,7 +2435,7 @@
         <w:pStyle w:val="Paragraphedeliste"/>
         <w:numPr>
           <w:ilvl w:val="0"/>
-          <w:numId w:val="23"/>
+          <w:numId w:val="26"/>
         </w:numPr>
         <w:tabs>
           <w:tab w:val="left" w:pos="0"/>
@@ -2584,14 +2444,14 @@
         <w:spacing w:line="276" w:lineRule="auto"/>
         <w:jc w:val="both"/>
         <w:rPr>
-          <w:rFonts w:ascii="Times New Roman" w:hAnsi="Times New Roman" w:eastAsia="Times New Roman" w:cs="Times New Roman"/>
-          <w:sz w:val="24"/>
-          <w:szCs w:val="24"/>
-        </w:rPr>
-      </w:pPr>
-      <w:r>
-        <w:rPr>
-          <w:rFonts w:ascii="Times New Roman" w:hAnsi="Times New Roman" w:eastAsia="Times New Roman" w:cs="Times New Roman"/>
+          <w:rFonts w:ascii="Times New Roman" w:eastAsia="Times New Roman" w:hAnsi="Times New Roman" w:cs="Times New Roman"/>
+          <w:sz w:val="24"/>
+          <w:szCs w:val="24"/>
+        </w:rPr>
+      </w:pPr>
+      <w:r>
+        <w:rPr>
+          <w:rFonts w:ascii="Times New Roman" w:eastAsia="Times New Roman" w:hAnsi="Times New Roman" w:cs="Times New Roman"/>
           <w:sz w:val="24"/>
           <w:szCs w:val="24"/>
         </w:rPr>
@@ -2599,7 +2459,7 @@
       </w:r>
       <w:r>
         <w:rPr>
-          <w:rFonts w:ascii="Times New Roman" w:hAnsi="Times New Roman" w:eastAsia="Times New Roman" w:cs="Times New Roman"/>
+          <w:rFonts w:ascii="Times New Roman" w:eastAsia="Times New Roman" w:hAnsi="Times New Roman" w:cs="Times New Roman"/>
           <w:b/>
           <w:bCs/>
           <w:sz w:val="24"/>
@@ -2609,7 +2469,7 @@
       </w:r>
       <w:r>
         <w:rPr>
-          <w:rFonts w:ascii="Times New Roman" w:hAnsi="Times New Roman" w:eastAsia="Times New Roman" w:cs="Times New Roman"/>
+          <w:rFonts w:ascii="Times New Roman" w:eastAsia="Times New Roman" w:hAnsi="Times New Roman" w:cs="Times New Roman"/>
           <w:sz w:val="24"/>
           <w:szCs w:val="24"/>
         </w:rPr>
@@ -2621,7 +2481,7 @@
         <w:pStyle w:val="Paragraphedeliste"/>
         <w:numPr>
           <w:ilvl w:val="0"/>
-          <w:numId w:val="23"/>
+          <w:numId w:val="26"/>
         </w:numPr>
         <w:tabs>
           <w:tab w:val="left" w:pos="0"/>
@@ -2630,14 +2490,14 @@
         <w:spacing w:line="276" w:lineRule="auto"/>
         <w:jc w:val="both"/>
         <w:rPr>
-          <w:rFonts w:ascii="Aptos" w:hAnsi="Aptos" w:eastAsia="Aptos" w:cs="Aptos"/>
-          <w:sz w:val="24"/>
-          <w:szCs w:val="24"/>
-        </w:rPr>
-      </w:pPr>
-      <w:r>
-        <w:rPr>
-          <w:rFonts w:ascii="Segoe UI Emoji" w:hAnsi="Segoe UI Emoji" w:eastAsia="Segoe UI Emoji" w:cs="Segoe UI Emoji"/>
+          <w:rFonts w:ascii="Aptos" w:eastAsia="Aptos" w:hAnsi="Aptos" w:cs="Aptos"/>
+          <w:sz w:val="24"/>
+          <w:szCs w:val="24"/>
+        </w:rPr>
+      </w:pPr>
+      <w:r>
+        <w:rPr>
+          <w:rFonts w:ascii="Segoe UI Emoji" w:eastAsia="Segoe UI Emoji" w:hAnsi="Segoe UI Emoji" w:cs="Segoe UI Emoji"/>
           <w:sz w:val="24"/>
           <w:szCs w:val="24"/>
         </w:rPr>
@@ -2645,7 +2505,7 @@
       </w:r>
       <w:r>
         <w:rPr>
-          <w:rFonts w:ascii="Aptos" w:hAnsi="Aptos" w:eastAsia="Aptos" w:cs="Aptos"/>
+          <w:rFonts w:ascii="Aptos" w:eastAsia="Aptos" w:hAnsi="Aptos" w:cs="Aptos"/>
           <w:sz w:val="24"/>
           <w:szCs w:val="24"/>
         </w:rPr>
@@ -2653,7 +2513,7 @@
       </w:r>
       <w:r>
         <w:rPr>
-          <w:rFonts w:ascii="Aptos" w:hAnsi="Aptos" w:eastAsia="Aptos" w:cs="Aptos"/>
+          <w:rFonts w:ascii="Aptos" w:eastAsia="Aptos" w:hAnsi="Aptos" w:cs="Aptos"/>
           <w:b/>
           <w:bCs/>
           <w:sz w:val="24"/>
@@ -2663,7 +2523,7 @@
       </w:r>
       <w:r>
         <w:rPr>
-          <w:rFonts w:ascii="Aptos" w:hAnsi="Aptos" w:eastAsia="Aptos" w:cs="Aptos"/>
+          <w:rFonts w:ascii="Aptos" w:eastAsia="Aptos" w:hAnsi="Aptos" w:cs="Aptos"/>
           <w:sz w:val="24"/>
           <w:szCs w:val="24"/>
         </w:rPr>
@@ -2674,14 +2534,14 @@
       <w:pPr>
         <w:spacing w:line="276" w:lineRule="auto"/>
         <w:rPr>
-          <w:rFonts w:ascii="Aptos" w:hAnsi="Aptos" w:eastAsia="Aptos" w:cs="Aptos"/>
-          <w:sz w:val="24"/>
-          <w:szCs w:val="24"/>
-        </w:rPr>
-      </w:pPr>
-      <w:r>
-        <w:rPr>
-          <w:rFonts w:ascii="Aptos" w:hAnsi="Aptos" w:eastAsia="Aptos" w:cs="Aptos"/>
+          <w:rFonts w:ascii="Aptos" w:eastAsia="Aptos" w:hAnsi="Aptos" w:cs="Aptos"/>
+          <w:sz w:val="24"/>
+          <w:szCs w:val="24"/>
+        </w:rPr>
+      </w:pPr>
+      <w:r>
+        <w:rPr>
+          <w:rFonts w:ascii="Aptos" w:eastAsia="Aptos" w:hAnsi="Aptos" w:cs="Aptos"/>
           <w:sz w:val="24"/>
           <w:szCs w:val="24"/>
         </w:rPr>
@@ -2692,7 +2552,7 @@
       <w:pPr>
         <w:spacing w:line="276" w:lineRule="auto"/>
         <w:rPr>
-          <w:rFonts w:ascii="Aptos" w:hAnsi="Aptos" w:eastAsia="Aptos" w:cs="Aptos"/>
+          <w:rFonts w:ascii="Aptos" w:eastAsia="Aptos" w:hAnsi="Aptos" w:cs="Aptos"/>
           <w:sz w:val="24"/>
           <w:szCs w:val="24"/>
         </w:rPr>
@@ -2702,16 +2562,16 @@
       <w:pPr>
         <w:spacing w:line="276" w:lineRule="auto"/>
         <w:rPr>
-          <w:rFonts w:ascii="Aptos" w:hAnsi="Aptos" w:eastAsia="Aptos" w:cs="Aptos"/>
-          <w:b/>
-          <w:bCs/>
-          <w:sz w:val="24"/>
-          <w:szCs w:val="24"/>
-        </w:rPr>
-      </w:pPr>
-      <w:r>
-        <w:rPr>
-          <w:rFonts w:ascii="Aptos" w:hAnsi="Aptos" w:eastAsia="Aptos" w:cs="Aptos"/>
+          <w:rFonts w:ascii="Aptos" w:eastAsia="Aptos" w:hAnsi="Aptos" w:cs="Aptos"/>
+          <w:b/>
+          <w:bCs/>
+          <w:sz w:val="24"/>
+          <w:szCs w:val="24"/>
+        </w:rPr>
+      </w:pPr>
+      <w:r>
+        <w:rPr>
+          <w:rFonts w:ascii="Aptos" w:eastAsia="Aptos" w:hAnsi="Aptos" w:cs="Aptos"/>
           <w:b/>
           <w:bCs/>
           <w:sz w:val="24"/>
@@ -2724,7 +2584,7 @@
       <w:pPr>
         <w:spacing w:line="276" w:lineRule="auto"/>
         <w:rPr>
-          <w:rFonts w:ascii="Times New Roman" w:hAnsi="Times New Roman" w:eastAsia="Times New Roman" w:cs="Times New Roman"/>
+          <w:rFonts w:ascii="Times New Roman" w:eastAsia="Times New Roman" w:hAnsi="Times New Roman" w:cs="Times New Roman"/>
           <w:b/>
           <w:bCs/>
           <w:sz w:val="24"/>
@@ -2737,11 +2597,11 @@
         <w:pStyle w:val="Paragraphedeliste"/>
         <w:numPr>
           <w:ilvl w:val="0"/>
-          <w:numId w:val="14"/>
+          <w:numId w:val="17"/>
         </w:numPr>
         <w:spacing w:line="480" w:lineRule="auto"/>
         <w:rPr>
-          <w:rFonts w:ascii="Times New Roman" w:hAnsi="Times New Roman" w:eastAsia="Times New Roman" w:cs="Times New Roman"/>
+          <w:rFonts w:ascii="Times New Roman" w:eastAsia="Times New Roman" w:hAnsi="Times New Roman" w:cs="Times New Roman"/>
           <w:b/>
           <w:bCs/>
           <w:sz w:val="36"/>
@@ -2750,7 +2610,7 @@
       </w:pPr>
       <w:r>
         <w:rPr>
-          <w:rFonts w:ascii="Times New Roman" w:hAnsi="Times New Roman" w:eastAsia="Times New Roman" w:cs="Times New Roman"/>
+          <w:rFonts w:ascii="Times New Roman" w:eastAsia="Times New Roman" w:hAnsi="Times New Roman" w:cs="Times New Roman"/>
           <w:b/>
           <w:bCs/>
           <w:sz w:val="36"/>
@@ -2763,7 +2623,7 @@
       <w:pPr>
         <w:spacing w:line="276" w:lineRule="auto"/>
         <w:rPr>
-          <w:rFonts w:ascii="Times New Roman" w:hAnsi="Times New Roman" w:eastAsia="Times New Roman" w:cs="Times New Roman"/>
+          <w:rFonts w:ascii="Times New Roman" w:eastAsia="Times New Roman" w:hAnsi="Times New Roman" w:cs="Times New Roman"/>
           <w:b/>
           <w:bCs/>
           <w:sz w:val="24"/>
@@ -2775,16 +2635,16 @@
       <w:pPr>
         <w:spacing w:line="276" w:lineRule="auto"/>
         <w:rPr>
-          <w:rFonts w:ascii="Times New Roman" w:hAnsi="Times New Roman" w:eastAsia="Times New Roman" w:cs="Times New Roman"/>
-          <w:b/>
-          <w:bCs/>
-          <w:sz w:val="24"/>
-          <w:szCs w:val="24"/>
-        </w:rPr>
-      </w:pPr>
-      <w:r>
-        <w:rPr>
-          <w:rFonts w:ascii="Times New Roman" w:hAnsi="Times New Roman" w:eastAsia="Times New Roman" w:cs="Times New Roman"/>
+          <w:rFonts w:ascii="Times New Roman" w:eastAsia="Times New Roman" w:hAnsi="Times New Roman" w:cs="Times New Roman"/>
+          <w:b/>
+          <w:bCs/>
+          <w:sz w:val="24"/>
+          <w:szCs w:val="24"/>
+        </w:rPr>
+      </w:pPr>
+      <w:r>
+        <w:rPr>
+          <w:rFonts w:ascii="Times New Roman" w:eastAsia="Times New Roman" w:hAnsi="Times New Roman" w:cs="Times New Roman"/>
           <w:b/>
           <w:bCs/>
           <w:sz w:val="24"/>
@@ -2794,7 +2654,7 @@
       </w:r>
       <w:r>
         <w:rPr>
-          <w:rFonts w:ascii="Times New Roman" w:hAnsi="Times New Roman" w:eastAsia="Times New Roman" w:cs="Times New Roman"/>
+          <w:rFonts w:ascii="Times New Roman" w:eastAsia="Times New Roman" w:hAnsi="Times New Roman" w:cs="Times New Roman"/>
           <w:b/>
           <w:bCs/>
           <w:sz w:val="24"/>
@@ -2807,14 +2667,14 @@
       <w:pPr>
         <w:spacing w:line="276" w:lineRule="auto"/>
         <w:rPr>
-          <w:rFonts w:ascii="Times New Roman" w:hAnsi="Times New Roman" w:eastAsia="Times New Roman" w:cs="Times New Roman"/>
-          <w:sz w:val="24"/>
-          <w:szCs w:val="24"/>
-        </w:rPr>
-      </w:pPr>
-      <w:r>
-        <w:rPr>
-          <w:rFonts w:ascii="Times New Roman" w:hAnsi="Times New Roman" w:eastAsia="Times New Roman" w:cs="Times New Roman"/>
+          <w:rFonts w:ascii="Times New Roman" w:eastAsia="Times New Roman" w:hAnsi="Times New Roman" w:cs="Times New Roman"/>
+          <w:sz w:val="24"/>
+          <w:szCs w:val="24"/>
+        </w:rPr>
+      </w:pPr>
+      <w:r>
+        <w:rPr>
+          <w:rFonts w:ascii="Times New Roman" w:eastAsia="Times New Roman" w:hAnsi="Times New Roman" w:cs="Times New Roman"/>
           <w:sz w:val="24"/>
           <w:szCs w:val="24"/>
         </w:rPr>
@@ -2825,21 +2685,22 @@
       <w:pPr>
         <w:spacing w:line="276" w:lineRule="auto"/>
         <w:rPr>
-          <w:rFonts w:ascii="Times New Roman" w:hAnsi="Times New Roman" w:eastAsia="Times New Roman" w:cs="Times New Roman"/>
-          <w:b/>
-          <w:bCs/>
-          <w:sz w:val="24"/>
-          <w:szCs w:val="24"/>
-        </w:rPr>
-      </w:pPr>
-      <w:r>
-        <w:rPr>
-          <w:rFonts w:ascii="Times New Roman" w:hAnsi="Times New Roman" w:eastAsia="Times New Roman" w:cs="Times New Roman"/>
-          <w:b/>
-          <w:bCs/>
-          <w:sz w:val="24"/>
-          <w:szCs w:val="24"/>
-        </w:rPr>
+          <w:rFonts w:ascii="Times New Roman" w:eastAsia="Times New Roman" w:hAnsi="Times New Roman" w:cs="Times New Roman"/>
+          <w:b/>
+          <w:bCs/>
+          <w:sz w:val="24"/>
+          <w:szCs w:val="24"/>
+        </w:rPr>
+      </w:pPr>
+      <w:r>
+        <w:rPr>
+          <w:rFonts w:ascii="Times New Roman" w:eastAsia="Times New Roman" w:hAnsi="Times New Roman" w:cs="Times New Roman"/>
+          <w:b/>
+          <w:bCs/>
+          <w:sz w:val="24"/>
+          <w:szCs w:val="24"/>
+        </w:rPr>
+        <w:lastRenderedPageBreak/>
         <w:t>RISQUE DE PERTE D'EMPLOI ET AUTOMATISATION</w:t>
       </w:r>
     </w:p>
@@ -2847,14 +2708,14 @@
       <w:pPr>
         <w:spacing w:line="276" w:lineRule="auto"/>
         <w:rPr>
-          <w:rFonts w:ascii="Times New Roman" w:hAnsi="Times New Roman" w:eastAsia="Times New Roman" w:cs="Times New Roman"/>
-          <w:sz w:val="24"/>
-          <w:szCs w:val="24"/>
-        </w:rPr>
-      </w:pPr>
-      <w:r>
-        <w:rPr>
-          <w:rFonts w:ascii="Times New Roman" w:hAnsi="Times New Roman" w:eastAsia="Times New Roman" w:cs="Times New Roman"/>
+          <w:rFonts w:ascii="Times New Roman" w:eastAsia="Times New Roman" w:hAnsi="Times New Roman" w:cs="Times New Roman"/>
+          <w:sz w:val="24"/>
+          <w:szCs w:val="24"/>
+        </w:rPr>
+      </w:pPr>
+      <w:r>
+        <w:rPr>
+          <w:rFonts w:ascii="Times New Roman" w:eastAsia="Times New Roman" w:hAnsi="Times New Roman" w:cs="Times New Roman"/>
           <w:sz w:val="24"/>
           <w:szCs w:val="24"/>
         </w:rPr>
@@ -2865,14 +2726,14 @@
       <w:pPr>
         <w:spacing w:line="276" w:lineRule="auto"/>
         <w:rPr>
-          <w:rFonts w:ascii="Times New Roman" w:hAnsi="Times New Roman" w:eastAsia="Times New Roman" w:cs="Times New Roman"/>
-          <w:sz w:val="24"/>
-          <w:szCs w:val="24"/>
-        </w:rPr>
-      </w:pPr>
-      <w:r>
-        <w:rPr>
-          <w:rFonts w:ascii="Times New Roman" w:hAnsi="Times New Roman" w:eastAsia="Times New Roman" w:cs="Times New Roman"/>
+          <w:rFonts w:ascii="Times New Roman" w:eastAsia="Times New Roman" w:hAnsi="Times New Roman" w:cs="Times New Roman"/>
+          <w:sz w:val="24"/>
+          <w:szCs w:val="24"/>
+        </w:rPr>
+      </w:pPr>
+      <w:r>
+        <w:rPr>
+          <w:rFonts w:ascii="Times New Roman" w:eastAsia="Times New Roman" w:hAnsi="Times New Roman" w:cs="Times New Roman"/>
           <w:b/>
           <w:bCs/>
           <w:sz w:val="24"/>
@@ -2882,7 +2743,7 @@
       </w:r>
       <w:r>
         <w:rPr>
-          <w:rFonts w:ascii="Times New Roman" w:hAnsi="Times New Roman" w:eastAsia="Times New Roman" w:cs="Times New Roman"/>
+          <w:rFonts w:ascii="Times New Roman" w:eastAsia="Times New Roman" w:hAnsi="Times New Roman" w:cs="Times New Roman"/>
           <w:sz w:val="24"/>
           <w:szCs w:val="24"/>
         </w:rPr>
@@ -2893,14 +2754,14 @@
       <w:pPr>
         <w:spacing w:line="276" w:lineRule="auto"/>
         <w:rPr>
-          <w:rFonts w:ascii="Times New Roman" w:hAnsi="Times New Roman" w:eastAsia="Times New Roman" w:cs="Times New Roman"/>
-          <w:sz w:val="24"/>
-          <w:szCs w:val="24"/>
-        </w:rPr>
-      </w:pPr>
-      <w:r>
-        <w:rPr>
-          <w:rFonts w:ascii="Times New Roman" w:hAnsi="Times New Roman" w:eastAsia="Times New Roman" w:cs="Times New Roman"/>
+          <w:rFonts w:ascii="Times New Roman" w:eastAsia="Times New Roman" w:hAnsi="Times New Roman" w:cs="Times New Roman"/>
+          <w:sz w:val="24"/>
+          <w:szCs w:val="24"/>
+        </w:rPr>
+      </w:pPr>
+      <w:r>
+        <w:rPr>
+          <w:rFonts w:ascii="Times New Roman" w:eastAsia="Times New Roman" w:hAnsi="Times New Roman" w:cs="Times New Roman"/>
           <w:sz w:val="24"/>
           <w:szCs w:val="24"/>
         </w:rPr>
@@ -2911,14 +2772,14 @@
       <w:pPr>
         <w:spacing w:line="276" w:lineRule="auto"/>
         <w:rPr>
-          <w:rFonts w:ascii="Times New Roman" w:hAnsi="Times New Roman" w:eastAsia="Times New Roman" w:cs="Times New Roman"/>
-          <w:sz w:val="24"/>
-          <w:szCs w:val="24"/>
-        </w:rPr>
-      </w:pPr>
-      <w:r>
-        <w:rPr>
-          <w:rFonts w:ascii="Times New Roman" w:hAnsi="Times New Roman" w:eastAsia="Times New Roman" w:cs="Times New Roman"/>
+          <w:rFonts w:ascii="Times New Roman" w:eastAsia="Times New Roman" w:hAnsi="Times New Roman" w:cs="Times New Roman"/>
+          <w:sz w:val="24"/>
+          <w:szCs w:val="24"/>
+        </w:rPr>
+      </w:pPr>
+      <w:r>
+        <w:rPr>
+          <w:rFonts w:ascii="Times New Roman" w:eastAsia="Times New Roman" w:hAnsi="Times New Roman" w:cs="Times New Roman"/>
           <w:b/>
           <w:bCs/>
           <w:sz w:val="24"/>
@@ -2928,7 +2789,7 @@
       </w:r>
       <w:r>
         <w:rPr>
-          <w:rFonts w:ascii="Times New Roman" w:hAnsi="Times New Roman" w:eastAsia="Times New Roman" w:cs="Times New Roman"/>
+          <w:rFonts w:ascii="Times New Roman" w:eastAsia="Times New Roman" w:hAnsi="Times New Roman" w:cs="Times New Roman"/>
           <w:sz w:val="24"/>
           <w:szCs w:val="24"/>
         </w:rPr>
@@ -2939,14 +2800,14 @@
       <w:pPr>
         <w:spacing w:line="276" w:lineRule="auto"/>
         <w:rPr>
-          <w:rFonts w:ascii="Times New Roman" w:hAnsi="Times New Roman" w:eastAsia="Times New Roman" w:cs="Times New Roman"/>
-          <w:sz w:val="24"/>
-          <w:szCs w:val="24"/>
-        </w:rPr>
-      </w:pPr>
-      <w:r>
-        <w:rPr>
-          <w:rFonts w:ascii="Times New Roman" w:hAnsi="Times New Roman" w:eastAsia="Times New Roman" w:cs="Times New Roman"/>
+          <w:rFonts w:ascii="Times New Roman" w:eastAsia="Times New Roman" w:hAnsi="Times New Roman" w:cs="Times New Roman"/>
+          <w:sz w:val="24"/>
+          <w:szCs w:val="24"/>
+        </w:rPr>
+      </w:pPr>
+      <w:r>
+        <w:rPr>
+          <w:rFonts w:ascii="Times New Roman" w:eastAsia="Times New Roman" w:hAnsi="Times New Roman" w:cs="Times New Roman"/>
           <w:sz w:val="24"/>
           <w:szCs w:val="24"/>
         </w:rPr>
@@ -2954,7 +2815,7 @@
       </w:r>
       <w:r>
         <w:rPr>
-          <w:rFonts w:ascii="Times New Roman" w:hAnsi="Times New Roman" w:eastAsia="Times New Roman" w:cs="Times New Roman"/>
+          <w:rFonts w:ascii="Times New Roman" w:eastAsia="Times New Roman" w:hAnsi="Times New Roman" w:cs="Times New Roman"/>
           <w:b/>
           <w:bCs/>
           <w:sz w:val="24"/>
@@ -2964,7 +2825,7 @@
       </w:r>
       <w:r>
         <w:rPr>
-          <w:rFonts w:ascii="Times New Roman" w:hAnsi="Times New Roman" w:eastAsia="Times New Roman" w:cs="Times New Roman"/>
+          <w:rFonts w:ascii="Times New Roman" w:eastAsia="Times New Roman" w:hAnsi="Times New Roman" w:cs="Times New Roman"/>
           <w:sz w:val="24"/>
           <w:szCs w:val="24"/>
         </w:rPr>
@@ -2975,14 +2836,14 @@
       <w:pPr>
         <w:spacing w:line="276" w:lineRule="auto"/>
         <w:rPr>
-          <w:rFonts w:ascii="Times New Roman" w:hAnsi="Times New Roman" w:eastAsia="Times New Roman" w:cs="Times New Roman"/>
-          <w:sz w:val="24"/>
-          <w:szCs w:val="24"/>
-        </w:rPr>
-      </w:pPr>
-      <w:r>
-        <w:rPr>
-          <w:rFonts w:ascii="Times New Roman" w:hAnsi="Times New Roman" w:eastAsia="Times New Roman" w:cs="Times New Roman"/>
+          <w:rFonts w:ascii="Times New Roman" w:eastAsia="Times New Roman" w:hAnsi="Times New Roman" w:cs="Times New Roman"/>
+          <w:sz w:val="24"/>
+          <w:szCs w:val="24"/>
+        </w:rPr>
+      </w:pPr>
+      <w:r>
+        <w:rPr>
+          <w:rFonts w:ascii="Times New Roman" w:eastAsia="Times New Roman" w:hAnsi="Times New Roman" w:cs="Times New Roman"/>
           <w:b/>
           <w:bCs/>
           <w:sz w:val="24"/>
@@ -2992,7 +2853,7 @@
       </w:r>
       <w:r>
         <w:rPr>
-          <w:rFonts w:ascii="Times New Roman" w:hAnsi="Times New Roman" w:eastAsia="Times New Roman" w:cs="Times New Roman"/>
+          <w:rFonts w:ascii="Times New Roman" w:eastAsia="Times New Roman" w:hAnsi="Times New Roman" w:cs="Times New Roman"/>
           <w:sz w:val="24"/>
           <w:szCs w:val="24"/>
         </w:rPr>
@@ -3003,14 +2864,14 @@
       <w:pPr>
         <w:spacing w:line="276" w:lineRule="auto"/>
         <w:rPr>
-          <w:rFonts w:ascii="Times New Roman" w:hAnsi="Times New Roman" w:eastAsia="Times New Roman" w:cs="Times New Roman"/>
-          <w:sz w:val="24"/>
-          <w:szCs w:val="24"/>
-        </w:rPr>
-      </w:pPr>
-      <w:r>
-        <w:rPr>
-          <w:rFonts w:ascii="Times New Roman" w:hAnsi="Times New Roman" w:eastAsia="Times New Roman" w:cs="Times New Roman"/>
+          <w:rFonts w:ascii="Times New Roman" w:eastAsia="Times New Roman" w:hAnsi="Times New Roman" w:cs="Times New Roman"/>
+          <w:sz w:val="24"/>
+          <w:szCs w:val="24"/>
+        </w:rPr>
+      </w:pPr>
+      <w:r>
+        <w:rPr>
+          <w:rFonts w:ascii="Times New Roman" w:eastAsia="Times New Roman" w:hAnsi="Times New Roman" w:cs="Times New Roman"/>
           <w:b/>
           <w:bCs/>
           <w:sz w:val="24"/>
@@ -3020,7 +2881,7 @@
       </w:r>
       <w:r>
         <w:rPr>
-          <w:rFonts w:ascii="Times New Roman" w:hAnsi="Times New Roman" w:eastAsia="Times New Roman" w:cs="Times New Roman"/>
+          <w:rFonts w:ascii="Times New Roman" w:eastAsia="Times New Roman" w:hAnsi="Times New Roman" w:cs="Times New Roman"/>
           <w:sz w:val="24"/>
           <w:szCs w:val="24"/>
         </w:rPr>
@@ -3033,7 +2894,7 @@
       </w:pPr>
       <w:r>
         <w:rPr>
-          <w:rFonts w:ascii="Times New Roman" w:hAnsi="Times New Roman" w:eastAsia="Times New Roman" w:cs="Times New Roman"/>
+          <w:rFonts w:ascii="Times New Roman" w:eastAsia="Times New Roman" w:hAnsi="Times New Roman" w:cs="Times New Roman"/>
           <w:b/>
           <w:bCs/>
           <w:sz w:val="24"/>
@@ -3043,7 +2904,7 @@
       </w:r>
       <w:r>
         <w:rPr>
-          <w:rFonts w:ascii="Times New Roman" w:hAnsi="Times New Roman" w:eastAsia="Times New Roman" w:cs="Times New Roman"/>
+          <w:rFonts w:ascii="Times New Roman" w:eastAsia="Times New Roman" w:hAnsi="Times New Roman" w:cs="Times New Roman"/>
           <w:sz w:val="24"/>
           <w:szCs w:val="24"/>
         </w:rPr>
@@ -3055,7 +2916,7 @@
         <w:spacing w:line="360" w:lineRule="auto"/>
         <w:jc w:val="both"/>
         <w:rPr>
-          <w:rFonts w:ascii="Times New Roman" w:hAnsi="Times New Roman" w:eastAsia="Times New Roman" w:cs="Times New Roman"/>
+          <w:rFonts w:ascii="Times New Roman" w:eastAsia="Times New Roman" w:hAnsi="Times New Roman" w:cs="Times New Roman"/>
           <w:b/>
           <w:bCs/>
           <w:i/>
@@ -3066,7 +2927,7 @@
       </w:pPr>
       <w:r>
         <w:rPr>
-          <w:rFonts w:ascii="Times New Roman" w:hAnsi="Times New Roman" w:eastAsia="Times New Roman" w:cs="Times New Roman"/>
+          <w:rFonts w:ascii="Times New Roman" w:eastAsia="Times New Roman" w:hAnsi="Times New Roman" w:cs="Times New Roman"/>
           <w:b/>
           <w:bCs/>
           <w:i/>
@@ -3081,14 +2942,14 @@
       <w:pPr>
         <w:spacing w:line="360" w:lineRule="auto"/>
         <w:rPr>
-          <w:rFonts w:ascii="Times New Roman" w:hAnsi="Times New Roman" w:eastAsia="Times New Roman" w:cs="Times New Roman"/>
-          <w:sz w:val="24"/>
-          <w:szCs w:val="24"/>
-        </w:rPr>
-      </w:pPr>
-      <w:r>
-        <w:rPr>
-          <w:rFonts w:ascii="Times New Roman" w:hAnsi="Times New Roman" w:eastAsia="Times New Roman" w:cs="Times New Roman"/>
+          <w:rFonts w:ascii="Times New Roman" w:eastAsia="Times New Roman" w:hAnsi="Times New Roman" w:cs="Times New Roman"/>
+          <w:sz w:val="24"/>
+          <w:szCs w:val="24"/>
+        </w:rPr>
+      </w:pPr>
+      <w:r>
+        <w:rPr>
+          <w:rFonts w:ascii="Times New Roman" w:eastAsia="Times New Roman" w:hAnsi="Times New Roman" w:cs="Times New Roman"/>
           <w:sz w:val="24"/>
           <w:szCs w:val="24"/>
         </w:rPr>
@@ -3099,14 +2960,14 @@
       <w:pPr>
         <w:spacing w:line="360" w:lineRule="auto"/>
         <w:rPr>
-          <w:rFonts w:ascii="Times New Roman" w:hAnsi="Times New Roman" w:eastAsia="Times New Roman" w:cs="Times New Roman"/>
-          <w:sz w:val="24"/>
-          <w:szCs w:val="24"/>
-        </w:rPr>
-      </w:pPr>
-      <w:r>
-        <w:rPr>
-          <w:rFonts w:ascii="Times New Roman" w:hAnsi="Times New Roman" w:eastAsia="Times New Roman" w:cs="Times New Roman"/>
+          <w:rFonts w:ascii="Times New Roman" w:eastAsia="Times New Roman" w:hAnsi="Times New Roman" w:cs="Times New Roman"/>
+          <w:sz w:val="24"/>
+          <w:szCs w:val="24"/>
+        </w:rPr>
+      </w:pPr>
+      <w:r>
+        <w:rPr>
+          <w:rFonts w:ascii="Times New Roman" w:eastAsia="Times New Roman" w:hAnsi="Times New Roman" w:cs="Times New Roman"/>
           <w:sz w:val="24"/>
           <w:szCs w:val="24"/>
         </w:rPr>
@@ -3117,14 +2978,14 @@
       <w:pPr>
         <w:spacing w:line="360" w:lineRule="auto"/>
         <w:rPr>
-          <w:rFonts w:ascii="Times New Roman" w:hAnsi="Times New Roman" w:eastAsia="Times New Roman" w:cs="Times New Roman"/>
-          <w:sz w:val="24"/>
-          <w:szCs w:val="24"/>
-        </w:rPr>
-      </w:pPr>
-      <w:r>
-        <w:rPr>
-          <w:rFonts w:ascii="Times New Roman" w:hAnsi="Times New Roman" w:eastAsia="Times New Roman" w:cs="Times New Roman"/>
+          <w:rFonts w:ascii="Times New Roman" w:eastAsia="Times New Roman" w:hAnsi="Times New Roman" w:cs="Times New Roman"/>
+          <w:sz w:val="24"/>
+          <w:szCs w:val="24"/>
+        </w:rPr>
+      </w:pPr>
+      <w:r>
+        <w:rPr>
+          <w:rFonts w:ascii="Times New Roman" w:eastAsia="Times New Roman" w:hAnsi="Times New Roman" w:cs="Times New Roman"/>
           <w:sz w:val="24"/>
           <w:szCs w:val="24"/>
         </w:rPr>
@@ -3136,7 +2997,7 @@
         <w:spacing w:line="360" w:lineRule="auto"/>
         <w:jc w:val="both"/>
         <w:rPr>
-          <w:rFonts w:ascii="Times New Roman" w:hAnsi="Times New Roman" w:eastAsia="Times New Roman" w:cs="Times New Roman"/>
+          <w:rFonts w:ascii="Times New Roman" w:eastAsia="Times New Roman" w:hAnsi="Times New Roman" w:cs="Times New Roman"/>
           <w:b/>
           <w:bCs/>
           <w:i/>
@@ -3147,7 +3008,7 @@
       </w:pPr>
       <w:r>
         <w:rPr>
-          <w:rFonts w:ascii="Times New Roman" w:hAnsi="Times New Roman" w:eastAsia="Times New Roman" w:cs="Times New Roman"/>
+          <w:rFonts w:ascii="Times New Roman" w:eastAsia="Times New Roman" w:hAnsi="Times New Roman" w:cs="Times New Roman"/>
           <w:b/>
           <w:bCs/>
           <w:i/>
@@ -3163,7 +3024,7 @@
         <w:pStyle w:val="Paragraphedeliste"/>
         <w:numPr>
           <w:ilvl w:val="0"/>
-          <w:numId w:val="19"/>
+          <w:numId w:val="22"/>
         </w:numPr>
         <w:tabs>
           <w:tab w:val="left" w:pos="0"/>
@@ -3172,7 +3033,7 @@
         <w:spacing w:line="360" w:lineRule="auto"/>
         <w:jc w:val="both"/>
         <w:rPr>
-          <w:rFonts w:ascii="Times New Roman" w:hAnsi="Times New Roman" w:eastAsia="Times New Roman" w:cs="Times New Roman"/>
+          <w:rFonts w:ascii="Times New Roman" w:eastAsia="Times New Roman" w:hAnsi="Times New Roman" w:cs="Times New Roman"/>
           <w:color w:val="000000" w:themeColor="text1"/>
           <w:sz w:val="24"/>
           <w:szCs w:val="24"/>
@@ -3180,11 +3041,12 @@
       </w:pPr>
       <w:r>
         <w:rPr>
-          <w:rFonts w:ascii="Times New Roman" w:hAnsi="Times New Roman" w:eastAsia="Times New Roman" w:cs="Times New Roman"/>
+          <w:rFonts w:ascii="Times New Roman" w:eastAsia="Times New Roman" w:hAnsi="Times New Roman" w:cs="Times New Roman"/>
           <w:color w:val="000000" w:themeColor="text1"/>
           <w:sz w:val="24"/>
           <w:szCs w:val="24"/>
         </w:rPr>
+        <w:lastRenderedPageBreak/>
         <w:t>Optimiser les transports : elle peut améliorer les itinéraires, fluidifier la circulation et contribuer à réduire la consommation de carburant.</w:t>
       </w:r>
     </w:p>
@@ -3193,7 +3055,7 @@
         <w:pStyle w:val="Paragraphedeliste"/>
         <w:numPr>
           <w:ilvl w:val="0"/>
-          <w:numId w:val="19"/>
+          <w:numId w:val="22"/>
         </w:numPr>
         <w:tabs>
           <w:tab w:val="left" w:pos="0"/>
@@ -3202,7 +3064,7 @@
         <w:spacing w:line="360" w:lineRule="auto"/>
         <w:jc w:val="both"/>
         <w:rPr>
-          <w:rFonts w:ascii="Times New Roman" w:hAnsi="Times New Roman" w:eastAsia="Times New Roman" w:cs="Times New Roman"/>
+          <w:rFonts w:ascii="Times New Roman" w:eastAsia="Times New Roman" w:hAnsi="Times New Roman" w:cs="Times New Roman"/>
           <w:color w:val="000000" w:themeColor="text1"/>
           <w:sz w:val="24"/>
           <w:szCs w:val="24"/>
@@ -3210,7 +3072,7 @@
       </w:pPr>
       <w:r>
         <w:rPr>
-          <w:rFonts w:ascii="Times New Roman" w:hAnsi="Times New Roman" w:eastAsia="Times New Roman" w:cs="Times New Roman"/>
+          <w:rFonts w:ascii="Times New Roman" w:eastAsia="Times New Roman" w:hAnsi="Times New Roman" w:cs="Times New Roman"/>
           <w:color w:val="000000" w:themeColor="text1"/>
           <w:sz w:val="24"/>
           <w:szCs w:val="24"/>
@@ -3219,7 +3081,7 @@
       </w:r>
       <w:r>
         <w:rPr>
-          <w:rFonts w:ascii="Times New Roman" w:hAnsi="Times New Roman" w:eastAsia="Times New Roman" w:cs="Times New Roman"/>
+          <w:rFonts w:ascii="Times New Roman" w:eastAsia="Times New Roman" w:hAnsi="Times New Roman" w:cs="Times New Roman"/>
           <w:color w:val="000000" w:themeColor="text1"/>
           <w:sz w:val="24"/>
           <w:szCs w:val="24"/>
@@ -3228,7 +3090,7 @@
       </w:r>
       <w:r>
         <w:rPr>
-          <w:rFonts w:ascii="Times New Roman" w:hAnsi="Times New Roman" w:eastAsia="Times New Roman" w:cs="Times New Roman"/>
+          <w:rFonts w:ascii="Times New Roman" w:eastAsia="Times New Roman" w:hAnsi="Times New Roman" w:cs="Times New Roman"/>
           <w:color w:val="000000" w:themeColor="text1"/>
           <w:sz w:val="24"/>
           <w:szCs w:val="24"/>
@@ -3237,7 +3099,7 @@
       </w:r>
       <w:r>
         <w:rPr>
-          <w:rFonts w:ascii="Times New Roman" w:hAnsi="Times New Roman" w:eastAsia="Times New Roman" w:cs="Times New Roman"/>
+          <w:rFonts w:ascii="Times New Roman" w:eastAsia="Times New Roman" w:hAnsi="Times New Roman" w:cs="Times New Roman"/>
           <w:color w:val="000000" w:themeColor="text1"/>
           <w:sz w:val="24"/>
           <w:szCs w:val="24"/>
@@ -3250,7 +3112,7 @@
         <w:pStyle w:val="Paragraphedeliste"/>
         <w:numPr>
           <w:ilvl w:val="0"/>
-          <w:numId w:val="19"/>
+          <w:numId w:val="22"/>
         </w:numPr>
         <w:tabs>
           <w:tab w:val="left" w:pos="0"/>
@@ -3259,7 +3121,7 @@
         <w:spacing w:line="360" w:lineRule="auto"/>
         <w:jc w:val="both"/>
         <w:rPr>
-          <w:rFonts w:ascii="Times New Roman" w:hAnsi="Times New Roman" w:eastAsia="Times New Roman" w:cs="Times New Roman"/>
+          <w:rFonts w:ascii="Times New Roman" w:eastAsia="Times New Roman" w:hAnsi="Times New Roman" w:cs="Times New Roman"/>
           <w:color w:val="000000" w:themeColor="text1"/>
           <w:sz w:val="24"/>
           <w:szCs w:val="24"/>
@@ -3267,7 +3129,7 @@
       </w:pPr>
       <w:r>
         <w:rPr>
-          <w:rFonts w:ascii="Times New Roman" w:hAnsi="Times New Roman" w:eastAsia="Times New Roman" w:cs="Times New Roman"/>
+          <w:rFonts w:ascii="Times New Roman" w:eastAsia="Times New Roman" w:hAnsi="Times New Roman" w:cs="Times New Roman"/>
           <w:color w:val="000000" w:themeColor="text1"/>
           <w:sz w:val="24"/>
           <w:szCs w:val="24"/>
@@ -3280,7 +3142,7 @@
         <w:pStyle w:val="Paragraphedeliste"/>
         <w:numPr>
           <w:ilvl w:val="0"/>
-          <w:numId w:val="19"/>
+          <w:numId w:val="22"/>
         </w:numPr>
         <w:tabs>
           <w:tab w:val="left" w:pos="0"/>
@@ -3289,7 +3151,7 @@
         <w:spacing w:line="360" w:lineRule="auto"/>
         <w:jc w:val="both"/>
         <w:rPr>
-          <w:rFonts w:ascii="Times New Roman" w:hAnsi="Times New Roman" w:eastAsia="Times New Roman" w:cs="Times New Roman"/>
+          <w:rFonts w:ascii="Times New Roman" w:eastAsia="Times New Roman" w:hAnsi="Times New Roman" w:cs="Times New Roman"/>
           <w:color w:val="000000" w:themeColor="text1"/>
           <w:sz w:val="24"/>
           <w:szCs w:val="24"/>
@@ -3297,7 +3159,7 @@
       </w:pPr>
       <w:r>
         <w:rPr>
-          <w:rFonts w:ascii="Times New Roman" w:hAnsi="Times New Roman" w:eastAsia="Times New Roman" w:cs="Times New Roman"/>
+          <w:rFonts w:ascii="Times New Roman" w:eastAsia="Times New Roman" w:hAnsi="Times New Roman" w:cs="Times New Roman"/>
           <w:color w:val="000000" w:themeColor="text1"/>
           <w:sz w:val="24"/>
           <w:szCs w:val="24"/>
@@ -3310,7 +3172,7 @@
         <w:pStyle w:val="Paragraphedeliste"/>
         <w:numPr>
           <w:ilvl w:val="0"/>
-          <w:numId w:val="19"/>
+          <w:numId w:val="22"/>
         </w:numPr>
         <w:tabs>
           <w:tab w:val="left" w:pos="0"/>
@@ -3319,17 +3181,17 @@
         <w:spacing w:line="360" w:lineRule="auto"/>
         <w:jc w:val="both"/>
         <w:rPr>
-          <w:rFonts w:ascii="Times New Roman" w:hAnsi="Times New Roman" w:eastAsia="Times New Roman" w:cs="Times New Roman"/>
+          <w:rFonts w:ascii="Times New Roman" w:eastAsia="Times New Roman" w:hAnsi="Times New Roman" w:cs="Times New Roman"/>
           <w:color w:val="000000" w:themeColor="text1"/>
           <w:sz w:val="24"/>
           <w:szCs w:val="24"/>
         </w:rPr>
       </w:pPr>
-      <w:hyperlink r:id="rId15">
+      <w:hyperlink r:id="rId8">
         <w:r>
           <w:rPr>
             <w:rStyle w:val="Lienhypertexte"/>
-            <w:rFonts w:ascii="Times New Roman" w:hAnsi="Times New Roman" w:eastAsia="Times New Roman" w:cs="Times New Roman"/>
+            <w:rFonts w:ascii="Times New Roman" w:eastAsia="Times New Roman" w:hAnsi="Times New Roman" w:cs="Times New Roman"/>
             <w:color w:val="000000" w:themeColor="text1"/>
             <w:sz w:val="24"/>
             <w:szCs w:val="24"/>
@@ -3339,7 +3201,7 @@
       </w:hyperlink>
       <w:r>
         <w:rPr>
-          <w:rFonts w:ascii="Times New Roman" w:hAnsi="Times New Roman" w:eastAsia="Times New Roman" w:cs="Times New Roman"/>
+          <w:rFonts w:ascii="Times New Roman" w:eastAsia="Times New Roman" w:hAnsi="Times New Roman" w:cs="Times New Roman"/>
           <w:color w:val="000000" w:themeColor="text1"/>
           <w:sz w:val="24"/>
           <w:szCs w:val="24"/>
@@ -3352,7 +3214,7 @@
         <w:pStyle w:val="Paragraphedeliste"/>
         <w:numPr>
           <w:ilvl w:val="0"/>
-          <w:numId w:val="19"/>
+          <w:numId w:val="22"/>
         </w:numPr>
         <w:tabs>
           <w:tab w:val="left" w:pos="0"/>
@@ -3361,7 +3223,7 @@
         <w:spacing w:line="360" w:lineRule="auto"/>
         <w:jc w:val="both"/>
         <w:rPr>
-          <w:rFonts w:ascii="Times New Roman" w:hAnsi="Times New Roman" w:eastAsia="Times New Roman" w:cs="Times New Roman"/>
+          <w:rFonts w:ascii="Times New Roman" w:eastAsia="Times New Roman" w:hAnsi="Times New Roman" w:cs="Times New Roman"/>
           <w:color w:val="000000" w:themeColor="text1"/>
           <w:sz w:val="24"/>
           <w:szCs w:val="24"/>
@@ -3369,7 +3231,7 @@
       </w:pPr>
       <w:r>
         <w:rPr>
-          <w:rFonts w:ascii="Times New Roman" w:hAnsi="Times New Roman" w:eastAsia="Times New Roman" w:cs="Times New Roman"/>
+          <w:rFonts w:ascii="Times New Roman" w:eastAsia="Times New Roman" w:hAnsi="Times New Roman" w:cs="Times New Roman"/>
           <w:color w:val="000000" w:themeColor="text1"/>
           <w:sz w:val="24"/>
           <w:szCs w:val="24"/>
@@ -3382,7 +3244,7 @@
         <w:pStyle w:val="Paragraphedeliste"/>
         <w:numPr>
           <w:ilvl w:val="0"/>
-          <w:numId w:val="19"/>
+          <w:numId w:val="22"/>
         </w:numPr>
         <w:tabs>
           <w:tab w:val="left" w:pos="0"/>
@@ -3391,7 +3253,7 @@
         <w:spacing w:line="360" w:lineRule="auto"/>
         <w:jc w:val="both"/>
         <w:rPr>
-          <w:rFonts w:ascii="Times New Roman" w:hAnsi="Times New Roman" w:eastAsia="Times New Roman" w:cs="Times New Roman"/>
+          <w:rFonts w:ascii="Times New Roman" w:eastAsia="Times New Roman" w:hAnsi="Times New Roman" w:cs="Times New Roman"/>
           <w:color w:val="000000" w:themeColor="text1"/>
           <w:sz w:val="24"/>
           <w:szCs w:val="24"/>
@@ -3399,7 +3261,7 @@
       </w:pPr>
       <w:r>
         <w:rPr>
-          <w:rFonts w:ascii="Times New Roman" w:hAnsi="Times New Roman" w:eastAsia="Times New Roman" w:cs="Times New Roman"/>
+          <w:rFonts w:ascii="Times New Roman" w:eastAsia="Times New Roman" w:hAnsi="Times New Roman" w:cs="Times New Roman"/>
           <w:color w:val="000000" w:themeColor="text1"/>
           <w:sz w:val="24"/>
           <w:szCs w:val="24"/>
@@ -3412,7 +3274,7 @@
         <w:spacing w:line="360" w:lineRule="auto"/>
         <w:ind w:left="720"/>
         <w:rPr>
-          <w:rFonts w:ascii="Times New Roman" w:hAnsi="Times New Roman" w:eastAsia="Times New Roman" w:cs="Times New Roman"/>
+          <w:rFonts w:ascii="Times New Roman" w:eastAsia="Times New Roman" w:hAnsi="Times New Roman" w:cs="Times New Roman"/>
           <w:color w:val="000000" w:themeColor="text1"/>
           <w:sz w:val="24"/>
           <w:szCs w:val="24"/>
@@ -3420,7 +3282,7 @@
       </w:pPr>
       <w:r>
         <w:rPr>
-          <w:rFonts w:ascii="Times New Roman" w:hAnsi="Times New Roman" w:eastAsia="Times New Roman" w:cs="Times New Roman"/>
+          <w:rFonts w:ascii="Times New Roman" w:eastAsia="Times New Roman" w:hAnsi="Times New Roman" w:cs="Times New Roman"/>
           <w:color w:val="000000" w:themeColor="text1"/>
           <w:sz w:val="24"/>
           <w:szCs w:val="24"/>
@@ -3433,14 +3295,14 @@
         <w:spacing w:line="360" w:lineRule="auto"/>
         <w:jc w:val="both"/>
         <w:rPr>
-          <w:rFonts w:ascii="Times New Roman" w:hAnsi="Times New Roman" w:eastAsia="Times New Roman" w:cs="Times New Roman"/>
-          <w:sz w:val="24"/>
-          <w:szCs w:val="24"/>
-        </w:rPr>
-      </w:pPr>
-      <w:r>
-        <w:rPr>
-          <w:rFonts w:ascii="Times New Roman" w:hAnsi="Times New Roman" w:eastAsia="Times New Roman" w:cs="Times New Roman"/>
+          <w:rFonts w:ascii="Times New Roman" w:eastAsia="Times New Roman" w:hAnsi="Times New Roman" w:cs="Times New Roman"/>
+          <w:sz w:val="24"/>
+          <w:szCs w:val="24"/>
+        </w:rPr>
+      </w:pPr>
+      <w:r>
+        <w:rPr>
+          <w:rFonts w:ascii="Times New Roman" w:eastAsia="Times New Roman" w:hAnsi="Times New Roman" w:cs="Times New Roman"/>
           <w:sz w:val="24"/>
           <w:szCs w:val="24"/>
         </w:rPr>
@@ -3452,29 +3314,25 @@
         <w:spacing w:line="360" w:lineRule="auto"/>
         <w:jc w:val="both"/>
         <w:rPr>
-          <w:rFonts w:ascii="Times New Roman" w:hAnsi="Times New Roman" w:eastAsia="Times New Roman" w:cs="Times New Roman"/>
-          <w:sz w:val="24"/>
-          <w:szCs w:val="24"/>
-        </w:rPr>
-      </w:pPr>
-    </w:p>
-    <w:p>
-      <w:pPr>
-        <w:pStyle w:val="Normal"/>
-        <w:suppressLineNumbers w:val="0"/>
-        <w:bidi w:val="0"/>
-        <w:spacing w:before="0" w:beforeAutospacing="off" w:after="160" w:afterAutospacing="off" w:line="360" w:lineRule="auto"/>
-        <w:ind w:left="0" w:right="0"/>
+          <w:rFonts w:ascii="Times New Roman" w:eastAsia="Times New Roman" w:hAnsi="Times New Roman" w:cs="Times New Roman"/>
+          <w:sz w:val="24"/>
+          <w:szCs w:val="24"/>
+        </w:rPr>
+      </w:pPr>
+    </w:p>
+    <w:p>
+      <w:pPr>
+        <w:spacing w:line="360" w:lineRule="auto"/>
         <w:jc w:val="both"/>
         <w:rPr>
-          <w:rFonts w:ascii="Times New Roman" w:hAnsi="Times New Roman" w:eastAsia="Times New Roman" w:cs="Times New Roman"/>
-          <w:sz w:val="24"/>
-          <w:szCs w:val="24"/>
-        </w:rPr>
-      </w:pPr>
-      <w:r>
-        <w:rPr>
-          <w:rFonts w:ascii="Times New Roman" w:hAnsi="Times New Roman" w:eastAsia="Times New Roman" w:cs="Times New Roman"/>
+          <w:rFonts w:ascii="Times New Roman" w:eastAsia="Times New Roman" w:hAnsi="Times New Roman" w:cs="Times New Roman"/>
+          <w:sz w:val="24"/>
+          <w:szCs w:val="24"/>
+        </w:rPr>
+      </w:pPr>
+      <w:r>
+        <w:rPr>
+          <w:rFonts w:ascii="Times New Roman" w:eastAsia="Times New Roman" w:hAnsi="Times New Roman" w:cs="Times New Roman"/>
           <w:sz w:val="24"/>
           <w:szCs w:val="24"/>
         </w:rPr>
@@ -3482,7 +3340,7 @@
       </w:r>
       <w:r>
         <w:rPr>
-          <w:rFonts w:ascii="Times New Roman" w:hAnsi="Times New Roman" w:eastAsia="Times New Roman" w:cs="Times New Roman"/>
+          <w:rFonts w:ascii="Times New Roman" w:eastAsia="Times New Roman" w:hAnsi="Times New Roman" w:cs="Times New Roman"/>
           <w:sz w:val="24"/>
           <w:szCs w:val="24"/>
         </w:rPr>
@@ -3490,7 +3348,7 @@
       </w:r>
       <w:r>
         <w:rPr>
-          <w:rFonts w:ascii="Times New Roman" w:hAnsi="Times New Roman" w:eastAsia="Times New Roman" w:cs="Times New Roman"/>
+          <w:rFonts w:ascii="Times New Roman" w:eastAsia="Times New Roman" w:hAnsi="Times New Roman" w:cs="Times New Roman"/>
           <w:sz w:val="24"/>
           <w:szCs w:val="24"/>
         </w:rPr>
@@ -3498,7 +3356,7 @@
       </w:r>
       <w:r>
         <w:rPr>
-          <w:rFonts w:ascii="Times New Roman" w:hAnsi="Times New Roman" w:eastAsia="Times New Roman" w:cs="Times New Roman"/>
+          <w:rFonts w:ascii="Times New Roman" w:eastAsia="Times New Roman" w:hAnsi="Times New Roman" w:cs="Times New Roman"/>
           <w:sz w:val="24"/>
           <w:szCs w:val="24"/>
         </w:rPr>
@@ -3506,7 +3364,7 @@
       </w:r>
       <w:r>
         <w:rPr>
-          <w:rFonts w:ascii="Times New Roman" w:hAnsi="Times New Roman" w:eastAsia="Times New Roman" w:cs="Times New Roman"/>
+          <w:rFonts w:ascii="Times New Roman" w:eastAsia="Times New Roman" w:hAnsi="Times New Roman" w:cs="Times New Roman"/>
           <w:sz w:val="24"/>
           <w:szCs w:val="24"/>
         </w:rPr>
@@ -3517,7 +3375,7 @@
       </w:r>
       <w:r>
         <w:rPr>
-          <w:rFonts w:ascii="Times New Roman" w:hAnsi="Times New Roman" w:eastAsia="Times New Roman" w:cs="Times New Roman"/>
+          <w:rFonts w:ascii="Times New Roman" w:eastAsia="Times New Roman" w:hAnsi="Times New Roman" w:cs="Times New Roman"/>
           <w:sz w:val="24"/>
           <w:szCs w:val="24"/>
         </w:rPr>
@@ -3525,7 +3383,7 @@
       </w:r>
       <w:r>
         <w:rPr>
-          <w:rFonts w:ascii="Times New Roman" w:hAnsi="Times New Roman" w:eastAsia="Times New Roman" w:cs="Times New Roman"/>
+          <w:rFonts w:ascii="Times New Roman" w:eastAsia="Times New Roman" w:hAnsi="Times New Roman" w:cs="Times New Roman"/>
           <w:sz w:val="24"/>
           <w:szCs w:val="24"/>
         </w:rPr>
@@ -3533,7 +3391,7 @@
       </w:r>
       <w:r>
         <w:rPr>
-          <w:rFonts w:ascii="Times New Roman" w:hAnsi="Times New Roman" w:eastAsia="Times New Roman" w:cs="Times New Roman"/>
+          <w:rFonts w:ascii="Times New Roman" w:eastAsia="Times New Roman" w:hAnsi="Times New Roman" w:cs="Times New Roman"/>
           <w:sz w:val="24"/>
           <w:szCs w:val="24"/>
         </w:rPr>
@@ -3541,7 +3399,7 @@
       </w:r>
       <w:r>
         <w:rPr>
-          <w:rFonts w:ascii="Times New Roman" w:hAnsi="Times New Roman" w:eastAsia="Times New Roman" w:cs="Times New Roman"/>
+          <w:rFonts w:ascii="Times New Roman" w:eastAsia="Times New Roman" w:hAnsi="Times New Roman" w:cs="Times New Roman"/>
           <w:sz w:val="24"/>
           <w:szCs w:val="24"/>
         </w:rPr>
@@ -3552,7 +3410,7 @@
       <w:pPr>
         <w:spacing w:line="276" w:lineRule="auto"/>
         <w:rPr>
-          <w:rFonts w:ascii="Times New Roman" w:hAnsi="Times New Roman" w:eastAsia="Times New Roman" w:cs="Times New Roman"/>
+          <w:rFonts w:ascii="Times New Roman" w:eastAsia="Times New Roman" w:hAnsi="Times New Roman" w:cs="Times New Roman"/>
           <w:sz w:val="24"/>
           <w:szCs w:val="24"/>
         </w:rPr>
@@ -3567,7 +3425,7 @@
       <w:pPr>
         <w:spacing w:line="276" w:lineRule="auto"/>
         <w:rPr>
-          <w:rFonts w:ascii="Times New Roman" w:hAnsi="Times New Roman" w:eastAsia="Times New Roman" w:cs="Times New Roman"/>
+          <w:rFonts w:ascii="Times New Roman" w:eastAsia="Times New Roman" w:hAnsi="Times New Roman" w:cs="Times New Roman"/>
           <w:sz w:val="24"/>
           <w:szCs w:val="24"/>
         </w:rPr>
@@ -3579,11 +3437,11 @@
         <w:pStyle w:val="Paragraphedeliste"/>
         <w:numPr>
           <w:ilvl w:val="0"/>
-          <w:numId w:val="11"/>
+          <w:numId w:val="14"/>
         </w:numPr>
         <w:spacing w:line="480" w:lineRule="auto"/>
         <w:rPr>
-          <w:rFonts w:ascii="Calibri" w:hAnsi="Calibri" w:eastAsia="Calibri" w:cs="Calibri"/>
+          <w:rFonts w:ascii="Calibri" w:eastAsia="Calibri" w:hAnsi="Calibri" w:cs="Calibri"/>
           <w:b/>
           <w:bCs/>
           <w:sz w:val="44"/>
@@ -3592,7 +3450,7 @@
       </w:pPr>
       <w:r>
         <w:rPr>
-          <w:rFonts w:ascii="Calibri" w:hAnsi="Calibri" w:eastAsia="Calibri" w:cs="Calibri"/>
+          <w:rFonts w:ascii="Calibri" w:eastAsia="Calibri" w:hAnsi="Calibri" w:cs="Calibri"/>
           <w:b/>
           <w:bCs/>
           <w:sz w:val="44"/>
@@ -3625,7 +3483,7 @@
                     <pic:cNvPicPr/>
                   </pic:nvPicPr>
                   <pic:blipFill>
-                    <a:blip r:embed="rId16">
+                    <a:blip r:embed="rId9">
                       <a:extLst>
                         <a:ext uri="{28A0092B-C50C-407E-A947-70E740481C1C}">
                           <a14:useLocalDpi xmlns:a14="http://schemas.microsoft.com/office/drawing/2010/main"/>
@@ -3656,7 +3514,7 @@
       <w:pPr>
         <w:spacing w:line="276" w:lineRule="auto"/>
         <w:rPr>
-          <w:rFonts w:ascii="Times New Roman" w:hAnsi="Times New Roman" w:eastAsia="Times New Roman" w:cs="Times New Roman"/>
+          <w:rFonts w:ascii="Times New Roman" w:eastAsia="Times New Roman" w:hAnsi="Times New Roman" w:cs="Times New Roman"/>
           <w:b/>
           <w:bCs/>
           <w:i/>
@@ -3667,7 +3525,7 @@
       </w:pPr>
       <w:r>
         <w:rPr>
-          <w:rFonts w:ascii="Times New Roman" w:hAnsi="Times New Roman" w:eastAsia="Times New Roman" w:cs="Times New Roman"/>
+          <w:rFonts w:ascii="Times New Roman" w:eastAsia="Times New Roman" w:hAnsi="Times New Roman" w:cs="Times New Roman"/>
           <w:b/>
           <w:bCs/>
           <w:i/>
@@ -3683,16 +3541,16 @@
         <w:shd w:val="clear" w:color="auto" w:fill="FFFFFF" w:themeFill="background1"/>
         <w:spacing w:after="180" w:line="276" w:lineRule="auto"/>
         <w:rPr>
-          <w:rFonts w:ascii="Times New Roman" w:hAnsi="Times New Roman" w:eastAsia="Times New Roman" w:cs="Times New Roman"/>
-          <w:b/>
-          <w:bCs/>
-          <w:sz w:val="28"/>
-          <w:szCs w:val="28"/>
-        </w:rPr>
-      </w:pPr>
-      <w:r>
-        <w:rPr>
-          <w:rFonts w:ascii="Times New Roman" w:hAnsi="Times New Roman" w:eastAsia="Times New Roman" w:cs="Times New Roman"/>
+          <w:rFonts w:ascii="Times New Roman" w:eastAsia="Times New Roman" w:hAnsi="Times New Roman" w:cs="Times New Roman"/>
+          <w:b/>
+          <w:bCs/>
+          <w:sz w:val="28"/>
+          <w:szCs w:val="28"/>
+        </w:rPr>
+      </w:pPr>
+      <w:r>
+        <w:rPr>
+          <w:rFonts w:ascii="Times New Roman" w:eastAsia="Times New Roman" w:hAnsi="Times New Roman" w:cs="Times New Roman"/>
           <w:b/>
           <w:bCs/>
           <w:sz w:val="28"/>
@@ -3706,14 +3564,14 @@
         <w:shd w:val="clear" w:color="auto" w:fill="FFFFFF" w:themeFill="background1"/>
         <w:spacing w:after="0" w:line="276" w:lineRule="auto"/>
         <w:rPr>
-          <w:rFonts w:ascii="Times New Roman" w:hAnsi="Times New Roman" w:eastAsia="Times New Roman" w:cs="Times New Roman"/>
-          <w:sz w:val="28"/>
-          <w:szCs w:val="28"/>
-        </w:rPr>
-      </w:pPr>
-      <w:r>
-        <w:rPr>
-          <w:rFonts w:ascii="Times New Roman" w:hAnsi="Times New Roman" w:eastAsia="Times New Roman" w:cs="Times New Roman"/>
+          <w:rFonts w:ascii="Times New Roman" w:eastAsia="Times New Roman" w:hAnsi="Times New Roman" w:cs="Times New Roman"/>
+          <w:sz w:val="28"/>
+          <w:szCs w:val="28"/>
+        </w:rPr>
+      </w:pPr>
+      <w:r>
+        <w:rPr>
+          <w:rFonts w:ascii="Times New Roman" w:eastAsia="Times New Roman" w:hAnsi="Times New Roman" w:cs="Times New Roman"/>
           <w:sz w:val="28"/>
           <w:szCs w:val="28"/>
         </w:rPr>
@@ -3725,24 +3583,24 @@
         <w:shd w:val="clear" w:color="auto" w:fill="FFFFFF" w:themeFill="background1"/>
         <w:spacing w:after="0" w:line="276" w:lineRule="auto"/>
         <w:rPr>
-          <w:rFonts w:ascii="Times New Roman" w:hAnsi="Times New Roman" w:eastAsia="Times New Roman" w:cs="Times New Roman"/>
-          <w:sz w:val="28"/>
-          <w:szCs w:val="28"/>
-        </w:rPr>
-      </w:pPr>
-      <w:r>
-        <w:rPr>
-          <w:rFonts w:ascii="Times New Roman" w:hAnsi="Times New Roman" w:eastAsia="Times New Roman" w:cs="Times New Roman"/>
+          <w:rFonts w:ascii="Times New Roman" w:eastAsia="Times New Roman" w:hAnsi="Times New Roman" w:cs="Times New Roman"/>
+          <w:sz w:val="28"/>
+          <w:szCs w:val="28"/>
+        </w:rPr>
+      </w:pPr>
+      <w:r>
+        <w:rPr>
+          <w:rFonts w:ascii="Times New Roman" w:eastAsia="Times New Roman" w:hAnsi="Times New Roman" w:cs="Times New Roman"/>
           <w:sz w:val="28"/>
           <w:szCs w:val="28"/>
         </w:rPr>
         <w:t xml:space="preserve">Parmi les entreprises mentionnées dans le rapport, </w:t>
       </w:r>
-      <w:hyperlink r:id="rId17">
+      <w:hyperlink r:id="rId10">
         <w:r>
           <w:rPr>
             <w:rStyle w:val="Lienhypertexte"/>
-            <w:rFonts w:ascii="Times New Roman" w:hAnsi="Times New Roman" w:eastAsia="Times New Roman" w:cs="Times New Roman"/>
+            <w:rFonts w:ascii="Times New Roman" w:eastAsia="Times New Roman" w:hAnsi="Times New Roman" w:cs="Times New Roman"/>
             <w:color w:val="auto"/>
             <w:sz w:val="28"/>
             <w:szCs w:val="28"/>
@@ -3752,7 +3610,7 @@
       </w:hyperlink>
       <w:r>
         <w:rPr>
-          <w:rFonts w:ascii="Times New Roman" w:hAnsi="Times New Roman" w:eastAsia="Times New Roman" w:cs="Times New Roman"/>
+          <w:rFonts w:ascii="Times New Roman" w:eastAsia="Times New Roman" w:hAnsi="Times New Roman" w:cs="Times New Roman"/>
           <w:sz w:val="28"/>
           <w:szCs w:val="28"/>
         </w:rPr>
@@ -3764,14 +3622,14 @@
         <w:shd w:val="clear" w:color="auto" w:fill="FFFFFF" w:themeFill="background1"/>
         <w:spacing w:after="0" w:line="276" w:lineRule="auto"/>
         <w:rPr>
-          <w:rFonts w:ascii="Times New Roman" w:hAnsi="Times New Roman" w:eastAsia="Times New Roman" w:cs="Times New Roman"/>
-          <w:sz w:val="28"/>
-          <w:szCs w:val="28"/>
-        </w:rPr>
-      </w:pPr>
-      <w:r>
-        <w:rPr>
-          <w:rFonts w:ascii="Times New Roman" w:hAnsi="Times New Roman" w:eastAsia="Times New Roman" w:cs="Times New Roman"/>
+          <w:rFonts w:ascii="Times New Roman" w:eastAsia="Times New Roman" w:hAnsi="Times New Roman" w:cs="Times New Roman"/>
+          <w:sz w:val="28"/>
+          <w:szCs w:val="28"/>
+        </w:rPr>
+      </w:pPr>
+      <w:r>
+        <w:rPr>
+          <w:rFonts w:ascii="Times New Roman" w:eastAsia="Times New Roman" w:hAnsi="Times New Roman" w:cs="Times New Roman"/>
           <w:sz w:val="28"/>
           <w:szCs w:val="28"/>
         </w:rPr>
@@ -3783,16 +3641,16 @@
         <w:shd w:val="clear" w:color="auto" w:fill="FFFFFF" w:themeFill="background1"/>
         <w:spacing w:after="0" w:line="276" w:lineRule="auto"/>
         <w:rPr>
-          <w:rFonts w:ascii="Times New Roman" w:hAnsi="Times New Roman" w:eastAsia="Times New Roman" w:cs="Times New Roman"/>
-          <w:b/>
-          <w:bCs/>
-          <w:sz w:val="28"/>
-          <w:szCs w:val="28"/>
-        </w:rPr>
-      </w:pPr>
-      <w:r>
-        <w:rPr>
-          <w:rFonts w:ascii="Times New Roman" w:hAnsi="Times New Roman" w:eastAsia="Times New Roman" w:cs="Times New Roman"/>
+          <w:rFonts w:ascii="Times New Roman" w:eastAsia="Times New Roman" w:hAnsi="Times New Roman" w:cs="Times New Roman"/>
+          <w:b/>
+          <w:bCs/>
+          <w:sz w:val="28"/>
+          <w:szCs w:val="28"/>
+        </w:rPr>
+      </w:pPr>
+      <w:r>
+        <w:rPr>
+          <w:rFonts w:ascii="Times New Roman" w:eastAsia="Times New Roman" w:hAnsi="Times New Roman" w:cs="Times New Roman"/>
           <w:b/>
           <w:bCs/>
           <w:sz w:val="28"/>
@@ -3806,24 +3664,25 @@
         <w:shd w:val="clear" w:color="auto" w:fill="FFFFFF" w:themeFill="background1"/>
         <w:spacing w:after="0" w:line="276" w:lineRule="auto"/>
         <w:rPr>
-          <w:rFonts w:ascii="Times New Roman" w:hAnsi="Times New Roman" w:eastAsia="Times New Roman" w:cs="Times New Roman"/>
-          <w:sz w:val="28"/>
-          <w:szCs w:val="28"/>
-        </w:rPr>
-      </w:pPr>
-      <w:r>
-        <w:rPr>
-          <w:rFonts w:ascii="Times New Roman" w:hAnsi="Times New Roman" w:eastAsia="Times New Roman" w:cs="Times New Roman"/>
-          <w:b/>
-          <w:bCs/>
-          <w:sz w:val="28"/>
-          <w:szCs w:val="28"/>
-        </w:rPr>
+          <w:rFonts w:ascii="Times New Roman" w:eastAsia="Times New Roman" w:hAnsi="Times New Roman" w:cs="Times New Roman"/>
+          <w:sz w:val="28"/>
+          <w:szCs w:val="28"/>
+        </w:rPr>
+      </w:pPr>
+      <w:r>
+        <w:rPr>
+          <w:rFonts w:ascii="Times New Roman" w:eastAsia="Times New Roman" w:hAnsi="Times New Roman" w:cs="Times New Roman"/>
+          <w:b/>
+          <w:bCs/>
+          <w:sz w:val="28"/>
+          <w:szCs w:val="28"/>
+        </w:rPr>
+        <w:lastRenderedPageBreak/>
         <w:t>Apple</w:t>
       </w:r>
       <w:r>
         <w:rPr>
-          <w:rFonts w:ascii="Times New Roman" w:hAnsi="Times New Roman" w:eastAsia="Times New Roman" w:cs="Times New Roman"/>
+          <w:rFonts w:ascii="Times New Roman" w:eastAsia="Times New Roman" w:hAnsi="Times New Roman" w:cs="Times New Roman"/>
           <w:sz w:val="28"/>
           <w:szCs w:val="28"/>
         </w:rPr>
@@ -3835,14 +3694,14 @@
         <w:shd w:val="clear" w:color="auto" w:fill="FFFFFF" w:themeFill="background1"/>
         <w:spacing w:after="0" w:line="276" w:lineRule="auto"/>
         <w:rPr>
-          <w:rFonts w:ascii="Times New Roman" w:hAnsi="Times New Roman" w:eastAsia="Times New Roman" w:cs="Times New Roman"/>
-          <w:sz w:val="28"/>
-          <w:szCs w:val="28"/>
-        </w:rPr>
-      </w:pPr>
-      <w:r>
-        <w:rPr>
-          <w:rFonts w:ascii="Times New Roman" w:hAnsi="Times New Roman" w:eastAsia="Times New Roman" w:cs="Times New Roman"/>
+          <w:rFonts w:ascii="Times New Roman" w:eastAsia="Times New Roman" w:hAnsi="Times New Roman" w:cs="Times New Roman"/>
+          <w:sz w:val="28"/>
+          <w:szCs w:val="28"/>
+        </w:rPr>
+      </w:pPr>
+      <w:r>
+        <w:rPr>
+          <w:rFonts w:ascii="Times New Roman" w:eastAsia="Times New Roman" w:hAnsi="Times New Roman" w:cs="Times New Roman"/>
           <w:sz w:val="28"/>
           <w:szCs w:val="28"/>
         </w:rPr>
@@ -3854,16 +3713,16 @@
         <w:shd w:val="clear" w:color="auto" w:fill="FFFFFF" w:themeFill="background1"/>
         <w:spacing w:after="0" w:line="276" w:lineRule="auto"/>
         <w:rPr>
-          <w:rFonts w:ascii="Times New Roman" w:hAnsi="Times New Roman" w:eastAsia="Times New Roman" w:cs="Times New Roman"/>
-          <w:b/>
-          <w:bCs/>
-          <w:sz w:val="28"/>
-          <w:szCs w:val="28"/>
-        </w:rPr>
-      </w:pPr>
-      <w:r>
-        <w:rPr>
-          <w:rFonts w:ascii="Times New Roman" w:hAnsi="Times New Roman" w:eastAsia="Times New Roman" w:cs="Times New Roman"/>
+          <w:rFonts w:ascii="Times New Roman" w:eastAsia="Times New Roman" w:hAnsi="Times New Roman" w:cs="Times New Roman"/>
+          <w:b/>
+          <w:bCs/>
+          <w:sz w:val="28"/>
+          <w:szCs w:val="28"/>
+        </w:rPr>
+      </w:pPr>
+      <w:r>
+        <w:rPr>
+          <w:rFonts w:ascii="Times New Roman" w:eastAsia="Times New Roman" w:hAnsi="Times New Roman" w:cs="Times New Roman"/>
           <w:b/>
           <w:bCs/>
           <w:sz w:val="28"/>
@@ -3877,14 +3736,14 @@
         <w:shd w:val="clear" w:color="auto" w:fill="FFFFFF" w:themeFill="background1"/>
         <w:spacing w:after="0" w:line="276" w:lineRule="auto"/>
         <w:rPr>
-          <w:rFonts w:ascii="Times New Roman" w:hAnsi="Times New Roman" w:eastAsia="Times New Roman" w:cs="Times New Roman"/>
-          <w:sz w:val="28"/>
-          <w:szCs w:val="28"/>
-        </w:rPr>
-      </w:pPr>
-      <w:r>
-        <w:rPr>
-          <w:rFonts w:ascii="Times New Roman" w:hAnsi="Times New Roman" w:eastAsia="Times New Roman" w:cs="Times New Roman"/>
+          <w:rFonts w:ascii="Times New Roman" w:eastAsia="Times New Roman" w:hAnsi="Times New Roman" w:cs="Times New Roman"/>
+          <w:sz w:val="28"/>
+          <w:szCs w:val="28"/>
+        </w:rPr>
+      </w:pPr>
+      <w:r>
+        <w:rPr>
+          <w:rFonts w:ascii="Times New Roman" w:eastAsia="Times New Roman" w:hAnsi="Times New Roman" w:cs="Times New Roman"/>
           <w:b/>
           <w:bCs/>
           <w:sz w:val="28"/>
@@ -3894,7 +3753,7 @@
       </w:r>
       <w:r>
         <w:rPr>
-          <w:rFonts w:ascii="Times New Roman" w:hAnsi="Times New Roman" w:eastAsia="Times New Roman" w:cs="Times New Roman"/>
+          <w:rFonts w:ascii="Times New Roman" w:eastAsia="Times New Roman" w:hAnsi="Times New Roman" w:cs="Times New Roman"/>
           <w:sz w:val="28"/>
           <w:szCs w:val="28"/>
         </w:rPr>
@@ -3906,14 +3765,14 @@
         <w:shd w:val="clear" w:color="auto" w:fill="FFFFFF" w:themeFill="background1"/>
         <w:spacing w:after="0" w:line="276" w:lineRule="auto"/>
         <w:rPr>
-          <w:rFonts w:ascii="Times New Roman" w:hAnsi="Times New Roman" w:eastAsia="Times New Roman" w:cs="Times New Roman"/>
-          <w:sz w:val="28"/>
-          <w:szCs w:val="28"/>
-        </w:rPr>
-      </w:pPr>
-      <w:r>
-        <w:rPr>
-          <w:rFonts w:ascii="Times New Roman" w:hAnsi="Times New Roman" w:eastAsia="Times New Roman" w:cs="Times New Roman"/>
+          <w:rFonts w:ascii="Times New Roman" w:eastAsia="Times New Roman" w:hAnsi="Times New Roman" w:cs="Times New Roman"/>
+          <w:sz w:val="28"/>
+          <w:szCs w:val="28"/>
+        </w:rPr>
+      </w:pPr>
+      <w:r>
+        <w:rPr>
+          <w:rFonts w:ascii="Times New Roman" w:eastAsia="Times New Roman" w:hAnsi="Times New Roman" w:cs="Times New Roman"/>
           <w:sz w:val="28"/>
           <w:szCs w:val="28"/>
         </w:rPr>
@@ -3925,14 +3784,14 @@
         <w:shd w:val="clear" w:color="auto" w:fill="FFFFFF" w:themeFill="background1"/>
         <w:spacing w:after="0" w:line="276" w:lineRule="auto"/>
         <w:rPr>
-          <w:rFonts w:ascii="Times New Roman" w:hAnsi="Times New Roman" w:eastAsia="Times New Roman" w:cs="Times New Roman"/>
-          <w:sz w:val="28"/>
-          <w:szCs w:val="28"/>
-        </w:rPr>
-      </w:pPr>
-      <w:r>
-        <w:rPr>
-          <w:rFonts w:ascii="Times New Roman" w:hAnsi="Times New Roman" w:eastAsia="Times New Roman" w:cs="Times New Roman"/>
+          <w:rFonts w:ascii="Times New Roman" w:eastAsia="Times New Roman" w:hAnsi="Times New Roman" w:cs="Times New Roman"/>
+          <w:sz w:val="28"/>
+          <w:szCs w:val="28"/>
+        </w:rPr>
+      </w:pPr>
+      <w:r>
+        <w:rPr>
+          <w:rFonts w:ascii="Times New Roman" w:eastAsia="Times New Roman" w:hAnsi="Times New Roman" w:cs="Times New Roman"/>
           <w:b/>
           <w:bCs/>
           <w:sz w:val="28"/>
@@ -3942,7 +3801,7 @@
       </w:r>
       <w:r>
         <w:rPr>
-          <w:rFonts w:ascii="Times New Roman" w:hAnsi="Times New Roman" w:eastAsia="Times New Roman" w:cs="Times New Roman"/>
+          <w:rFonts w:ascii="Times New Roman" w:eastAsia="Times New Roman" w:hAnsi="Times New Roman" w:cs="Times New Roman"/>
           <w:sz w:val="28"/>
           <w:szCs w:val="28"/>
         </w:rPr>
@@ -3950,7 +3809,7 @@
       </w:r>
       <w:r>
         <w:rPr>
-          <w:rFonts w:ascii="Times New Roman" w:hAnsi="Times New Roman" w:eastAsia="Times New Roman" w:cs="Times New Roman"/>
+          <w:rFonts w:ascii="Times New Roman" w:eastAsia="Times New Roman" w:hAnsi="Times New Roman" w:cs="Times New Roman"/>
           <w:b/>
           <w:bCs/>
           <w:sz w:val="28"/>
@@ -3960,7 +3819,7 @@
       </w:r>
       <w:r>
         <w:rPr>
-          <w:rFonts w:ascii="Times New Roman" w:hAnsi="Times New Roman" w:eastAsia="Times New Roman" w:cs="Times New Roman"/>
+          <w:rFonts w:ascii="Times New Roman" w:eastAsia="Times New Roman" w:hAnsi="Times New Roman" w:cs="Times New Roman"/>
           <w:sz w:val="28"/>
           <w:szCs w:val="28"/>
         </w:rPr>
@@ -3972,14 +3831,14 @@
         <w:shd w:val="clear" w:color="auto" w:fill="FFFFFF" w:themeFill="background1"/>
         <w:spacing w:after="0" w:line="276" w:lineRule="auto"/>
         <w:rPr>
-          <w:rFonts w:ascii="Times New Roman" w:hAnsi="Times New Roman" w:eastAsia="Times New Roman" w:cs="Times New Roman"/>
-          <w:sz w:val="28"/>
-          <w:szCs w:val="28"/>
-        </w:rPr>
-      </w:pPr>
-      <w:r>
-        <w:rPr>
-          <w:rFonts w:ascii="Times New Roman" w:hAnsi="Times New Roman" w:eastAsia="Times New Roman" w:cs="Times New Roman"/>
+          <w:rFonts w:ascii="Times New Roman" w:eastAsia="Times New Roman" w:hAnsi="Times New Roman" w:cs="Times New Roman"/>
+          <w:sz w:val="28"/>
+          <w:szCs w:val="28"/>
+        </w:rPr>
+      </w:pPr>
+      <w:r>
+        <w:rPr>
+          <w:rFonts w:ascii="Times New Roman" w:eastAsia="Times New Roman" w:hAnsi="Times New Roman" w:cs="Times New Roman"/>
           <w:sz w:val="28"/>
           <w:szCs w:val="28"/>
         </w:rPr>
@@ -3991,14 +3850,14 @@
         <w:shd w:val="clear" w:color="auto" w:fill="FFFFFF" w:themeFill="background1"/>
         <w:spacing w:after="0" w:line="276" w:lineRule="auto"/>
         <w:rPr>
-          <w:rFonts w:ascii="Times New Roman" w:hAnsi="Times New Roman" w:eastAsia="Times New Roman" w:cs="Times New Roman"/>
-          <w:sz w:val="28"/>
-          <w:szCs w:val="28"/>
-        </w:rPr>
-      </w:pPr>
-      <w:r>
-        <w:rPr>
-          <w:rFonts w:ascii="Times New Roman" w:hAnsi="Times New Roman" w:eastAsia="Times New Roman" w:cs="Times New Roman"/>
+          <w:rFonts w:ascii="Times New Roman" w:eastAsia="Times New Roman" w:hAnsi="Times New Roman" w:cs="Times New Roman"/>
+          <w:sz w:val="28"/>
+          <w:szCs w:val="28"/>
+        </w:rPr>
+      </w:pPr>
+      <w:r>
+        <w:rPr>
+          <w:rFonts w:ascii="Times New Roman" w:eastAsia="Times New Roman" w:hAnsi="Times New Roman" w:cs="Times New Roman"/>
           <w:b/>
           <w:bCs/>
           <w:sz w:val="28"/>
@@ -4008,7 +3867,7 @@
       </w:r>
       <w:r>
         <w:rPr>
-          <w:rFonts w:ascii="Times New Roman" w:hAnsi="Times New Roman" w:eastAsia="Times New Roman" w:cs="Times New Roman"/>
+          <w:rFonts w:ascii="Times New Roman" w:eastAsia="Times New Roman" w:hAnsi="Times New Roman" w:cs="Times New Roman"/>
           <w:sz w:val="28"/>
           <w:szCs w:val="28"/>
         </w:rPr>
@@ -4020,14 +3879,14 @@
         <w:shd w:val="clear" w:color="auto" w:fill="FFFFFF" w:themeFill="background1"/>
         <w:spacing w:after="0" w:line="276" w:lineRule="auto"/>
         <w:rPr>
-          <w:rFonts w:ascii="Times New Roman" w:hAnsi="Times New Roman" w:eastAsia="Times New Roman" w:cs="Times New Roman"/>
-          <w:sz w:val="28"/>
-          <w:szCs w:val="28"/>
-        </w:rPr>
-      </w:pPr>
-      <w:r>
-        <w:rPr>
-          <w:rFonts w:ascii="Times New Roman" w:hAnsi="Times New Roman" w:eastAsia="Times New Roman" w:cs="Times New Roman"/>
+          <w:rFonts w:ascii="Times New Roman" w:eastAsia="Times New Roman" w:hAnsi="Times New Roman" w:cs="Times New Roman"/>
+          <w:sz w:val="28"/>
+          <w:szCs w:val="28"/>
+        </w:rPr>
+      </w:pPr>
+      <w:r>
+        <w:rPr>
+          <w:rFonts w:ascii="Times New Roman" w:eastAsia="Times New Roman" w:hAnsi="Times New Roman" w:cs="Times New Roman"/>
           <w:sz w:val="28"/>
           <w:szCs w:val="28"/>
         </w:rPr>
@@ -4039,14 +3898,14 @@
         <w:shd w:val="clear" w:color="auto" w:fill="FFFFFF" w:themeFill="background1"/>
         <w:spacing w:after="0" w:line="276" w:lineRule="auto"/>
         <w:rPr>
-          <w:rFonts w:ascii="Times New Roman" w:hAnsi="Times New Roman" w:eastAsia="Times New Roman" w:cs="Times New Roman"/>
-          <w:sz w:val="28"/>
-          <w:szCs w:val="28"/>
-        </w:rPr>
-      </w:pPr>
-      <w:r>
-        <w:rPr>
-          <w:rFonts w:ascii="Times New Roman" w:hAnsi="Times New Roman" w:eastAsia="Times New Roman" w:cs="Times New Roman"/>
+          <w:rFonts w:ascii="Times New Roman" w:eastAsia="Times New Roman" w:hAnsi="Times New Roman" w:cs="Times New Roman"/>
+          <w:sz w:val="28"/>
+          <w:szCs w:val="28"/>
+        </w:rPr>
+      </w:pPr>
+      <w:r>
+        <w:rPr>
+          <w:rFonts w:ascii="Times New Roman" w:eastAsia="Times New Roman" w:hAnsi="Times New Roman" w:cs="Times New Roman"/>
           <w:b/>
           <w:bCs/>
           <w:sz w:val="28"/>
@@ -4056,7 +3915,7 @@
       </w:r>
       <w:r>
         <w:rPr>
-          <w:rFonts w:ascii="Times New Roman" w:hAnsi="Times New Roman" w:eastAsia="Times New Roman" w:cs="Times New Roman"/>
+          <w:rFonts w:ascii="Times New Roman" w:eastAsia="Times New Roman" w:hAnsi="Times New Roman" w:cs="Times New Roman"/>
           <w:sz w:val="28"/>
           <w:szCs w:val="28"/>
         </w:rPr>
@@ -4068,14 +3927,14 @@
         <w:shd w:val="clear" w:color="auto" w:fill="FFFFFF" w:themeFill="background1"/>
         <w:spacing w:after="0" w:line="276" w:lineRule="auto"/>
         <w:rPr>
-          <w:rFonts w:ascii="Times New Roman" w:hAnsi="Times New Roman" w:eastAsia="Times New Roman" w:cs="Times New Roman"/>
-          <w:sz w:val="28"/>
-          <w:szCs w:val="28"/>
-        </w:rPr>
-      </w:pPr>
-      <w:r>
-        <w:rPr>
-          <w:rFonts w:ascii="Times New Roman" w:hAnsi="Times New Roman" w:eastAsia="Times New Roman" w:cs="Times New Roman"/>
+          <w:rFonts w:ascii="Times New Roman" w:eastAsia="Times New Roman" w:hAnsi="Times New Roman" w:cs="Times New Roman"/>
+          <w:sz w:val="28"/>
+          <w:szCs w:val="28"/>
+        </w:rPr>
+      </w:pPr>
+      <w:r>
+        <w:rPr>
+          <w:rFonts w:ascii="Times New Roman" w:eastAsia="Times New Roman" w:hAnsi="Times New Roman" w:cs="Times New Roman"/>
           <w:sz w:val="28"/>
           <w:szCs w:val="28"/>
         </w:rPr>
@@ -4087,14 +3946,14 @@
         <w:shd w:val="clear" w:color="auto" w:fill="FFFFFF" w:themeFill="background1"/>
         <w:spacing w:after="0" w:line="276" w:lineRule="auto"/>
         <w:rPr>
-          <w:rFonts w:ascii="Times New Roman" w:hAnsi="Times New Roman" w:eastAsia="Times New Roman" w:cs="Times New Roman"/>
-          <w:sz w:val="28"/>
-          <w:szCs w:val="28"/>
-        </w:rPr>
-      </w:pPr>
-      <w:r>
-        <w:rPr>
-          <w:rFonts w:ascii="Times New Roman" w:hAnsi="Times New Roman" w:eastAsia="Times New Roman" w:cs="Times New Roman"/>
+          <w:rFonts w:ascii="Times New Roman" w:eastAsia="Times New Roman" w:hAnsi="Times New Roman" w:cs="Times New Roman"/>
+          <w:sz w:val="28"/>
+          <w:szCs w:val="28"/>
+        </w:rPr>
+      </w:pPr>
+      <w:r>
+        <w:rPr>
+          <w:rFonts w:ascii="Times New Roman" w:eastAsia="Times New Roman" w:hAnsi="Times New Roman" w:cs="Times New Roman"/>
           <w:b/>
           <w:bCs/>
           <w:sz w:val="28"/>
@@ -4104,7 +3963,7 @@
       </w:r>
       <w:r>
         <w:rPr>
-          <w:rFonts w:ascii="Times New Roman" w:hAnsi="Times New Roman" w:eastAsia="Times New Roman" w:cs="Times New Roman"/>
+          <w:rFonts w:ascii="Times New Roman" w:eastAsia="Times New Roman" w:hAnsi="Times New Roman" w:cs="Times New Roman"/>
           <w:sz w:val="28"/>
           <w:szCs w:val="28"/>
         </w:rPr>
@@ -4116,16 +3975,16 @@
         <w:shd w:val="clear" w:color="auto" w:fill="FFFFFF" w:themeFill="background1"/>
         <w:spacing w:after="0" w:line="276" w:lineRule="auto"/>
         <w:rPr>
-          <w:rFonts w:ascii="Times New Roman" w:hAnsi="Times New Roman" w:eastAsia="Times New Roman" w:cs="Times New Roman"/>
-          <w:b/>
-          <w:bCs/>
-          <w:sz w:val="28"/>
-          <w:szCs w:val="28"/>
-        </w:rPr>
-      </w:pPr>
-      <w:r>
-        <w:rPr>
-          <w:rFonts w:ascii="Times New Roman" w:hAnsi="Times New Roman" w:eastAsia="Times New Roman" w:cs="Times New Roman"/>
+          <w:rFonts w:ascii="Times New Roman" w:eastAsia="Times New Roman" w:hAnsi="Times New Roman" w:cs="Times New Roman"/>
+          <w:b/>
+          <w:bCs/>
+          <w:sz w:val="28"/>
+          <w:szCs w:val="28"/>
+        </w:rPr>
+      </w:pPr>
+      <w:r>
+        <w:rPr>
+          <w:rFonts w:ascii="Times New Roman" w:eastAsia="Times New Roman" w:hAnsi="Times New Roman" w:cs="Times New Roman"/>
           <w:b/>
           <w:bCs/>
           <w:sz w:val="28"/>
@@ -4139,16 +3998,16 @@
         <w:shd w:val="clear" w:color="auto" w:fill="FFFFFF" w:themeFill="background1"/>
         <w:spacing w:after="0" w:line="276" w:lineRule="auto"/>
         <w:rPr>
-          <w:rFonts w:ascii="Times New Roman" w:hAnsi="Times New Roman" w:eastAsia="Times New Roman" w:cs="Times New Roman"/>
-          <w:sz w:val="28"/>
-          <w:szCs w:val="28"/>
-        </w:rPr>
-      </w:pPr>
-      <w:hyperlink r:id="rId18">
+          <w:rFonts w:ascii="Times New Roman" w:eastAsia="Times New Roman" w:hAnsi="Times New Roman" w:cs="Times New Roman"/>
+          <w:sz w:val="28"/>
+          <w:szCs w:val="28"/>
+        </w:rPr>
+      </w:pPr>
+      <w:hyperlink r:id="rId11">
         <w:r>
           <w:rPr>
             <w:rStyle w:val="Lienhypertexte"/>
-            <w:rFonts w:ascii="Times New Roman" w:hAnsi="Times New Roman" w:eastAsia="Times New Roman" w:cs="Times New Roman"/>
+            <w:rFonts w:ascii="Times New Roman" w:eastAsia="Times New Roman" w:hAnsi="Times New Roman" w:cs="Times New Roman"/>
             <w:b/>
             <w:bCs/>
             <w:color w:val="auto"/>
@@ -4160,7 +4019,7 @@
       </w:hyperlink>
       <w:r>
         <w:rPr>
-          <w:rFonts w:ascii="Times New Roman" w:hAnsi="Times New Roman" w:eastAsia="Times New Roman" w:cs="Times New Roman"/>
+          <w:rFonts w:ascii="Times New Roman" w:eastAsia="Times New Roman" w:hAnsi="Times New Roman" w:cs="Times New Roman"/>
           <w:sz w:val="28"/>
           <w:szCs w:val="28"/>
         </w:rPr>
@@ -4172,14 +4031,14 @@
         <w:shd w:val="clear" w:color="auto" w:fill="FFFFFF" w:themeFill="background1"/>
         <w:spacing w:after="0" w:line="276" w:lineRule="auto"/>
         <w:rPr>
-          <w:rFonts w:ascii="Times New Roman" w:hAnsi="Times New Roman" w:eastAsia="Times New Roman" w:cs="Times New Roman"/>
-          <w:sz w:val="28"/>
-          <w:szCs w:val="28"/>
-        </w:rPr>
-      </w:pPr>
-      <w:r>
-        <w:rPr>
-          <w:rFonts w:ascii="Times New Roman" w:hAnsi="Times New Roman" w:eastAsia="Times New Roman" w:cs="Times New Roman"/>
+          <w:rFonts w:ascii="Times New Roman" w:eastAsia="Times New Roman" w:hAnsi="Times New Roman" w:cs="Times New Roman"/>
+          <w:sz w:val="28"/>
+          <w:szCs w:val="28"/>
+        </w:rPr>
+      </w:pPr>
+      <w:r>
+        <w:rPr>
+          <w:rFonts w:ascii="Times New Roman" w:eastAsia="Times New Roman" w:hAnsi="Times New Roman" w:cs="Times New Roman"/>
           <w:sz w:val="28"/>
           <w:szCs w:val="28"/>
         </w:rPr>
@@ -4191,14 +4050,14 @@
         <w:shd w:val="clear" w:color="auto" w:fill="FFFFFF" w:themeFill="background1"/>
         <w:spacing w:after="0" w:line="276" w:lineRule="auto"/>
         <w:rPr>
-          <w:rFonts w:ascii="Times New Roman" w:hAnsi="Times New Roman" w:eastAsia="Times New Roman" w:cs="Times New Roman"/>
-          <w:sz w:val="28"/>
-          <w:szCs w:val="28"/>
-        </w:rPr>
-      </w:pPr>
-      <w:r>
-        <w:rPr>
-          <w:rFonts w:ascii="Times New Roman" w:hAnsi="Times New Roman" w:eastAsia="Times New Roman" w:cs="Times New Roman"/>
+          <w:rFonts w:ascii="Times New Roman" w:eastAsia="Times New Roman" w:hAnsi="Times New Roman" w:cs="Times New Roman"/>
+          <w:sz w:val="28"/>
+          <w:szCs w:val="28"/>
+        </w:rPr>
+      </w:pPr>
+      <w:r>
+        <w:rPr>
+          <w:rFonts w:ascii="Times New Roman" w:eastAsia="Times New Roman" w:hAnsi="Times New Roman" w:cs="Times New Roman"/>
           <w:b/>
           <w:bCs/>
           <w:sz w:val="28"/>
@@ -4208,7 +4067,7 @@
       </w:r>
       <w:r>
         <w:rPr>
-          <w:rFonts w:ascii="Times New Roman" w:hAnsi="Times New Roman" w:eastAsia="Times New Roman" w:cs="Times New Roman"/>
+          <w:rFonts w:ascii="Times New Roman" w:eastAsia="Times New Roman" w:hAnsi="Times New Roman" w:cs="Times New Roman"/>
           <w:sz w:val="28"/>
           <w:szCs w:val="28"/>
         </w:rPr>
@@ -4220,7 +4079,7 @@
         <w:shd w:val="clear" w:color="auto" w:fill="FFFFFF" w:themeFill="background1"/>
         <w:spacing w:after="0" w:line="276" w:lineRule="auto"/>
         <w:rPr>
-          <w:rFonts w:ascii="Times New Roman" w:hAnsi="Times New Roman" w:eastAsia="Times New Roman" w:cs="Times New Roman"/>
+          <w:rFonts w:ascii="Times New Roman" w:eastAsia="Times New Roman" w:hAnsi="Times New Roman" w:cs="Times New Roman"/>
           <w:b/>
           <w:bCs/>
           <w:sz w:val="28"/>
@@ -4233,7 +4092,7 @@
         <w:shd w:val="clear" w:color="auto" w:fill="FFFFFF" w:themeFill="background1"/>
         <w:spacing w:after="0" w:line="276" w:lineRule="auto"/>
         <w:rPr>
-          <w:rFonts w:ascii="Times New Roman" w:hAnsi="Times New Roman" w:eastAsia="Times New Roman" w:cs="Times New Roman"/>
+          <w:rFonts w:ascii="Times New Roman" w:eastAsia="Times New Roman" w:hAnsi="Times New Roman" w:cs="Times New Roman"/>
           <w:color w:val="000000" w:themeColor="text1"/>
           <w:sz w:val="28"/>
           <w:szCs w:val="28"/>
@@ -4241,7 +4100,7 @@
       </w:pPr>
       <w:r>
         <w:rPr>
-          <w:rFonts w:ascii="Times New Roman" w:hAnsi="Times New Roman" w:eastAsia="Times New Roman" w:cs="Times New Roman"/>
+          <w:rFonts w:ascii="Times New Roman" w:eastAsia="Times New Roman" w:hAnsi="Times New Roman" w:cs="Times New Roman"/>
           <w:b/>
           <w:bCs/>
           <w:sz w:val="28"/>
@@ -4255,11 +4114,11 @@
         <w:pStyle w:val="Paragraphedeliste"/>
         <w:numPr>
           <w:ilvl w:val="0"/>
-          <w:numId w:val="11"/>
+          <w:numId w:val="14"/>
         </w:numPr>
         <w:spacing w:line="480" w:lineRule="auto"/>
         <w:rPr>
-          <w:rFonts w:ascii="Calibri" w:hAnsi="Calibri" w:eastAsia="Calibri" w:cs="Calibri"/>
+          <w:rFonts w:ascii="Calibri" w:eastAsia="Calibri" w:hAnsi="Calibri" w:cs="Calibri"/>
           <w:b/>
           <w:bCs/>
           <w:sz w:val="44"/>
@@ -4268,7 +4127,7 @@
       </w:pPr>
       <w:r>
         <w:rPr>
-          <w:rFonts w:ascii="Calibri" w:hAnsi="Calibri" w:eastAsia="Calibri" w:cs="Calibri"/>
+          <w:rFonts w:ascii="Calibri" w:eastAsia="Calibri" w:hAnsi="Calibri" w:cs="Calibri"/>
           <w:b/>
           <w:bCs/>
           <w:sz w:val="44"/>
@@ -4282,7 +4141,7 @@
         <w:spacing w:before="360" w:after="120" w:line="276" w:lineRule="auto"/>
         <w:jc w:val="center"/>
         <w:rPr>
-          <w:rFonts w:ascii="Times New Roman" w:hAnsi="Times New Roman" w:eastAsia="Times New Roman" w:cs="Times New Roman"/>
+          <w:rFonts w:ascii="Times New Roman" w:eastAsia="Times New Roman" w:hAnsi="Times New Roman" w:cs="Times New Roman"/>
           <w:b/>
           <w:bCs/>
           <w:sz w:val="44"/>
@@ -4291,7 +4150,7 @@
       </w:pPr>
       <w:r>
         <w:rPr>
-          <w:rFonts w:ascii="Times New Roman" w:hAnsi="Times New Roman" w:eastAsia="Times New Roman" w:cs="Times New Roman"/>
+          <w:rFonts w:ascii="Times New Roman" w:eastAsia="Times New Roman" w:hAnsi="Times New Roman" w:cs="Times New Roman"/>
           <w:b/>
           <w:bCs/>
           <w:sz w:val="44"/>
@@ -4305,7 +4164,7 @@
         <w:spacing w:after="320" w:line="276" w:lineRule="auto"/>
         <w:jc w:val="center"/>
         <w:rPr>
-          <w:rFonts w:ascii="Times New Roman" w:hAnsi="Times New Roman" w:eastAsia="Times New Roman" w:cs="Times New Roman"/>
+          <w:rFonts w:ascii="Times New Roman" w:eastAsia="Times New Roman" w:hAnsi="Times New Roman" w:cs="Times New Roman"/>
           <w:i/>
           <w:iCs/>
           <w:sz w:val="24"/>
@@ -4314,7 +4173,7 @@
       </w:pPr>
       <w:r>
         <w:rPr>
-          <w:rFonts w:ascii="Times New Roman" w:hAnsi="Times New Roman" w:eastAsia="Times New Roman" w:cs="Times New Roman"/>
+          <w:rFonts w:ascii="Times New Roman" w:eastAsia="Times New Roman" w:hAnsi="Times New Roman" w:cs="Times New Roman"/>
           <w:i/>
           <w:iCs/>
           <w:sz w:val="24"/>
@@ -4351,13 +4210,13 @@
             <w:pPr>
               <w:spacing w:after="200" w:line="276" w:lineRule="auto"/>
               <w:rPr>
-                <w:rFonts w:ascii="Times New Roman" w:hAnsi="Times New Roman" w:eastAsia="Times New Roman" w:cs="Times New Roman"/>
+                <w:rFonts w:ascii="Times New Roman" w:eastAsia="Times New Roman" w:hAnsi="Times New Roman" w:cs="Times New Roman"/>
                 <w:lang w:val="en-US"/>
               </w:rPr>
             </w:pPr>
             <w:r>
               <w:rPr>
-                <w:rFonts w:ascii="Times New Roman" w:hAnsi="Times New Roman" w:eastAsia="Times New Roman" w:cs="Times New Roman"/>
+                <w:rFonts w:ascii="Times New Roman" w:eastAsia="Times New Roman" w:hAnsi="Times New Roman" w:cs="Times New Roman"/>
                 <w:b/>
                 <w:bCs/>
               </w:rPr>
@@ -4365,13 +4224,13 @@
             </w:r>
             <w:r>
               <w:rPr>
-                <w:rFonts w:ascii="Times New Roman" w:hAnsi="Times New Roman" w:eastAsia="Times New Roman" w:cs="Times New Roman"/>
+                <w:rFonts w:ascii="Times New Roman" w:eastAsia="Times New Roman" w:hAnsi="Times New Roman" w:cs="Times New Roman"/>
               </w:rPr>
               <w:t xml:space="preserve">l’intelligence artificielle peut servir d’assistant. Elle aide à gagner du temps, à mieux organiser l’information et à prendre de bonnes décisions. </w:t>
             </w:r>
             <w:r>
               <w:rPr>
-                <w:rFonts w:ascii="Times New Roman" w:hAnsi="Times New Roman" w:eastAsia="Times New Roman" w:cs="Times New Roman"/>
+                <w:rFonts w:ascii="Times New Roman" w:eastAsia="Times New Roman" w:hAnsi="Times New Roman" w:cs="Times New Roman"/>
                 <w:lang w:val="en-US"/>
               </w:rPr>
               <w:t>La personne garde cependant la responsabilité du résultat.</w:t>
@@ -4384,13 +4243,13 @@
       <w:pPr>
         <w:spacing w:after="200" w:line="276" w:lineRule="auto"/>
         <w:rPr>
-          <w:rFonts w:ascii="Times New Roman" w:hAnsi="Times New Roman" w:eastAsia="Times New Roman" w:cs="Times New Roman"/>
+          <w:rFonts w:ascii="Times New Roman" w:eastAsia="Times New Roman" w:hAnsi="Times New Roman" w:cs="Times New Roman"/>
           <w:lang w:val="en-US"/>
         </w:rPr>
       </w:pPr>
       <w:r>
         <w:rPr>
-          <w:rFonts w:ascii="Times New Roman" w:hAnsi="Times New Roman" w:eastAsia="Times New Roman" w:cs="Times New Roman"/>
+          <w:rFonts w:ascii="Times New Roman" w:eastAsia="Times New Roman" w:hAnsi="Times New Roman" w:cs="Times New Roman"/>
           <w:lang w:val="en-US"/>
         </w:rPr>
         <w:t xml:space="preserve"> </w:t>
@@ -4401,7 +4260,7 @@
         <w:pStyle w:val="Titre1"/>
         <w:spacing w:before="480" w:after="0" w:line="276" w:lineRule="auto"/>
         <w:rPr>
-          <w:rFonts w:ascii="Times New Roman" w:hAnsi="Times New Roman" w:eastAsia="Times New Roman" w:cs="Times New Roman"/>
+          <w:rFonts w:ascii="Times New Roman" w:eastAsia="Times New Roman" w:hAnsi="Times New Roman" w:cs="Times New Roman"/>
           <w:b/>
           <w:bCs/>
           <w:color w:val="auto"/>
@@ -4412,7 +4271,7 @@
       </w:pPr>
       <w:r>
         <w:rPr>
-          <w:rFonts w:ascii="Times New Roman" w:hAnsi="Times New Roman" w:eastAsia="Times New Roman" w:cs="Times New Roman"/>
+          <w:rFonts w:ascii="Times New Roman" w:eastAsia="Times New Roman" w:hAnsi="Times New Roman" w:cs="Times New Roman"/>
           <w:b/>
           <w:bCs/>
           <w:color w:val="auto"/>
@@ -4420,6 +4279,7 @@
           <w:szCs w:val="32"/>
           <w:lang w:val="en-US"/>
         </w:rPr>
+        <w:lastRenderedPageBreak/>
         <w:t>Introduction</w:t>
       </w:r>
     </w:p>
@@ -4428,12 +4288,12 @@
         <w:spacing w:after="120" w:line="257" w:lineRule="auto"/>
         <w:ind w:firstLine="360"/>
         <w:rPr>
-          <w:rFonts w:ascii="Times New Roman" w:hAnsi="Times New Roman" w:eastAsia="Times New Roman" w:cs="Times New Roman"/>
-        </w:rPr>
-      </w:pPr>
-      <w:r>
-        <w:rPr>
-          <w:rFonts w:ascii="Times New Roman" w:hAnsi="Times New Roman" w:eastAsia="Times New Roman" w:cs="Times New Roman"/>
+          <w:rFonts w:ascii="Times New Roman" w:eastAsia="Times New Roman" w:hAnsi="Times New Roman" w:cs="Times New Roman"/>
+        </w:rPr>
+      </w:pPr>
+      <w:r>
+        <w:rPr>
+          <w:rFonts w:ascii="Times New Roman" w:eastAsia="Times New Roman" w:hAnsi="Times New Roman" w:cs="Times New Roman"/>
         </w:rPr>
         <w:t>L’intelligence artificielle, ou IA, regroupe des outils capables d’analyser des informations, de reconnaître des modèles et de produire du texte, des images ou des suggestions. Dans le monde professionnel, elle est utilisée dans de nombreux domaines : administration, commerce, santé, industrie, informatique, transport et éducation.</w:t>
       </w:r>
@@ -4443,12 +4303,12 @@
         <w:spacing w:after="120" w:line="257" w:lineRule="auto"/>
         <w:ind w:firstLine="360"/>
         <w:rPr>
-          <w:rFonts w:ascii="Times New Roman" w:hAnsi="Times New Roman" w:eastAsia="Times New Roman" w:cs="Times New Roman"/>
-        </w:rPr>
-      </w:pPr>
-      <w:r>
-        <w:rPr>
-          <w:rFonts w:ascii="Times New Roman" w:hAnsi="Times New Roman" w:eastAsia="Times New Roman" w:cs="Times New Roman"/>
+          <w:rFonts w:ascii="Times New Roman" w:eastAsia="Times New Roman" w:hAnsi="Times New Roman" w:cs="Times New Roman"/>
+        </w:rPr>
+      </w:pPr>
+      <w:r>
+        <w:rPr>
+          <w:rFonts w:ascii="Times New Roman" w:eastAsia="Times New Roman" w:hAnsi="Times New Roman" w:cs="Times New Roman"/>
         </w:rPr>
         <w:t>L’IA ne sert pas seulement à remplacer une tâche. Elle peut surtout aider une personne à travailler plus rapidement et à consacrer davantage de temps aux activités qui demandent du jugement, de la créativité et des relations humaines. Selon une enquête de l’OCDE, quatre travailleurs sur cinq interrogés disent que l’IA a amélioré leur performance au travail [1].</w:t>
       </w:r>
@@ -4458,7 +4318,7 @@
         <w:pStyle w:val="Titre1"/>
         <w:spacing w:before="480" w:after="0" w:line="276" w:lineRule="auto"/>
         <w:rPr>
-          <w:rFonts w:ascii="Times New Roman" w:hAnsi="Times New Roman" w:eastAsia="Times New Roman" w:cs="Times New Roman"/>
+          <w:rFonts w:ascii="Times New Roman" w:eastAsia="Times New Roman" w:hAnsi="Times New Roman" w:cs="Times New Roman"/>
           <w:b/>
           <w:bCs/>
           <w:color w:val="auto"/>
@@ -4468,7 +4328,7 @@
       </w:pPr>
       <w:r>
         <w:rPr>
-          <w:rFonts w:ascii="Times New Roman" w:hAnsi="Times New Roman" w:eastAsia="Times New Roman" w:cs="Times New Roman"/>
+          <w:rFonts w:ascii="Times New Roman" w:eastAsia="Times New Roman" w:hAnsi="Times New Roman" w:cs="Times New Roman"/>
           <w:b/>
           <w:bCs/>
           <w:color w:val="auto"/>
@@ -4483,12 +4343,12 @@
         <w:spacing w:after="120" w:line="257" w:lineRule="auto"/>
         <w:ind w:firstLine="360"/>
         <w:rPr>
-          <w:rFonts w:ascii="Times New Roman" w:hAnsi="Times New Roman" w:eastAsia="Times New Roman" w:cs="Times New Roman"/>
-        </w:rPr>
-      </w:pPr>
-      <w:r>
-        <w:rPr>
-          <w:rFonts w:ascii="Times New Roman" w:hAnsi="Times New Roman" w:eastAsia="Times New Roman" w:cs="Times New Roman"/>
+          <w:rFonts w:ascii="Times New Roman" w:eastAsia="Times New Roman" w:hAnsi="Times New Roman" w:cs="Times New Roman"/>
+        </w:rPr>
+      </w:pPr>
+      <w:r>
+        <w:rPr>
+          <w:rFonts w:ascii="Times New Roman" w:eastAsia="Times New Roman" w:hAnsi="Times New Roman" w:cs="Times New Roman"/>
         </w:rPr>
         <w:t>Un premier avantage de l’IA est l’automatisation des tâches répétitives. Un outil peut classer des documents, rechercher une information dans un long fichier, remplir un tableau, résumer une réunion ou préparer une première version d’un courriel. Le professionnel peut ainsi réduire le temps consacré aux petites tâches administratives.</w:t>
       </w:r>
@@ -4498,17 +4358,17 @@
         <w:pStyle w:val="Paragraphedeliste"/>
         <w:numPr>
           <w:ilvl w:val="0"/>
-          <w:numId w:val="20"/>
+          <w:numId w:val="23"/>
         </w:numPr>
         <w:spacing w:after="0" w:line="276" w:lineRule="auto"/>
         <w:ind w:left="360"/>
         <w:rPr>
-          <w:rFonts w:ascii="Times New Roman" w:hAnsi="Times New Roman" w:eastAsia="Times New Roman" w:cs="Times New Roman"/>
-        </w:rPr>
-      </w:pPr>
-      <w:r>
-        <w:rPr>
-          <w:rFonts w:ascii="Times New Roman" w:hAnsi="Times New Roman" w:eastAsia="Times New Roman" w:cs="Times New Roman"/>
+          <w:rFonts w:ascii="Times New Roman" w:eastAsia="Times New Roman" w:hAnsi="Times New Roman" w:cs="Times New Roman"/>
+        </w:rPr>
+      </w:pPr>
+      <w:r>
+        <w:rPr>
+          <w:rFonts w:ascii="Times New Roman" w:eastAsia="Times New Roman" w:hAnsi="Times New Roman" w:cs="Times New Roman"/>
           <w:b/>
           <w:bCs/>
         </w:rPr>
@@ -4516,7 +4376,7 @@
       </w:r>
       <w:r>
         <w:rPr>
-          <w:rFonts w:ascii="Times New Roman" w:hAnsi="Times New Roman" w:eastAsia="Times New Roman" w:cs="Times New Roman"/>
+          <w:rFonts w:ascii="Times New Roman" w:eastAsia="Times New Roman" w:hAnsi="Times New Roman" w:cs="Times New Roman"/>
         </w:rPr>
         <w:t>un assistant administratif utilise l’IA pour résumer une réunion et préparer une liste de tâches.</w:t>
       </w:r>
@@ -4526,17 +4386,17 @@
         <w:pStyle w:val="Paragraphedeliste"/>
         <w:numPr>
           <w:ilvl w:val="0"/>
-          <w:numId w:val="20"/>
+          <w:numId w:val="23"/>
         </w:numPr>
         <w:spacing w:after="0" w:line="276" w:lineRule="auto"/>
         <w:ind w:left="360"/>
         <w:rPr>
-          <w:rFonts w:ascii="Times New Roman" w:hAnsi="Times New Roman" w:eastAsia="Times New Roman" w:cs="Times New Roman"/>
-        </w:rPr>
-      </w:pPr>
-      <w:r>
-        <w:rPr>
-          <w:rFonts w:ascii="Times New Roman" w:hAnsi="Times New Roman" w:eastAsia="Times New Roman" w:cs="Times New Roman"/>
+          <w:rFonts w:ascii="Times New Roman" w:eastAsia="Times New Roman" w:hAnsi="Times New Roman" w:cs="Times New Roman"/>
+        </w:rPr>
+      </w:pPr>
+      <w:r>
+        <w:rPr>
+          <w:rFonts w:ascii="Times New Roman" w:eastAsia="Times New Roman" w:hAnsi="Times New Roman" w:cs="Times New Roman"/>
           <w:b/>
           <w:bCs/>
         </w:rPr>
@@ -4544,7 +4404,7 @@
       </w:r>
       <w:r>
         <w:rPr>
-          <w:rFonts w:ascii="Times New Roman" w:hAnsi="Times New Roman" w:eastAsia="Times New Roman" w:cs="Times New Roman"/>
+          <w:rFonts w:ascii="Times New Roman" w:eastAsia="Times New Roman" w:hAnsi="Times New Roman" w:cs="Times New Roman"/>
         </w:rPr>
         <w:t>il peut consacrer plus de temps à l’accueil des clients, à la coordination et au suivi des dossiers.</w:t>
       </w:r>
@@ -4554,7 +4414,7 @@
         <w:pStyle w:val="Titre1"/>
         <w:spacing w:before="480" w:after="0" w:line="276" w:lineRule="auto"/>
         <w:rPr>
-          <w:rFonts w:ascii="Times New Roman" w:hAnsi="Times New Roman" w:eastAsia="Times New Roman" w:cs="Times New Roman"/>
+          <w:rFonts w:ascii="Times New Roman" w:eastAsia="Times New Roman" w:hAnsi="Times New Roman" w:cs="Times New Roman"/>
           <w:b/>
           <w:bCs/>
           <w:color w:val="auto"/>
@@ -4564,7 +4424,7 @@
       </w:pPr>
       <w:r>
         <w:rPr>
-          <w:rFonts w:ascii="Times New Roman" w:hAnsi="Times New Roman" w:eastAsia="Times New Roman" w:cs="Times New Roman"/>
+          <w:rFonts w:ascii="Times New Roman" w:eastAsia="Times New Roman" w:hAnsi="Times New Roman" w:cs="Times New Roman"/>
           <w:b/>
           <w:bCs/>
           <w:color w:val="auto"/>
@@ -4579,12 +4439,12 @@
         <w:spacing w:after="120" w:line="257" w:lineRule="auto"/>
         <w:ind w:firstLine="360"/>
         <w:rPr>
-          <w:rFonts w:ascii="Times New Roman" w:hAnsi="Times New Roman" w:eastAsia="Times New Roman" w:cs="Times New Roman"/>
-        </w:rPr>
-      </w:pPr>
-      <w:r>
-        <w:rPr>
-          <w:rFonts w:ascii="Times New Roman" w:hAnsi="Times New Roman" w:eastAsia="Times New Roman" w:cs="Times New Roman"/>
+          <w:rFonts w:ascii="Times New Roman" w:eastAsia="Times New Roman" w:hAnsi="Times New Roman" w:cs="Times New Roman"/>
+        </w:rPr>
+      </w:pPr>
+      <w:r>
+        <w:rPr>
+          <w:rFonts w:ascii="Times New Roman" w:eastAsia="Times New Roman" w:hAnsi="Times New Roman" w:cs="Times New Roman"/>
         </w:rPr>
         <w:t>L’IA peut aider à trouver rapidement les informations utiles. Elle peut comparer plusieurs documents, expliquer un terme technique avec des mots simples ou organiser des données. C’est particulièrement utile quand une personne doit étudier un sujet nouveau ou préparer un rapport.</w:t>
       </w:r>
@@ -4594,12 +4454,12 @@
         <w:spacing w:after="120" w:line="257" w:lineRule="auto"/>
         <w:ind w:firstLine="360"/>
         <w:rPr>
-          <w:rFonts w:ascii="Times New Roman" w:hAnsi="Times New Roman" w:eastAsia="Times New Roman" w:cs="Times New Roman"/>
-        </w:rPr>
-      </w:pPr>
-      <w:r>
-        <w:rPr>
-          <w:rFonts w:ascii="Times New Roman" w:hAnsi="Times New Roman" w:eastAsia="Times New Roman" w:cs="Times New Roman"/>
+          <w:rFonts w:ascii="Times New Roman" w:eastAsia="Times New Roman" w:hAnsi="Times New Roman" w:cs="Times New Roman"/>
+        </w:rPr>
+      </w:pPr>
+      <w:r>
+        <w:rPr>
+          <w:rFonts w:ascii="Times New Roman" w:eastAsia="Times New Roman" w:hAnsi="Times New Roman" w:cs="Times New Roman"/>
         </w:rPr>
         <w:t>Cette aide doit toutefois être contrôlée. Une réponse produite par l’IA peut être incomplète ou fausse. Il faut vérifier les faits dans des sources fiables, surtout pour les questions médicales, juridiques, financières ou liées à la sécurité.</w:t>
       </w:r>
@@ -4609,7 +4469,7 @@
         <w:pStyle w:val="Titre1"/>
         <w:spacing w:before="480" w:after="0" w:line="276" w:lineRule="auto"/>
         <w:rPr>
-          <w:rFonts w:ascii="Times New Roman" w:hAnsi="Times New Roman" w:eastAsia="Times New Roman" w:cs="Times New Roman"/>
+          <w:rFonts w:ascii="Times New Roman" w:eastAsia="Times New Roman" w:hAnsi="Times New Roman" w:cs="Times New Roman"/>
           <w:b/>
           <w:bCs/>
           <w:color w:val="auto"/>
@@ -4619,7 +4479,7 @@
       </w:pPr>
       <w:r>
         <w:rPr>
-          <w:rFonts w:ascii="Times New Roman" w:hAnsi="Times New Roman" w:eastAsia="Times New Roman" w:cs="Times New Roman"/>
+          <w:rFonts w:ascii="Times New Roman" w:eastAsia="Times New Roman" w:hAnsi="Times New Roman" w:cs="Times New Roman"/>
           <w:b/>
           <w:bCs/>
           <w:color w:val="auto"/>
@@ -4634,31 +4494,31 @@
         <w:spacing w:after="120" w:line="257" w:lineRule="auto"/>
         <w:ind w:firstLine="360"/>
         <w:rPr>
-          <w:rFonts w:ascii="Times New Roman" w:hAnsi="Times New Roman" w:eastAsia="Times New Roman" w:cs="Times New Roman"/>
+          <w:rFonts w:ascii="Times New Roman" w:eastAsia="Times New Roman" w:hAnsi="Times New Roman" w:cs="Times New Roman"/>
           <w:lang w:val="en-US"/>
         </w:rPr>
       </w:pPr>
       <w:r>
         <w:rPr>
-          <w:rFonts w:ascii="Times New Roman" w:hAnsi="Times New Roman" w:eastAsia="Times New Roman" w:cs="Times New Roman"/>
+          <w:rFonts w:ascii="Times New Roman" w:eastAsia="Times New Roman" w:hAnsi="Times New Roman" w:cs="Times New Roman"/>
         </w:rPr>
         <w:t xml:space="preserve">Les outils d’IA peuvent corriger un texte, proposer une structure de courriel, traduire un message et adapter le langage à un client ou à un collègue. Ils peuvent aussi aider les personnes qui apprennent une langue ou qui </w:t>
       </w:r>
       <w:r>
         <w:rPr>
-          <w:rFonts w:ascii="Times New Roman" w:hAnsi="Times New Roman" w:eastAsia="Times New Roman" w:cs="Times New Roman"/>
+          <w:rFonts w:ascii="Times New Roman" w:eastAsia="Times New Roman" w:hAnsi="Times New Roman" w:cs="Times New Roman"/>
         </w:rPr>
         <w:t>ont</w:t>
       </w:r>
       <w:r>
         <w:rPr>
-          <w:rFonts w:ascii="Times New Roman" w:hAnsi="Times New Roman" w:eastAsia="Times New Roman" w:cs="Times New Roman"/>
+          <w:rFonts w:ascii="Times New Roman" w:eastAsia="Times New Roman" w:hAnsi="Times New Roman" w:cs="Times New Roman"/>
         </w:rPr>
         <w:t xml:space="preserve"> des difficultés à écrire. </w:t>
       </w:r>
       <w:r>
         <w:rPr>
-          <w:rFonts w:ascii="Times New Roman" w:hAnsi="Times New Roman" w:eastAsia="Times New Roman" w:cs="Times New Roman"/>
+          <w:rFonts w:ascii="Times New Roman" w:eastAsia="Times New Roman" w:hAnsi="Times New Roman" w:cs="Times New Roman"/>
           <w:lang w:val="en-US"/>
         </w:rPr>
         <w:t>La communication devient donc plus claire et plus accessible.</w:t>
@@ -4669,17 +4529,17 @@
         <w:pStyle w:val="Paragraphedeliste"/>
         <w:numPr>
           <w:ilvl w:val="0"/>
-          <w:numId w:val="20"/>
+          <w:numId w:val="23"/>
         </w:numPr>
         <w:spacing w:after="0" w:line="276" w:lineRule="auto"/>
         <w:ind w:left="360"/>
         <w:rPr>
-          <w:rFonts w:ascii="Times New Roman" w:hAnsi="Times New Roman" w:eastAsia="Times New Roman" w:cs="Times New Roman"/>
-        </w:rPr>
-      </w:pPr>
-      <w:r>
-        <w:rPr>
-          <w:rFonts w:ascii="Times New Roman" w:hAnsi="Times New Roman" w:eastAsia="Times New Roman" w:cs="Times New Roman"/>
+          <w:rFonts w:ascii="Times New Roman" w:eastAsia="Times New Roman" w:hAnsi="Times New Roman" w:cs="Times New Roman"/>
+        </w:rPr>
+      </w:pPr>
+      <w:r>
+        <w:rPr>
+          <w:rFonts w:ascii="Times New Roman" w:eastAsia="Times New Roman" w:hAnsi="Times New Roman" w:cs="Times New Roman"/>
           <w:b/>
           <w:bCs/>
         </w:rPr>
@@ -4687,7 +4547,7 @@
       </w:r>
       <w:r>
         <w:rPr>
-          <w:rFonts w:ascii="Times New Roman" w:hAnsi="Times New Roman" w:eastAsia="Times New Roman" w:cs="Times New Roman"/>
+          <w:rFonts w:ascii="Times New Roman" w:eastAsia="Times New Roman" w:hAnsi="Times New Roman" w:cs="Times New Roman"/>
         </w:rPr>
         <w:t>l’IA peut transformer des notes courtes en message professionnel poli et compréhensible.</w:t>
       </w:r>
@@ -4697,17 +4557,17 @@
         <w:pStyle w:val="Paragraphedeliste"/>
         <w:numPr>
           <w:ilvl w:val="0"/>
-          <w:numId w:val="20"/>
+          <w:numId w:val="23"/>
         </w:numPr>
         <w:spacing w:after="0" w:line="276" w:lineRule="auto"/>
         <w:ind w:left="360"/>
         <w:rPr>
-          <w:rFonts w:ascii="Times New Roman" w:hAnsi="Times New Roman" w:eastAsia="Times New Roman" w:cs="Times New Roman"/>
-        </w:rPr>
-      </w:pPr>
-      <w:r>
-        <w:rPr>
-          <w:rFonts w:ascii="Times New Roman" w:hAnsi="Times New Roman" w:eastAsia="Times New Roman" w:cs="Times New Roman"/>
+          <w:rFonts w:ascii="Times New Roman" w:eastAsia="Times New Roman" w:hAnsi="Times New Roman" w:cs="Times New Roman"/>
+        </w:rPr>
+      </w:pPr>
+      <w:r>
+        <w:rPr>
+          <w:rFonts w:ascii="Times New Roman" w:eastAsia="Times New Roman" w:hAnsi="Times New Roman" w:cs="Times New Roman"/>
           <w:b/>
           <w:bCs/>
         </w:rPr>
@@ -4715,7 +4575,7 @@
       </w:r>
       <w:r>
         <w:rPr>
-          <w:rFonts w:ascii="Times New Roman" w:hAnsi="Times New Roman" w:eastAsia="Times New Roman" w:cs="Times New Roman"/>
+          <w:rFonts w:ascii="Times New Roman" w:eastAsia="Times New Roman" w:hAnsi="Times New Roman" w:cs="Times New Roman"/>
         </w:rPr>
         <w:t>elle peut aider à comprendre rapidement un document dans une autre langue.</w:t>
       </w:r>
@@ -4725,7 +4585,7 @@
         <w:pStyle w:val="Titre1"/>
         <w:spacing w:before="480" w:after="0" w:line="276" w:lineRule="auto"/>
         <w:rPr>
-          <w:rFonts w:ascii="Times New Roman" w:hAnsi="Times New Roman" w:eastAsia="Times New Roman" w:cs="Times New Roman"/>
+          <w:rFonts w:ascii="Times New Roman" w:eastAsia="Times New Roman" w:hAnsi="Times New Roman" w:cs="Times New Roman"/>
           <w:b/>
           <w:bCs/>
           <w:color w:val="auto"/>
@@ -4735,13 +4595,14 @@
       </w:pPr>
       <w:r>
         <w:rPr>
-          <w:rFonts w:ascii="Times New Roman" w:hAnsi="Times New Roman" w:eastAsia="Times New Roman" w:cs="Times New Roman"/>
+          <w:rFonts w:ascii="Times New Roman" w:eastAsia="Times New Roman" w:hAnsi="Times New Roman" w:cs="Times New Roman"/>
           <w:b/>
           <w:bCs/>
           <w:color w:val="auto"/>
           <w:sz w:val="32"/>
           <w:szCs w:val="32"/>
         </w:rPr>
+        <w:lastRenderedPageBreak/>
         <w:t>4. Soutenir la créativité et l’innovation</w:t>
       </w:r>
     </w:p>
@@ -4750,12 +4611,12 @@
         <w:spacing w:after="120" w:line="257" w:lineRule="auto"/>
         <w:ind w:firstLine="360"/>
         <w:rPr>
-          <w:rFonts w:ascii="Times New Roman" w:hAnsi="Times New Roman" w:eastAsia="Times New Roman" w:cs="Times New Roman"/>
-        </w:rPr>
-      </w:pPr>
-      <w:r>
-        <w:rPr>
-          <w:rFonts w:ascii="Times New Roman" w:hAnsi="Times New Roman" w:eastAsia="Times New Roman" w:cs="Times New Roman"/>
+          <w:rFonts w:ascii="Times New Roman" w:eastAsia="Times New Roman" w:hAnsi="Times New Roman" w:cs="Times New Roman"/>
+        </w:rPr>
+      </w:pPr>
+      <w:r>
+        <w:rPr>
+          <w:rFonts w:ascii="Times New Roman" w:eastAsia="Times New Roman" w:hAnsi="Times New Roman" w:cs="Times New Roman"/>
         </w:rPr>
         <w:t>L’IA peut proposer des idées, plusieurs titres, un plan de projet ou différentes solutions à un problème. Elle devient alors un partenaire de réflexion. Elle ne possède pas l’expérience personnelle et la compréhension du contexte d’un professionnel, mais elle peut aider à commencer, à comparer et à améliorer une idée.</w:t>
       </w:r>
@@ -4765,12 +4626,12 @@
         <w:spacing w:after="120" w:line="257" w:lineRule="auto"/>
         <w:ind w:firstLine="360"/>
         <w:rPr>
-          <w:rFonts w:ascii="Times New Roman" w:hAnsi="Times New Roman" w:eastAsia="Times New Roman" w:cs="Times New Roman"/>
-        </w:rPr>
-      </w:pPr>
-      <w:r>
-        <w:rPr>
-          <w:rFonts w:ascii="Times New Roman" w:hAnsi="Times New Roman" w:eastAsia="Times New Roman" w:cs="Times New Roman"/>
+          <w:rFonts w:ascii="Times New Roman" w:eastAsia="Times New Roman" w:hAnsi="Times New Roman" w:cs="Times New Roman"/>
+        </w:rPr>
+      </w:pPr>
+      <w:r>
+        <w:rPr>
+          <w:rFonts w:ascii="Times New Roman" w:eastAsia="Times New Roman" w:hAnsi="Times New Roman" w:cs="Times New Roman"/>
         </w:rPr>
         <w:t>Par exemple, une équipe marketing peut demander plusieurs idées de campagne, puis choisir et modifier la proposition qui correspond le mieux à son public. La décision finale reste humaine.</w:t>
       </w:r>
@@ -4780,7 +4641,7 @@
         <w:pStyle w:val="Titre1"/>
         <w:spacing w:before="480" w:after="0" w:line="276" w:lineRule="auto"/>
         <w:rPr>
-          <w:rFonts w:ascii="Times New Roman" w:hAnsi="Times New Roman" w:eastAsia="Times New Roman" w:cs="Times New Roman"/>
+          <w:rFonts w:ascii="Times New Roman" w:eastAsia="Times New Roman" w:hAnsi="Times New Roman" w:cs="Times New Roman"/>
           <w:b/>
           <w:bCs/>
           <w:color w:val="auto"/>
@@ -4790,7 +4651,7 @@
       </w:pPr>
       <w:r>
         <w:rPr>
-          <w:rFonts w:ascii="Times New Roman" w:hAnsi="Times New Roman" w:eastAsia="Times New Roman" w:cs="Times New Roman"/>
+          <w:rFonts w:ascii="Times New Roman" w:eastAsia="Times New Roman" w:hAnsi="Times New Roman" w:cs="Times New Roman"/>
           <w:b/>
           <w:bCs/>
           <w:color w:val="auto"/>
@@ -4805,12 +4666,12 @@
         <w:spacing w:after="120" w:line="257" w:lineRule="auto"/>
         <w:ind w:firstLine="360"/>
         <w:rPr>
-          <w:rFonts w:ascii="Times New Roman" w:hAnsi="Times New Roman" w:eastAsia="Times New Roman" w:cs="Times New Roman"/>
-        </w:rPr>
-      </w:pPr>
-      <w:r>
-        <w:rPr>
-          <w:rFonts w:ascii="Times New Roman" w:hAnsi="Times New Roman" w:eastAsia="Times New Roman" w:cs="Times New Roman"/>
+          <w:rFonts w:ascii="Times New Roman" w:eastAsia="Times New Roman" w:hAnsi="Times New Roman" w:cs="Times New Roman"/>
+        </w:rPr>
+      </w:pPr>
+      <w:r>
+        <w:rPr>
+          <w:rFonts w:ascii="Times New Roman" w:eastAsia="Times New Roman" w:hAnsi="Times New Roman" w:cs="Times New Roman"/>
         </w:rPr>
         <w:t>Un assistant basé sur l’IA peut expliquer une notion à plusieurs niveaux, donner un exemple, créer un exercice ou simuler une conversation avec un client. Chaque personne peut donc recevoir une aide adaptée à son niveau. L’IA peut aussi accompagner la formation continue quand les métiers évoluent.</w:t>
       </w:r>
@@ -4820,12 +4681,12 @@
         <w:spacing w:after="120" w:line="257" w:lineRule="auto"/>
         <w:ind w:firstLine="360"/>
         <w:rPr>
-          <w:rFonts w:ascii="Times New Roman" w:hAnsi="Times New Roman" w:eastAsia="Times New Roman" w:cs="Times New Roman"/>
-        </w:rPr>
-      </w:pPr>
-      <w:r>
-        <w:rPr>
-          <w:rFonts w:ascii="Times New Roman" w:hAnsi="Times New Roman" w:eastAsia="Times New Roman" w:cs="Times New Roman"/>
+          <w:rFonts w:ascii="Times New Roman" w:eastAsia="Times New Roman" w:hAnsi="Times New Roman" w:cs="Times New Roman"/>
+        </w:rPr>
+      </w:pPr>
+      <w:r>
+        <w:rPr>
+          <w:rFonts w:ascii="Times New Roman" w:eastAsia="Times New Roman" w:hAnsi="Times New Roman" w:cs="Times New Roman"/>
         </w:rPr>
         <w:t>Cette évolution rend la formation importante. L’OCDE observe que la formation et la consultation des travailleurs sont associées à de meilleurs résultats lors de l’introduction de l’IA dans une organisation [1].</w:t>
       </w:r>
@@ -4835,7 +4696,7 @@
         <w:pStyle w:val="Titre1"/>
         <w:spacing w:before="480" w:after="0" w:line="276" w:lineRule="auto"/>
         <w:rPr>
-          <w:rFonts w:ascii="Times New Roman" w:hAnsi="Times New Roman" w:eastAsia="Times New Roman" w:cs="Times New Roman"/>
+          <w:rFonts w:ascii="Times New Roman" w:eastAsia="Times New Roman" w:hAnsi="Times New Roman" w:cs="Times New Roman"/>
           <w:b/>
           <w:bCs/>
           <w:color w:val="auto"/>
@@ -4845,7 +4706,7 @@
       </w:pPr>
       <w:r>
         <w:rPr>
-          <w:rFonts w:ascii="Times New Roman" w:hAnsi="Times New Roman" w:eastAsia="Times New Roman" w:cs="Times New Roman"/>
+          <w:rFonts w:ascii="Times New Roman" w:eastAsia="Times New Roman" w:hAnsi="Times New Roman" w:cs="Times New Roman"/>
           <w:b/>
           <w:bCs/>
           <w:color w:val="auto"/>
@@ -4860,12 +4721,12 @@
         <w:spacing w:after="120" w:line="257" w:lineRule="auto"/>
         <w:ind w:firstLine="360"/>
         <w:rPr>
-          <w:rFonts w:ascii="Times New Roman" w:hAnsi="Times New Roman" w:eastAsia="Times New Roman" w:cs="Times New Roman"/>
-        </w:rPr>
-      </w:pPr>
-      <w:r>
-        <w:rPr>
-          <w:rFonts w:ascii="Times New Roman" w:hAnsi="Times New Roman" w:eastAsia="Times New Roman" w:cs="Times New Roman"/>
+          <w:rFonts w:ascii="Times New Roman" w:eastAsia="Times New Roman" w:hAnsi="Times New Roman" w:cs="Times New Roman"/>
+        </w:rPr>
+      </w:pPr>
+      <w:r>
+        <w:rPr>
+          <w:rFonts w:ascii="Times New Roman" w:eastAsia="Times New Roman" w:hAnsi="Times New Roman" w:cs="Times New Roman"/>
         </w:rPr>
         <w:t>Dans certains secteurs, l’IA peut détecter une anomalie dans une machine, prévoir une panne ou repérer une situation dangereuse. Elle peut aussi aider à planifier les horaires et à réduire certaines tâches physiques ou très répétitives. L’objectif est d’améliorer la sécurité et la qualité du travail, avec une surveillance humaine adaptée.</w:t>
       </w:r>
@@ -4875,12 +4736,12 @@
         <w:spacing w:after="120" w:line="257" w:lineRule="auto"/>
         <w:ind w:firstLine="360"/>
         <w:rPr>
-          <w:rFonts w:ascii="Times New Roman" w:hAnsi="Times New Roman" w:eastAsia="Times New Roman" w:cs="Times New Roman"/>
-        </w:rPr>
-      </w:pPr>
-      <w:r>
-        <w:rPr>
-          <w:rFonts w:ascii="Times New Roman" w:hAnsi="Times New Roman" w:eastAsia="Times New Roman" w:cs="Times New Roman"/>
+          <w:rFonts w:ascii="Times New Roman" w:eastAsia="Times New Roman" w:hAnsi="Times New Roman" w:cs="Times New Roman"/>
+        </w:rPr>
+      </w:pPr>
+      <w:r>
+        <w:rPr>
+          <w:rFonts w:ascii="Times New Roman" w:eastAsia="Times New Roman" w:hAnsi="Times New Roman" w:cs="Times New Roman"/>
         </w:rPr>
         <w:t>L’IA ne doit pas être utilisée pour surveiller injustement les travailleurs ou prendre automatiquement des décisions importantes sur leur avenir professionnel. L’Union européenne développe un cadre pour favoriser une IA fiable tout en protégeant la santé, la sécurité et les droits fondamentaux [2].</w:t>
       </w:r>
@@ -4890,7 +4751,7 @@
         <w:pStyle w:val="Titre1"/>
         <w:spacing w:before="480" w:after="0" w:line="276" w:lineRule="auto"/>
         <w:rPr>
-          <w:rFonts w:ascii="Times New Roman" w:hAnsi="Times New Roman" w:eastAsia="Times New Roman" w:cs="Times New Roman"/>
+          <w:rFonts w:ascii="Times New Roman" w:eastAsia="Times New Roman" w:hAnsi="Times New Roman" w:cs="Times New Roman"/>
           <w:b/>
           <w:bCs/>
           <w:color w:val="auto"/>
@@ -4900,7 +4761,7 @@
       </w:pPr>
       <w:r>
         <w:rPr>
-          <w:rFonts w:ascii="Times New Roman" w:hAnsi="Times New Roman" w:eastAsia="Times New Roman" w:cs="Times New Roman"/>
+          <w:rFonts w:ascii="Times New Roman" w:eastAsia="Times New Roman" w:hAnsi="Times New Roman" w:cs="Times New Roman"/>
           <w:b/>
           <w:bCs/>
           <w:color w:val="auto"/>
@@ -4915,12 +4776,12 @@
         <w:spacing w:after="120" w:line="257" w:lineRule="auto"/>
         <w:ind w:firstLine="360"/>
         <w:rPr>
-          <w:rFonts w:ascii="Times New Roman" w:hAnsi="Times New Roman" w:eastAsia="Times New Roman" w:cs="Times New Roman"/>
-        </w:rPr>
-      </w:pPr>
-      <w:r>
-        <w:rPr>
-          <w:rFonts w:ascii="Times New Roman" w:hAnsi="Times New Roman" w:eastAsia="Times New Roman" w:cs="Times New Roman"/>
+          <w:rFonts w:ascii="Times New Roman" w:eastAsia="Times New Roman" w:hAnsi="Times New Roman" w:cs="Times New Roman"/>
+        </w:rPr>
+      </w:pPr>
+      <w:r>
+        <w:rPr>
+          <w:rFonts w:ascii="Times New Roman" w:eastAsia="Times New Roman" w:hAnsi="Times New Roman" w:cs="Times New Roman"/>
         </w:rPr>
         <w:t>Les avantages de l’IA ne sont pas automatiques. Pour bien l’utiliser, il faut respecter plusieurs règles simples :</w:t>
       </w:r>
@@ -4930,17 +4791,17 @@
         <w:pStyle w:val="Paragraphedeliste"/>
         <w:numPr>
           <w:ilvl w:val="0"/>
-          <w:numId w:val="20"/>
+          <w:numId w:val="23"/>
         </w:numPr>
         <w:spacing w:after="0" w:line="276" w:lineRule="auto"/>
         <w:ind w:left="360"/>
         <w:rPr>
-          <w:rFonts w:ascii="Times New Roman" w:hAnsi="Times New Roman" w:eastAsia="Times New Roman" w:cs="Times New Roman"/>
-        </w:rPr>
-      </w:pPr>
-      <w:r>
-        <w:rPr>
-          <w:rFonts w:ascii="Times New Roman" w:hAnsi="Times New Roman" w:eastAsia="Times New Roman" w:cs="Times New Roman"/>
+          <w:rFonts w:ascii="Times New Roman" w:eastAsia="Times New Roman" w:hAnsi="Times New Roman" w:cs="Times New Roman"/>
+        </w:rPr>
+      </w:pPr>
+      <w:r>
+        <w:rPr>
+          <w:rFonts w:ascii="Times New Roman" w:eastAsia="Times New Roman" w:hAnsi="Times New Roman" w:cs="Times New Roman"/>
           <w:b/>
           <w:bCs/>
         </w:rPr>
@@ -4948,7 +4809,7 @@
       </w:r>
       <w:r>
         <w:rPr>
-          <w:rFonts w:ascii="Times New Roman" w:hAnsi="Times New Roman" w:eastAsia="Times New Roman" w:cs="Times New Roman"/>
+          <w:rFonts w:ascii="Times New Roman" w:eastAsia="Times New Roman" w:hAnsi="Times New Roman" w:cs="Times New Roman"/>
         </w:rPr>
         <w:t>l’IA peut produire des erreurs ou inventer des informations.</w:t>
       </w:r>
@@ -4958,17 +4819,17 @@
         <w:pStyle w:val="Paragraphedeliste"/>
         <w:numPr>
           <w:ilvl w:val="0"/>
-          <w:numId w:val="20"/>
+          <w:numId w:val="23"/>
         </w:numPr>
         <w:spacing w:after="0" w:line="276" w:lineRule="auto"/>
         <w:ind w:left="360"/>
         <w:rPr>
-          <w:rFonts w:ascii="Times New Roman" w:hAnsi="Times New Roman" w:eastAsia="Times New Roman" w:cs="Times New Roman"/>
-        </w:rPr>
-      </w:pPr>
-      <w:r>
-        <w:rPr>
-          <w:rFonts w:ascii="Times New Roman" w:hAnsi="Times New Roman" w:eastAsia="Times New Roman" w:cs="Times New Roman"/>
+          <w:rFonts w:ascii="Times New Roman" w:eastAsia="Times New Roman" w:hAnsi="Times New Roman" w:cs="Times New Roman"/>
+        </w:rPr>
+      </w:pPr>
+      <w:r>
+        <w:rPr>
+          <w:rFonts w:ascii="Times New Roman" w:eastAsia="Times New Roman" w:hAnsi="Times New Roman" w:cs="Times New Roman"/>
           <w:b/>
           <w:bCs/>
         </w:rPr>
@@ -4976,7 +4837,7 @@
       </w:r>
       <w:r>
         <w:rPr>
-          <w:rFonts w:ascii="Times New Roman" w:hAnsi="Times New Roman" w:eastAsia="Times New Roman" w:cs="Times New Roman"/>
+          <w:rFonts w:ascii="Times New Roman" w:eastAsia="Times New Roman" w:hAnsi="Times New Roman" w:cs="Times New Roman"/>
         </w:rPr>
         <w:t>il ne faut pas copier dans un outil public des informations confidentielles sur les clients, les collègues ou l’entreprise.</w:t>
       </w:r>
@@ -4986,17 +4847,17 @@
         <w:pStyle w:val="Paragraphedeliste"/>
         <w:numPr>
           <w:ilvl w:val="0"/>
-          <w:numId w:val="20"/>
+          <w:numId w:val="23"/>
         </w:numPr>
         <w:spacing w:after="0" w:line="276" w:lineRule="auto"/>
         <w:ind w:left="360"/>
         <w:rPr>
-          <w:rFonts w:ascii="Times New Roman" w:hAnsi="Times New Roman" w:eastAsia="Times New Roman" w:cs="Times New Roman"/>
-        </w:rPr>
-      </w:pPr>
-      <w:r>
-        <w:rPr>
-          <w:rFonts w:ascii="Times New Roman" w:hAnsi="Times New Roman" w:eastAsia="Times New Roman" w:cs="Times New Roman"/>
+          <w:rFonts w:ascii="Times New Roman" w:eastAsia="Times New Roman" w:hAnsi="Times New Roman" w:cs="Times New Roman"/>
+        </w:rPr>
+      </w:pPr>
+      <w:r>
+        <w:rPr>
+          <w:rFonts w:ascii="Times New Roman" w:eastAsia="Times New Roman" w:hAnsi="Times New Roman" w:cs="Times New Roman"/>
           <w:b/>
           <w:bCs/>
         </w:rPr>
@@ -5004,7 +4865,7 @@
       </w:r>
       <w:r>
         <w:rPr>
-          <w:rFonts w:ascii="Times New Roman" w:hAnsi="Times New Roman" w:eastAsia="Times New Roman" w:cs="Times New Roman"/>
+          <w:rFonts w:ascii="Times New Roman" w:eastAsia="Times New Roman" w:hAnsi="Times New Roman" w:cs="Times New Roman"/>
         </w:rPr>
         <w:t>une personne compétente doit relire et valider les décisions importantes.</w:t>
       </w:r>
@@ -5014,17 +4875,17 @@
         <w:pStyle w:val="Paragraphedeliste"/>
         <w:numPr>
           <w:ilvl w:val="0"/>
-          <w:numId w:val="20"/>
+          <w:numId w:val="23"/>
         </w:numPr>
         <w:spacing w:after="0" w:line="276" w:lineRule="auto"/>
         <w:ind w:left="360"/>
         <w:rPr>
-          <w:rFonts w:ascii="Times New Roman" w:hAnsi="Times New Roman" w:eastAsia="Times New Roman" w:cs="Times New Roman"/>
-        </w:rPr>
-      </w:pPr>
-      <w:r>
-        <w:rPr>
-          <w:rFonts w:ascii="Times New Roman" w:hAnsi="Times New Roman" w:eastAsia="Times New Roman" w:cs="Times New Roman"/>
+          <w:rFonts w:ascii="Times New Roman" w:eastAsia="Times New Roman" w:hAnsi="Times New Roman" w:cs="Times New Roman"/>
+        </w:rPr>
+      </w:pPr>
+      <w:r>
+        <w:rPr>
+          <w:rFonts w:ascii="Times New Roman" w:eastAsia="Times New Roman" w:hAnsi="Times New Roman" w:cs="Times New Roman"/>
           <w:b/>
           <w:bCs/>
         </w:rPr>
@@ -5032,7 +4893,7 @@
       </w:r>
       <w:r>
         <w:rPr>
-          <w:rFonts w:ascii="Times New Roman" w:hAnsi="Times New Roman" w:eastAsia="Times New Roman" w:cs="Times New Roman"/>
+          <w:rFonts w:ascii="Times New Roman" w:eastAsia="Times New Roman" w:hAnsi="Times New Roman" w:cs="Times New Roman"/>
         </w:rPr>
         <w:t>les travailleurs doivent comprendre les outils utilisés et leurs limites.</w:t>
       </w:r>
@@ -5042,25 +4903,26 @@
         <w:pStyle w:val="Paragraphedeliste"/>
         <w:numPr>
           <w:ilvl w:val="0"/>
-          <w:numId w:val="20"/>
+          <w:numId w:val="23"/>
         </w:numPr>
         <w:spacing w:after="0" w:line="276" w:lineRule="auto"/>
         <w:ind w:left="360"/>
         <w:rPr>
-          <w:rFonts w:ascii="Times New Roman" w:hAnsi="Times New Roman" w:eastAsia="Times New Roman" w:cs="Times New Roman"/>
-        </w:rPr>
-      </w:pPr>
-      <w:r>
-        <w:rPr>
-          <w:rFonts w:ascii="Times New Roman" w:hAnsi="Times New Roman" w:eastAsia="Times New Roman" w:cs="Times New Roman"/>
-          <w:b/>
-          <w:bCs/>
-        </w:rPr>
+          <w:rFonts w:ascii="Times New Roman" w:eastAsia="Times New Roman" w:hAnsi="Times New Roman" w:cs="Times New Roman"/>
+        </w:rPr>
+      </w:pPr>
+      <w:r>
+        <w:rPr>
+          <w:rFonts w:ascii="Times New Roman" w:eastAsia="Times New Roman" w:hAnsi="Times New Roman" w:cs="Times New Roman"/>
+          <w:b/>
+          <w:bCs/>
+        </w:rPr>
+        <w:lastRenderedPageBreak/>
         <w:t xml:space="preserve">Respecter les personnes : </w:t>
       </w:r>
       <w:r>
         <w:rPr>
-          <w:rFonts w:ascii="Times New Roman" w:hAnsi="Times New Roman" w:eastAsia="Times New Roman" w:cs="Times New Roman"/>
+          <w:rFonts w:ascii="Times New Roman" w:eastAsia="Times New Roman" w:hAnsi="Times New Roman" w:cs="Times New Roman"/>
         </w:rPr>
         <w:t>l’introduction de l’IA doit être expliquée et discutée avec les travailleurs concernés.</w:t>
       </w:r>
@@ -5070,12 +4932,12 @@
         <w:spacing w:after="120" w:line="257" w:lineRule="auto"/>
         <w:ind w:firstLine="360"/>
         <w:rPr>
-          <w:rFonts w:ascii="Times New Roman" w:hAnsi="Times New Roman" w:eastAsia="Times New Roman" w:cs="Times New Roman"/>
-        </w:rPr>
-      </w:pPr>
-      <w:r>
-        <w:rPr>
-          <w:rFonts w:ascii="Times New Roman" w:hAnsi="Times New Roman" w:eastAsia="Times New Roman" w:cs="Times New Roman"/>
+          <w:rFonts w:ascii="Times New Roman" w:eastAsia="Times New Roman" w:hAnsi="Times New Roman" w:cs="Times New Roman"/>
+        </w:rPr>
+      </w:pPr>
+      <w:r>
+        <w:rPr>
+          <w:rFonts w:ascii="Times New Roman" w:eastAsia="Times New Roman" w:hAnsi="Times New Roman" w:cs="Times New Roman"/>
         </w:rPr>
         <w:t>L’Organisation internationale du Travail souligne que l’IA générative devrait souvent transformer les tâches plutôt que supprimer entièrement les emplois. Cela signifie que les métiers peuvent évoluer et que les compétences demandées peuvent changer [3].</w:t>
       </w:r>
@@ -5085,7 +4947,7 @@
         <w:pStyle w:val="Titre1"/>
         <w:spacing w:before="480" w:after="0" w:line="276" w:lineRule="auto"/>
         <w:rPr>
-          <w:rFonts w:ascii="Times New Roman" w:hAnsi="Times New Roman" w:eastAsia="Times New Roman" w:cs="Times New Roman"/>
+          <w:rFonts w:ascii="Times New Roman" w:eastAsia="Times New Roman" w:hAnsi="Times New Roman" w:cs="Times New Roman"/>
           <w:b/>
           <w:bCs/>
           <w:color w:val="auto"/>
@@ -5095,7 +4957,7 @@
       </w:pPr>
       <w:r>
         <w:rPr>
-          <w:rFonts w:ascii="Times New Roman" w:hAnsi="Times New Roman" w:eastAsia="Times New Roman" w:cs="Times New Roman"/>
+          <w:rFonts w:ascii="Times New Roman" w:eastAsia="Times New Roman" w:hAnsi="Times New Roman" w:cs="Times New Roman"/>
           <w:b/>
           <w:bCs/>
           <w:color w:val="auto"/>
@@ -5110,12 +4972,12 @@
         <w:spacing w:after="120" w:line="257" w:lineRule="auto"/>
         <w:ind w:firstLine="360"/>
         <w:rPr>
-          <w:rFonts w:ascii="Times New Roman" w:hAnsi="Times New Roman" w:eastAsia="Times New Roman" w:cs="Times New Roman"/>
-        </w:rPr>
-      </w:pPr>
-      <w:r>
-        <w:rPr>
-          <w:rFonts w:ascii="Times New Roman" w:hAnsi="Times New Roman" w:eastAsia="Times New Roman" w:cs="Times New Roman"/>
+          <w:rFonts w:ascii="Times New Roman" w:eastAsia="Times New Roman" w:hAnsi="Times New Roman" w:cs="Times New Roman"/>
+        </w:rPr>
+      </w:pPr>
+      <w:r>
+        <w:rPr>
+          <w:rFonts w:ascii="Times New Roman" w:eastAsia="Times New Roman" w:hAnsi="Times New Roman" w:cs="Times New Roman"/>
         </w:rPr>
         <w:t>L’intelligence artificielle aide les personnes dans leur travail en leur faisant gagner du temps, en facilitant l’accès à l’information, en améliorant la communication et en soutenant la créativité et la formation. Elle peut aussi contribuer à la sécurité et à de meilleures conditions de travail.</w:t>
       </w:r>
@@ -5125,12 +4987,12 @@
         <w:spacing w:after="120" w:line="257" w:lineRule="auto"/>
         <w:ind w:firstLine="360"/>
         <w:rPr>
-          <w:rFonts w:ascii="Times New Roman" w:hAnsi="Times New Roman" w:eastAsia="Times New Roman" w:cs="Times New Roman"/>
-        </w:rPr>
-      </w:pPr>
-      <w:r>
-        <w:rPr>
-          <w:rFonts w:ascii="Times New Roman" w:hAnsi="Times New Roman" w:eastAsia="Times New Roman" w:cs="Times New Roman"/>
+          <w:rFonts w:ascii="Times New Roman" w:eastAsia="Times New Roman" w:hAnsi="Times New Roman" w:cs="Times New Roman"/>
+        </w:rPr>
+      </w:pPr>
+      <w:r>
+        <w:rPr>
+          <w:rFonts w:ascii="Times New Roman" w:eastAsia="Times New Roman" w:hAnsi="Times New Roman" w:cs="Times New Roman"/>
         </w:rPr>
         <w:t>Cependant, l’IA reste un outil et non une autorité parfaite. Pour en tirer un vrai avantage, il faut vérifier ses réponses, protéger les données et garder une responsabilité humaine. Utilisée de manière réfléchie, elle peut compléter les compétences des travailleurs et rendre le travail plus efficace, plus accessible et plus intéressant.</w:t>
       </w:r>
@@ -5140,7 +5002,7 @@
         <w:pStyle w:val="Titre1"/>
         <w:spacing w:before="480" w:after="0" w:line="276" w:lineRule="auto"/>
         <w:rPr>
-          <w:rFonts w:ascii="Times New Roman" w:hAnsi="Times New Roman" w:eastAsia="Times New Roman" w:cs="Times New Roman"/>
+          <w:rFonts w:ascii="Times New Roman" w:eastAsia="Times New Roman" w:hAnsi="Times New Roman" w:cs="Times New Roman"/>
           <w:b/>
           <w:bCs/>
           <w:color w:val="auto"/>
@@ -5151,7 +5013,7 @@
       </w:pPr>
       <w:r>
         <w:rPr>
-          <w:rFonts w:ascii="Times New Roman" w:hAnsi="Times New Roman" w:eastAsia="Times New Roman" w:cs="Times New Roman"/>
+          <w:rFonts w:ascii="Times New Roman" w:eastAsia="Times New Roman" w:hAnsi="Times New Roman" w:cs="Times New Roman"/>
           <w:b/>
           <w:bCs/>
           <w:color w:val="auto"/>
@@ -5167,27 +5029,27 @@
         <w:pStyle w:val="Paragraphedeliste"/>
         <w:numPr>
           <w:ilvl w:val="0"/>
-          <w:numId w:val="20"/>
+          <w:numId w:val="23"/>
         </w:numPr>
         <w:spacing w:after="0" w:line="276" w:lineRule="auto"/>
         <w:ind w:left="360"/>
         <w:rPr>
-          <w:rFonts w:ascii="Times New Roman" w:hAnsi="Times New Roman" w:eastAsia="Times New Roman" w:cs="Times New Roman"/>
+          <w:rFonts w:ascii="Times New Roman" w:eastAsia="Times New Roman" w:hAnsi="Times New Roman" w:cs="Times New Roman"/>
           <w:lang w:val="en-US"/>
         </w:rPr>
       </w:pPr>
       <w:r>
         <w:rPr>
-          <w:rFonts w:ascii="Times New Roman" w:hAnsi="Times New Roman" w:eastAsia="Times New Roman" w:cs="Times New Roman"/>
+          <w:rFonts w:ascii="Times New Roman" w:eastAsia="Times New Roman" w:hAnsi="Times New Roman" w:cs="Times New Roman"/>
           <w:lang w:val="en-US"/>
         </w:rPr>
         <w:t xml:space="preserve">[1] OCDE — Using AI in the workplace (2024) — </w:t>
       </w:r>
-      <w:hyperlink r:id="rId19">
+      <w:hyperlink r:id="rId12">
         <w:r>
           <w:rPr>
             <w:rStyle w:val="Lienhypertexte"/>
-            <w:rFonts w:ascii="Times New Roman" w:hAnsi="Times New Roman" w:eastAsia="Times New Roman" w:cs="Times New Roman"/>
+            <w:rFonts w:ascii="Times New Roman" w:eastAsia="Times New Roman" w:hAnsi="Times New Roman" w:cs="Times New Roman"/>
             <w:color w:val="auto"/>
             <w:lang w:val="en-US"/>
           </w:rPr>
@@ -5200,25 +5062,25 @@
         <w:pStyle w:val="Paragraphedeliste"/>
         <w:numPr>
           <w:ilvl w:val="0"/>
-          <w:numId w:val="20"/>
+          <w:numId w:val="23"/>
         </w:numPr>
         <w:spacing w:after="0" w:line="276" w:lineRule="auto"/>
         <w:ind w:left="360"/>
         <w:rPr>
-          <w:rFonts w:ascii="Times New Roman" w:hAnsi="Times New Roman" w:eastAsia="Times New Roman" w:cs="Times New Roman"/>
-        </w:rPr>
-      </w:pPr>
-      <w:r>
-        <w:rPr>
-          <w:rFonts w:ascii="Times New Roman" w:hAnsi="Times New Roman" w:eastAsia="Times New Roman" w:cs="Times New Roman"/>
+          <w:rFonts w:ascii="Times New Roman" w:eastAsia="Times New Roman" w:hAnsi="Times New Roman" w:cs="Times New Roman"/>
+        </w:rPr>
+      </w:pPr>
+      <w:r>
+        <w:rPr>
+          <w:rFonts w:ascii="Times New Roman" w:eastAsia="Times New Roman" w:hAnsi="Times New Roman" w:cs="Times New Roman"/>
         </w:rPr>
         <w:t xml:space="preserve">[2] Commission européenne — European AI Office — </w:t>
       </w:r>
-      <w:hyperlink r:id="rId20">
+      <w:hyperlink r:id="rId13">
         <w:r>
           <w:rPr>
             <w:rStyle w:val="Lienhypertexte"/>
-            <w:rFonts w:ascii="Times New Roman" w:hAnsi="Times New Roman" w:eastAsia="Times New Roman" w:cs="Times New Roman"/>
+            <w:rFonts w:ascii="Times New Roman" w:eastAsia="Times New Roman" w:hAnsi="Times New Roman" w:cs="Times New Roman"/>
             <w:color w:val="auto"/>
           </w:rPr>
           <w:t>https://digital-strategy.ec.europa.eu/en/policies/ai-office</w:t>
@@ -5230,27 +5092,27 @@
         <w:pStyle w:val="Paragraphedeliste"/>
         <w:numPr>
           <w:ilvl w:val="0"/>
-          <w:numId w:val="20"/>
+          <w:numId w:val="23"/>
         </w:numPr>
         <w:spacing w:after="0" w:line="276" w:lineRule="auto"/>
         <w:ind w:left="360"/>
         <w:rPr>
-          <w:rFonts w:ascii="Times New Roman" w:hAnsi="Times New Roman" w:eastAsia="Times New Roman" w:cs="Times New Roman"/>
+          <w:rFonts w:ascii="Times New Roman" w:eastAsia="Times New Roman" w:hAnsi="Times New Roman" w:cs="Times New Roman"/>
           <w:lang w:val="en-US"/>
         </w:rPr>
       </w:pPr>
       <w:r>
         <w:rPr>
-          <w:rFonts w:ascii="Times New Roman" w:hAnsi="Times New Roman" w:eastAsia="Times New Roman" w:cs="Times New Roman"/>
+          <w:rFonts w:ascii="Times New Roman" w:eastAsia="Times New Roman" w:hAnsi="Times New Roman" w:cs="Times New Roman"/>
           <w:lang w:val="en-US"/>
         </w:rPr>
         <w:t xml:space="preserve">[3] OIT — Generative AI and Jobs: A Refined Global Index (2025) — </w:t>
       </w:r>
-      <w:hyperlink r:id="rId21">
+      <w:hyperlink r:id="rId14">
         <w:r>
           <w:rPr>
             <w:rStyle w:val="Lienhypertexte"/>
-            <w:rFonts w:ascii="Times New Roman" w:hAnsi="Times New Roman" w:eastAsia="Times New Roman" w:cs="Times New Roman"/>
+            <w:rFonts w:ascii="Times New Roman" w:eastAsia="Times New Roman" w:hAnsi="Times New Roman" w:cs="Times New Roman"/>
             <w:color w:val="auto"/>
             <w:lang w:val="en-US"/>
           </w:rPr>
@@ -5263,10 +5125,11 @@
         <w:shd w:val="clear" w:color="auto" w:fill="FFFFFF" w:themeFill="background1"/>
         <w:spacing w:after="0" w:line="276" w:lineRule="auto"/>
         <w:rPr>
-          <w:rFonts w:ascii="Aptos" w:hAnsi="Aptos" w:eastAsia="Aptos" w:cs="Aptos"/>
+          <w:rFonts w:ascii="Aptos" w:eastAsia="Aptos" w:hAnsi="Aptos" w:cs="Aptos"/>
           <w:color w:val="000000" w:themeColor="text1"/>
           <w:sz w:val="24"/>
           <w:szCs w:val="24"/>
+          <w:lang w:val="en-US"/>
         </w:rPr>
       </w:pPr>
     </w:p>
@@ -5274,23 +5137,28 @@
       <w:pPr>
         <w:spacing w:line="276" w:lineRule="auto"/>
         <w:rPr>
-          <w:rFonts w:ascii="Aptos" w:hAnsi="Aptos" w:eastAsia="Aptos" w:cs="Aptos"/>
-          <w:sz w:val="24"/>
-          <w:szCs w:val="24"/>
+          <w:rFonts w:ascii="Aptos" w:eastAsia="Aptos" w:hAnsi="Aptos" w:cs="Aptos"/>
+          <w:sz w:val="24"/>
+          <w:szCs w:val="24"/>
+          <w:lang w:val="en-US"/>
         </w:rPr>
       </w:pPr>
     </w:p>
     <w:p>
       <w:pPr>
         <w:spacing w:line="276" w:lineRule="auto"/>
-      </w:pPr>
-      <w:r>
-        <w:rPr>
-          <w:rFonts w:ascii="Aptos" w:hAnsi="Aptos" w:eastAsia="Aptos" w:cs="Aptos"/>
-          <w:b/>
-          <w:bCs/>
-          <w:sz w:val="24"/>
-          <w:szCs w:val="24"/>
+        <w:rPr>
+          <w:lang w:val="en-US"/>
+        </w:rPr>
+      </w:pPr>
+      <w:r>
+        <w:rPr>
+          <w:rFonts w:ascii="Aptos" w:eastAsia="Aptos" w:hAnsi="Aptos" w:cs="Aptos"/>
+          <w:b/>
+          <w:bCs/>
+          <w:sz w:val="24"/>
+          <w:szCs w:val="24"/>
+          <w:lang w:val="en-US"/>
         </w:rPr>
         <w:t xml:space="preserve"> </w:t>
       </w:r>
@@ -5299,11 +5167,12 @@
       <w:pPr>
         <w:spacing w:line="276" w:lineRule="auto"/>
         <w:rPr>
-          <w:rFonts w:ascii="Aptos" w:hAnsi="Aptos" w:eastAsia="Aptos" w:cs="Aptos"/>
-          <w:b/>
-          <w:bCs/>
-          <w:sz w:val="24"/>
-          <w:szCs w:val="24"/>
+          <w:rFonts w:ascii="Aptos" w:eastAsia="Aptos" w:hAnsi="Aptos" w:cs="Aptos"/>
+          <w:b/>
+          <w:bCs/>
+          <w:sz w:val="24"/>
+          <w:szCs w:val="24"/>
+          <w:lang w:val="en-US"/>
         </w:rPr>
       </w:pPr>
     </w:p>
@@ -5311,11 +5180,12 @@
       <w:pPr>
         <w:spacing w:line="276" w:lineRule="auto"/>
         <w:rPr>
-          <w:rFonts w:ascii="Arial" w:hAnsi="Arial" w:eastAsia="Arial" w:cs="Arial"/>
-          <w:b/>
-          <w:bCs/>
-          <w:sz w:val="28"/>
-          <w:szCs w:val="28"/>
+          <w:rFonts w:ascii="Arial" w:eastAsia="Arial" w:hAnsi="Arial" w:cs="Arial"/>
+          <w:b/>
+          <w:bCs/>
+          <w:sz w:val="28"/>
+          <w:szCs w:val="28"/>
+          <w:lang w:val="en-US"/>
         </w:rPr>
       </w:pPr>
     </w:p>
@@ -5323,16 +5193,25 @@
       <w:pPr>
         <w:spacing w:line="276" w:lineRule="auto"/>
         <w:rPr>
-          <w:rFonts w:ascii="Aptos" w:hAnsi="Aptos" w:eastAsia="Aptos" w:cs="Aptos"/>
-          <w:b/>
-          <w:bCs/>
-          <w:sz w:val="24"/>
-          <w:szCs w:val="24"/>
-        </w:rPr>
-      </w:pPr>
-    </w:p>
-    <w:p>
-      <w:r>
+          <w:rFonts w:ascii="Aptos" w:eastAsia="Aptos" w:hAnsi="Aptos" w:cs="Aptos"/>
+          <w:b/>
+          <w:bCs/>
+          <w:sz w:val="24"/>
+          <w:szCs w:val="24"/>
+          <w:lang w:val="en-US"/>
+        </w:rPr>
+      </w:pPr>
+    </w:p>
+    <w:p>
+      <w:pPr>
+        <w:rPr>
+          <w:lang w:val="en-US"/>
+        </w:rPr>
+      </w:pPr>
+      <w:r>
+        <w:rPr>
+          <w:lang w:val="en-US"/>
+        </w:rPr>
         <w:br w:type="page"/>
       </w:r>
     </w:p>
@@ -5341,11 +5220,11 @@
         <w:pStyle w:val="Paragraphedeliste"/>
         <w:numPr>
           <w:ilvl w:val="0"/>
-          <w:numId w:val="10"/>
+          <w:numId w:val="13"/>
         </w:numPr>
         <w:spacing w:line="276" w:lineRule="auto"/>
         <w:rPr>
-          <w:rFonts w:ascii="Times New Roman" w:hAnsi="Times New Roman" w:eastAsia="Times New Roman" w:cs="Times New Roman"/>
+          <w:rFonts w:ascii="Times New Roman" w:eastAsia="Times New Roman" w:hAnsi="Times New Roman" w:cs="Times New Roman"/>
           <w:b/>
           <w:bCs/>
           <w:sz w:val="40"/>
@@ -5354,17 +5233,18 @@
       </w:pPr>
       <w:r>
         <w:rPr>
-          <w:rFonts w:ascii="Times New Roman" w:hAnsi="Times New Roman" w:eastAsia="Times New Roman" w:cs="Times New Roman"/>
+          <w:rFonts w:ascii="Times New Roman" w:eastAsia="Times New Roman" w:hAnsi="Times New Roman" w:cs="Times New Roman"/>
           <w:b/>
           <w:bCs/>
           <w:sz w:val="40"/>
           <w:szCs w:val="40"/>
         </w:rPr>
+        <w:lastRenderedPageBreak/>
         <w:t xml:space="preserve">Impact </w:t>
       </w:r>
       <w:r>
         <w:rPr>
-          <w:rFonts w:ascii="Times New Roman" w:hAnsi="Times New Roman" w:eastAsia="Times New Roman" w:cs="Times New Roman"/>
+          <w:rFonts w:ascii="Times New Roman" w:eastAsia="Times New Roman" w:hAnsi="Times New Roman" w:cs="Times New Roman"/>
           <w:b/>
           <w:bCs/>
           <w:sz w:val="40"/>
@@ -5378,7 +5258,7 @@
         <w:pStyle w:val="Paragraphedeliste"/>
         <w:spacing w:line="276" w:lineRule="auto"/>
         <w:rPr>
-          <w:rFonts w:ascii="Times New Roman" w:hAnsi="Times New Roman" w:eastAsia="Times New Roman" w:cs="Times New Roman"/>
+          <w:rFonts w:ascii="Times New Roman" w:eastAsia="Times New Roman" w:hAnsi="Times New Roman" w:cs="Times New Roman"/>
           <w:b/>
           <w:bCs/>
           <w:sz w:val="36"/>
@@ -5391,7 +5271,7 @@
         <w:spacing w:line="276" w:lineRule="auto"/>
         <w:jc w:val="center"/>
         <w:rPr>
-          <w:rFonts w:ascii="Times New Roman" w:hAnsi="Times New Roman" w:eastAsia="Times New Roman" w:cs="Times New Roman"/>
+          <w:rFonts w:ascii="Times New Roman" w:eastAsia="Times New Roman" w:hAnsi="Times New Roman" w:cs="Times New Roman"/>
           <w:b/>
           <w:bCs/>
           <w:i/>
@@ -5403,7 +5283,7 @@
       </w:pPr>
       <w:r>
         <w:rPr>
-          <w:rFonts w:ascii="Times New Roman" w:hAnsi="Times New Roman" w:eastAsia="Times New Roman" w:cs="Times New Roman"/>
+          <w:rFonts w:ascii="Times New Roman" w:eastAsia="Times New Roman" w:hAnsi="Times New Roman" w:cs="Times New Roman"/>
           <w:b/>
           <w:bCs/>
           <w:i/>
@@ -5420,14 +5300,14 @@
         <w:spacing w:line="276" w:lineRule="auto"/>
         <w:jc w:val="both"/>
         <w:rPr>
-          <w:rFonts w:ascii="Times New Roman" w:hAnsi="Times New Roman" w:eastAsia="Times New Roman" w:cs="Times New Roman"/>
+          <w:rFonts w:ascii="Times New Roman" w:eastAsia="Times New Roman" w:hAnsi="Times New Roman" w:cs="Times New Roman"/>
           <w:sz w:val="32"/>
           <w:szCs w:val="32"/>
         </w:rPr>
       </w:pPr>
       <w:r>
         <w:rPr>
-          <w:rFonts w:ascii="Times New Roman" w:hAnsi="Times New Roman" w:eastAsia="Times New Roman" w:cs="Times New Roman"/>
+          <w:rFonts w:ascii="Times New Roman" w:eastAsia="Times New Roman" w:hAnsi="Times New Roman" w:cs="Times New Roman"/>
           <w:sz w:val="28"/>
           <w:szCs w:val="28"/>
         </w:rPr>
@@ -5439,14 +5319,14 @@
         <w:spacing w:line="276" w:lineRule="auto"/>
         <w:jc w:val="both"/>
         <w:rPr>
-          <w:rFonts w:ascii="Times New Roman" w:hAnsi="Times New Roman" w:eastAsia="Times New Roman" w:cs="Times New Roman"/>
+          <w:rFonts w:ascii="Times New Roman" w:eastAsia="Times New Roman" w:hAnsi="Times New Roman" w:cs="Times New Roman"/>
           <w:sz w:val="32"/>
           <w:szCs w:val="32"/>
         </w:rPr>
       </w:pPr>
       <w:r>
         <w:rPr>
-          <w:rFonts w:ascii="Times New Roman" w:hAnsi="Times New Roman" w:eastAsia="Times New Roman" w:cs="Times New Roman"/>
+          <w:rFonts w:ascii="Times New Roman" w:eastAsia="Times New Roman" w:hAnsi="Times New Roman" w:cs="Times New Roman"/>
           <w:i/>
           <w:iCs/>
           <w:sz w:val="32"/>
@@ -5456,7 +5336,7 @@
       </w:r>
       <w:r>
         <w:rPr>
-          <w:rFonts w:ascii="Times New Roman" w:hAnsi="Times New Roman" w:eastAsia="Times New Roman" w:cs="Times New Roman"/>
+          <w:rFonts w:ascii="Times New Roman" w:eastAsia="Times New Roman" w:hAnsi="Times New Roman" w:cs="Times New Roman"/>
           <w:sz w:val="28"/>
           <w:szCs w:val="28"/>
         </w:rPr>
@@ -5468,7 +5348,7 @@
         <w:spacing w:line="276" w:lineRule="auto"/>
         <w:jc w:val="both"/>
         <w:rPr>
-          <w:rFonts w:ascii="Times New Roman" w:hAnsi="Times New Roman" w:eastAsia="Times New Roman" w:cs="Times New Roman"/>
+          <w:rFonts w:ascii="Times New Roman" w:eastAsia="Times New Roman" w:hAnsi="Times New Roman" w:cs="Times New Roman"/>
           <w:sz w:val="24"/>
           <w:szCs w:val="24"/>
         </w:rPr>
@@ -5493,7 +5373,7 @@
                     <pic:cNvPicPr/>
                   </pic:nvPicPr>
                   <pic:blipFill>
-                    <a:blip r:embed="rId22">
+                    <a:blip r:embed="rId15">
                       <a:extLst>
                         <a:ext uri="{28A0092B-C50C-407E-A947-70E740481C1C}">
                           <a14:useLocalDpi xmlns:a14="http://schemas.microsoft.com/office/drawing/2010/main"/>
@@ -5525,7 +5405,7 @@
         <w:spacing w:line="276" w:lineRule="auto"/>
         <w:jc w:val="both"/>
         <w:rPr>
-          <w:rFonts w:ascii="Times New Roman" w:hAnsi="Times New Roman" w:eastAsia="Times New Roman" w:cs="Times New Roman"/>
+          <w:rFonts w:ascii="Times New Roman" w:eastAsia="Times New Roman" w:hAnsi="Times New Roman" w:cs="Times New Roman"/>
           <w:i/>
           <w:iCs/>
           <w:sz w:val="36"/>
@@ -5534,7 +5414,7 @@
       </w:pPr>
       <w:r>
         <w:rPr>
-          <w:rFonts w:ascii="Times New Roman" w:hAnsi="Times New Roman" w:eastAsia="Times New Roman" w:cs="Times New Roman"/>
+          <w:rFonts w:ascii="Times New Roman" w:eastAsia="Times New Roman" w:hAnsi="Times New Roman" w:cs="Times New Roman"/>
           <w:i/>
           <w:iCs/>
           <w:sz w:val="32"/>
@@ -5548,22 +5428,23 @@
         <w:pStyle w:val="Paragraphedeliste"/>
         <w:numPr>
           <w:ilvl w:val="0"/>
-          <w:numId w:val="8"/>
+          <w:numId w:val="11"/>
         </w:numPr>
         <w:spacing w:after="0" w:line="360" w:lineRule="auto"/>
         <w:jc w:val="both"/>
         <w:rPr>
-          <w:rFonts w:ascii="Times New Roman" w:hAnsi="Times New Roman" w:eastAsia="Times New Roman" w:cs="Times New Roman"/>
+          <w:rFonts w:ascii="Times New Roman" w:eastAsia="Times New Roman" w:hAnsi="Times New Roman" w:cs="Times New Roman"/>
           <w:sz w:val="32"/>
           <w:szCs w:val="32"/>
         </w:rPr>
       </w:pPr>
       <w:r>
         <w:rPr>
-          <w:rFonts w:ascii="Times New Roman" w:hAnsi="Times New Roman" w:eastAsia="Times New Roman" w:cs="Times New Roman"/>
+          <w:rFonts w:ascii="Times New Roman" w:eastAsia="Times New Roman" w:hAnsi="Times New Roman" w:cs="Times New Roman"/>
           <w:sz w:val="32"/>
           <w:szCs w:val="32"/>
         </w:rPr>
+        <w:lastRenderedPageBreak/>
         <w:t xml:space="preserve">Santé : la plupart des gens vont d’abord consulter l’IA au lieu d’un médecin. Si la maladie n’est pas grave selon IA. Ils n’iront pas chez les médecins. Encore pire, ils vont sur un traitement avec un dosage prescrit par l’IA sans l’avis d’un pharmacien. </w:t>
       </w:r>
     </w:p>
@@ -5572,19 +5453,19 @@
         <w:pStyle w:val="Paragraphedeliste"/>
         <w:numPr>
           <w:ilvl w:val="0"/>
-          <w:numId w:val="8"/>
+          <w:numId w:val="11"/>
         </w:numPr>
         <w:spacing w:after="0" w:line="360" w:lineRule="auto"/>
         <w:jc w:val="both"/>
         <w:rPr>
-          <w:rFonts w:ascii="Times New Roman" w:hAnsi="Times New Roman" w:eastAsia="Times New Roman" w:cs="Times New Roman"/>
+          <w:rFonts w:ascii="Times New Roman" w:eastAsia="Times New Roman" w:hAnsi="Times New Roman" w:cs="Times New Roman"/>
           <w:sz w:val="32"/>
           <w:szCs w:val="32"/>
         </w:rPr>
       </w:pPr>
       <w:r>
         <w:rPr>
-          <w:rFonts w:ascii="Times New Roman" w:hAnsi="Times New Roman" w:eastAsia="Times New Roman" w:cs="Times New Roman"/>
+          <w:rFonts w:ascii="Times New Roman" w:eastAsia="Times New Roman" w:hAnsi="Times New Roman" w:cs="Times New Roman"/>
           <w:sz w:val="32"/>
           <w:szCs w:val="32"/>
         </w:rPr>
@@ -5596,19 +5477,19 @@
         <w:pStyle w:val="Paragraphedeliste"/>
         <w:numPr>
           <w:ilvl w:val="0"/>
-          <w:numId w:val="8"/>
+          <w:numId w:val="11"/>
         </w:numPr>
         <w:spacing w:after="0" w:line="360" w:lineRule="auto"/>
         <w:jc w:val="both"/>
         <w:rPr>
-          <w:rFonts w:ascii="Times New Roman" w:hAnsi="Times New Roman" w:eastAsia="Times New Roman" w:cs="Times New Roman"/>
+          <w:rFonts w:ascii="Times New Roman" w:eastAsia="Times New Roman" w:hAnsi="Times New Roman" w:cs="Times New Roman"/>
           <w:sz w:val="32"/>
           <w:szCs w:val="32"/>
         </w:rPr>
       </w:pPr>
       <w:r>
         <w:rPr>
-          <w:rFonts w:ascii="Times New Roman" w:hAnsi="Times New Roman" w:eastAsia="Times New Roman" w:cs="Times New Roman"/>
+          <w:rFonts w:ascii="Times New Roman" w:eastAsia="Times New Roman" w:hAnsi="Times New Roman" w:cs="Times New Roman"/>
           <w:sz w:val="32"/>
           <w:szCs w:val="32"/>
         </w:rPr>
@@ -5617,10 +5498,26 @@
     </w:p>
     <w:p>
       <w:pPr>
+        <w:pStyle w:val="Paragraphedeliste"/>
+        <w:numPr>
+          <w:ilvl w:val="0"/>
+          <w:numId w:val="11"/>
+        </w:numPr>
+        <w:spacing w:after="0" w:line="360" w:lineRule="auto"/>
+        <w:jc w:val="both"/>
+        <w:rPr>
+          <w:rFonts w:ascii="Times New Roman" w:eastAsia="Times New Roman" w:hAnsi="Times New Roman" w:cs="Times New Roman"/>
+          <w:sz w:val="32"/>
+          <w:szCs w:val="32"/>
+        </w:rPr>
+      </w:pPr>
+    </w:p>
+    <w:p>
+      <w:pPr>
         <w:spacing w:before="240" w:after="240"/>
         <w:ind w:left="720"/>
         <w:rPr>
-          <w:rFonts w:ascii="Times New Roman" w:hAnsi="Times New Roman" w:eastAsia="Times New Roman" w:cs="Times New Roman"/>
+          <w:rFonts w:ascii="Times New Roman" w:eastAsia="Times New Roman" w:hAnsi="Times New Roman" w:cs="Times New Roman"/>
           <w:sz w:val="24"/>
           <w:szCs w:val="24"/>
         </w:rPr>
@@ -5629,6 +5526,7 @@
         <w:rPr>
           <w:noProof/>
         </w:rPr>
+        <w:lastRenderedPageBreak/>
         <w:drawing>
           <wp:inline distT="0" distB="0" distL="0" distR="0" wp14:anchorId="43EC987C" wp14:editId="402E3191">
             <wp:extent cx="5467350" cy="3733800"/>
@@ -5645,7 +5543,7 @@
                     <pic:cNvPicPr/>
                   </pic:nvPicPr>
                   <pic:blipFill>
-                    <a:blip r:embed="rId23">
+                    <a:blip r:embed="rId16">
                       <a:extLst>
                         <a:ext uri="{28A0092B-C50C-407E-A947-70E740481C1C}">
                           <a14:useLocalDpi xmlns:a14="http://schemas.microsoft.com/office/drawing/2010/main"/>
@@ -5676,7 +5574,7 @@
       <w:pPr>
         <w:spacing w:before="240" w:after="240"/>
         <w:rPr>
-          <w:rFonts w:ascii="Times New Roman" w:hAnsi="Times New Roman" w:eastAsia="Times New Roman" w:cs="Times New Roman"/>
+          <w:rFonts w:ascii="Times New Roman" w:eastAsia="Times New Roman" w:hAnsi="Times New Roman" w:cs="Times New Roman"/>
           <w:sz w:val="24"/>
           <w:szCs w:val="24"/>
         </w:rPr>
@@ -5685,6 +5583,7 @@
         <w:rPr>
           <w:noProof/>
         </w:rPr>
+        <w:lastRenderedPageBreak/>
         <w:drawing>
           <wp:inline distT="0" distB="0" distL="0" distR="0" wp14:anchorId="22F6FC72" wp14:editId="35208AD7">
             <wp:extent cx="6296025" cy="2619375"/>
@@ -5701,7 +5600,7 @@
                     <pic:cNvPicPr/>
                   </pic:nvPicPr>
                   <pic:blipFill>
-                    <a:blip r:embed="rId24">
+                    <a:blip r:embed="rId17">
                       <a:extLst>
                         <a:ext uri="{28A0092B-C50C-407E-A947-70E740481C1C}">
                           <a14:useLocalDpi xmlns:a14="http://schemas.microsoft.com/office/drawing/2010/main"/>
@@ -5733,18 +5632,18 @@
         <w:pStyle w:val="Paragraphedeliste"/>
         <w:numPr>
           <w:ilvl w:val="0"/>
-          <w:numId w:val="7"/>
+          <w:numId w:val="10"/>
         </w:numPr>
         <w:spacing w:after="0" w:line="360" w:lineRule="auto"/>
         <w:rPr>
-          <w:rFonts w:ascii="Times New Roman" w:hAnsi="Times New Roman" w:eastAsia="Times New Roman" w:cs="Times New Roman"/>
+          <w:rFonts w:ascii="Times New Roman" w:eastAsia="Times New Roman" w:hAnsi="Times New Roman" w:cs="Times New Roman"/>
           <w:sz w:val="32"/>
           <w:szCs w:val="32"/>
         </w:rPr>
       </w:pPr>
       <w:r>
         <w:rPr>
-          <w:rFonts w:ascii="Times New Roman" w:hAnsi="Times New Roman" w:eastAsia="Times New Roman" w:cs="Times New Roman"/>
+          <w:rFonts w:ascii="Times New Roman" w:eastAsia="Times New Roman" w:hAnsi="Times New Roman" w:cs="Times New Roman"/>
           <w:sz w:val="32"/>
           <w:szCs w:val="32"/>
         </w:rPr>
@@ -5756,34 +5655,43 @@
         <w:pStyle w:val="Paragraphedeliste"/>
         <w:numPr>
           <w:ilvl w:val="0"/>
-          <w:numId w:val="7"/>
+          <w:numId w:val="10"/>
         </w:numPr>
         <w:spacing w:after="0" w:line="360" w:lineRule="auto"/>
         <w:rPr>
-          <w:rFonts w:ascii="Times New Roman" w:hAnsi="Times New Roman" w:eastAsia="Times New Roman" w:cs="Times New Roman"/>
+          <w:rFonts w:ascii="Times New Roman" w:eastAsia="Times New Roman" w:hAnsi="Times New Roman" w:cs="Times New Roman"/>
           <w:sz w:val="32"/>
           <w:szCs w:val="32"/>
         </w:rPr>
       </w:pPr>
       <w:r>
         <w:rPr>
-          <w:rFonts w:ascii="Times New Roman" w:hAnsi="Times New Roman" w:eastAsia="Times New Roman" w:cs="Times New Roman"/>
+          <w:rFonts w:ascii="Times New Roman" w:eastAsia="Times New Roman" w:hAnsi="Times New Roman" w:cs="Times New Roman"/>
           <w:sz w:val="32"/>
           <w:szCs w:val="32"/>
         </w:rPr>
-        <w:t>Désinformation : L’IA peut facilement créer des deepfakes. Ce qu’il peut provoquer une désinformation. Ça peut avoir comme des conséquences, une panique selon la deepfakes ou peut-être un harcèlement de la personne qui peut se retrouve dans une fausse image compromettant la personne. L’opinion publique se fait manipuler par ses fausses images ce qu’il peut discréditer la personne harcelée. Cette personne peut souffrir d’un trouble ps</w:t>
-      </w:r>
-      <w:r>
-        <w:rPr>
-          <w:rFonts w:ascii="Times New Roman" w:hAnsi="Times New Roman" w:eastAsia="Times New Roman" w:cs="Times New Roman"/>
+        <w:t xml:space="preserve">Désinformation : L’IA peut facilement créer des deepfakes. Ce qu’il peut provoquer une désinformation. Ça peut avoir comme des conséquences, une panique selon la deepfakes ou peut-être un harcèlement de la personne qui peut se retrouve dans une fausse image compromettant la personne. L’opinion publique se fait manipuler par ses fausses images ce qu’il peut discréditer la personne </w:t>
+      </w:r>
+      <w:r>
+        <w:rPr>
+          <w:rFonts w:ascii="Times New Roman" w:eastAsia="Times New Roman" w:hAnsi="Times New Roman" w:cs="Times New Roman"/>
           <w:sz w:val="32"/>
           <w:szCs w:val="32"/>
         </w:rPr>
+        <w:lastRenderedPageBreak/>
+        <w:t>harcelée. Cette personne peut souffrir d’un trouble ps</w:t>
+      </w:r>
+      <w:r>
+        <w:rPr>
+          <w:rFonts w:ascii="Times New Roman" w:eastAsia="Times New Roman" w:hAnsi="Times New Roman" w:cs="Times New Roman"/>
+          <w:sz w:val="32"/>
+          <w:szCs w:val="32"/>
+        </w:rPr>
         <w:t>.</w:t>
       </w:r>
       <w:r>
         <w:rPr>
-          <w:rFonts w:ascii="Times New Roman" w:hAnsi="Times New Roman" w:eastAsia="Times New Roman" w:cs="Times New Roman"/>
+          <w:rFonts w:ascii="Times New Roman" w:eastAsia="Times New Roman" w:hAnsi="Times New Roman" w:cs="Times New Roman"/>
           <w:sz w:val="32"/>
           <w:szCs w:val="32"/>
         </w:rPr>
@@ -5801,25 +5709,27 @@
 </file>
 
 <file path=word/intelligence2.xml><?xml version="1.0" encoding="utf-8"?>
-<int2:intelligence xmlns:int2="http://schemas.microsoft.com/office/intelligence/2020/intelligence">
+<int2:intelligence xmlns:int2="http://schemas.microsoft.com/office/intelligence/2020/intelligence" xmlns:oel="http://schemas.microsoft.com/office/2019/extlst">
   <int2:observations>
     <int2:textHash int2:hashCode="GemkIbVV4D76X4" int2:id="Gt7ks90U">
-      <int2:state int2:type="spell" int2:value="Rejected"/>
+      <int2:state int2:value="Rejected" int2:type="spell"/>
     </int2:textHash>
     <int2:textHash int2:hashCode="O9QdRzLwnMtrGV" int2:id="su3KTD1A">
-      <int2:state int2:type="spell" int2:value="Rejected"/>
+      <int2:state int2:value="Rejected" int2:type="spell"/>
     </int2:textHash>
   </int2:observations>
   <int2:intelligenceSettings/>
+  <int2:onDemandWorkflows/>
 </int2:intelligence>
 </file>
 
 <file path=word/numbering.xml><?xml version="1.0" encoding="utf-8"?>
 <w:numbering xmlns:wpc="http://schemas.microsoft.com/office/word/2010/wordprocessingCanvas" xmlns:cx="http://schemas.microsoft.com/office/drawing/2014/chartex" xmlns:cx1="http://schemas.microsoft.com/office/drawing/2015/9/8/chartex" xmlns:cx2="http://schemas.microsoft.com/office/drawing/2015/10/21/chartex" xmlns:cx3="http://schemas.microsoft.com/office/drawing/2016/5/9/chartex" xmlns:cx4="http://schemas.microsoft.com/office/drawing/2016/5/10/chartex" xmlns:cx5="http://schemas.microsoft.com/office/drawing/2016/5/11/chartex" xmlns:cx6="http://schemas.microsoft.com/office/drawing/2016/5/12/chartex" xmlns:cx7="http://schemas.microsoft.com/office/drawing/2016/5/13/chartex" xmlns:cx8="http://schemas.microsoft.com/office/drawing/2016/5/14/chartex" xmlns:mc="http://schemas.openxmlformats.org/markup-compatibility/2006" xmlns:aink="http://schemas.microsoft.com/office/drawing/2016/ink" xmlns:am3d="http://schemas.microsoft.com/office/drawing/2017/model3d" xmlns:o="urn:schemas-microsoft-com:office:office" xmlns:oel="http://schemas.microsoft.com/office/2019/extlst" xmlns:r="http://schemas.openxmlformats.org/officeDocument/2006/relationships" xmlns:m="http://schemas.openxmlformats.org/officeDocument/2006/math" xmlns:v="urn:schemas-microsoft-com:vml" xmlns:wp14="http://schemas.microsoft.com/office/word/2010/wordprocessingDrawing" xmlns:wp="http://schemas.openxmlformats.org/drawingml/2006/wordprocessingDrawing" xmlns:w10="urn:schemas-microsoft-com:office:word" xmlns:w="http://schemas.openxmlformats.org/wordprocessingml/2006/main" xmlns:w14="http://schemas.microsoft.com/office/word/2010/wordml" xmlns:w15="http://schemas.microsoft.com/office/word/2012/wordml" xmlns:w16cex="http://schemas.microsoft.com/office/word/2018/wordml/cex" xmlns:w16cid="http://schemas.microsoft.com/office/word/2016/wordml/cid" xmlns:w16="http://schemas.microsoft.com/office/word/2018/wordml" xmlns:w16du="http://schemas.microsoft.com/office/word/2023/wordml/word16du" xmlns:w16sdtdh="http://schemas.microsoft.com/office/word/2020/wordml/sdtdatahash" xmlns:w16sdtfl="http://schemas.microsoft.com/office/word/2024/wordml/sdtformatlock" xmlns:w16se="http://schemas.microsoft.com/office/word/2015/wordml/symex" xmlns:wpg="http://schemas.microsoft.com/office/word/2010/wordprocessingGroup" xmlns:wpi="http://schemas.microsoft.com/office/word/2010/wordprocessingInk" xmlns:wne="http://schemas.microsoft.com/office/word/2006/wordml" xmlns:wps="http://schemas.microsoft.com/office/word/2010/wordprocessingShape" mc:Ignorable="w14 w15 w16se w16cid w16 w16cex w16sdtdh w16sdtfl w16du wp14">
-  <w:abstractNum xmlns:w="http://schemas.openxmlformats.org/wordprocessingml/2006/main" w:abstractNumId="26">
-    <w:nsid w:val="60b2cb51"/>
-    <w:multiLevelType xmlns:w="http://schemas.openxmlformats.org/wordprocessingml/2006/main" w:val="hybridMultilevel"/>
-    <w:lvl xmlns:w="http://schemas.openxmlformats.org/wordprocessingml/2006/main" w:ilvl="0">
+  <w:abstractNum w:abstractNumId="0" w15:restartNumberingAfterBreak="0">
+    <w:nsid w:val="00499475"/>
+    <w:multiLevelType w:val="hybridMultilevel"/>
+    <w:tmpl w:val="48346B18"/>
+    <w:lvl w:ilvl="0" w:tplc="F2428E4E">
       <w:start w:val="1"/>
       <w:numFmt w:val="decimal"/>
       <w:lvlText w:val="%1."/>
@@ -5828,7 +5738,7 @@
         <w:ind w:left="720" w:hanging="360"/>
       </w:pPr>
     </w:lvl>
-    <w:lvl xmlns:w="http://schemas.openxmlformats.org/wordprocessingml/2006/main" w:ilvl="1">
+    <w:lvl w:ilvl="1" w:tplc="DEF62B8A">
       <w:start w:val="1"/>
       <w:numFmt w:val="lowerLetter"/>
       <w:lvlText w:val="%2."/>
@@ -5837,7 +5747,7 @@
         <w:ind w:left="1440" w:hanging="360"/>
       </w:pPr>
     </w:lvl>
-    <w:lvl xmlns:w="http://schemas.openxmlformats.org/wordprocessingml/2006/main" w:ilvl="2">
+    <w:lvl w:ilvl="2" w:tplc="AB1CDA68">
       <w:start w:val="1"/>
       <w:numFmt w:val="lowerRoman"/>
       <w:lvlText w:val="%3."/>
@@ -5846,7 +5756,7 @@
         <w:ind w:left="2160" w:hanging="180"/>
       </w:pPr>
     </w:lvl>
-    <w:lvl xmlns:w="http://schemas.openxmlformats.org/wordprocessingml/2006/main" w:ilvl="3">
+    <w:lvl w:ilvl="3" w:tplc="851889B0">
       <w:start w:val="1"/>
       <w:numFmt w:val="decimal"/>
       <w:lvlText w:val="%4."/>
@@ -5855,7 +5765,7 @@
         <w:ind w:left="2880" w:hanging="360"/>
       </w:pPr>
     </w:lvl>
-    <w:lvl xmlns:w="http://schemas.openxmlformats.org/wordprocessingml/2006/main" w:ilvl="4">
+    <w:lvl w:ilvl="4" w:tplc="8F401E62">
       <w:start w:val="1"/>
       <w:numFmt w:val="lowerLetter"/>
       <w:lvlText w:val="%5."/>
@@ -5864,7 +5774,7 @@
         <w:ind w:left="3600" w:hanging="360"/>
       </w:pPr>
     </w:lvl>
-    <w:lvl xmlns:w="http://schemas.openxmlformats.org/wordprocessingml/2006/main" w:ilvl="5">
+    <w:lvl w:ilvl="5" w:tplc="1BF00DCE">
       <w:start w:val="1"/>
       <w:numFmt w:val="lowerRoman"/>
       <w:lvlText w:val="%6."/>
@@ -5873,7 +5783,7 @@
         <w:ind w:left="4320" w:hanging="180"/>
       </w:pPr>
     </w:lvl>
-    <w:lvl xmlns:w="http://schemas.openxmlformats.org/wordprocessingml/2006/main" w:ilvl="6">
+    <w:lvl w:ilvl="6" w:tplc="EA765D14">
       <w:start w:val="1"/>
       <w:numFmt w:val="decimal"/>
       <w:lvlText w:val="%7."/>
@@ -5882,7 +5792,7 @@
         <w:ind w:left="5040" w:hanging="360"/>
       </w:pPr>
     </w:lvl>
-    <w:lvl xmlns:w="http://schemas.openxmlformats.org/wordprocessingml/2006/main" w:ilvl="7">
+    <w:lvl w:ilvl="7" w:tplc="5C1C19DE">
       <w:start w:val="1"/>
       <w:numFmt w:val="lowerLetter"/>
       <w:lvlText w:val="%8."/>
@@ -5891,7 +5801,7 @@
         <w:ind w:left="5760" w:hanging="360"/>
       </w:pPr>
     </w:lvl>
-    <w:lvl xmlns:w="http://schemas.openxmlformats.org/wordprocessingml/2006/main" w:ilvl="8">
+    <w:lvl w:ilvl="8" w:tplc="A906CE38">
       <w:start w:val="1"/>
       <w:numFmt w:val="lowerRoman"/>
       <w:lvlText w:val="%9."/>
@@ -5901,177 +5811,7 @@
       </w:pPr>
     </w:lvl>
   </w:abstractNum>
-  <w:abstractNum xmlns:w="http://schemas.openxmlformats.org/wordprocessingml/2006/main" w:abstractNumId="25">
-    <w:nsid w:val="3e489e79"/>
-    <w:multiLevelType xmlns:w="http://schemas.openxmlformats.org/wordprocessingml/2006/main" w:val="hybridMultilevel"/>
-    <w:lvl xmlns:w="http://schemas.openxmlformats.org/wordprocessingml/2006/main" w:ilvl="0">
-      <w:start w:val="1"/>
-      <w:numFmt w:val="decimal"/>
-      <w:lvlText w:val="%1."/>
-      <w:lvlJc w:val="left"/>
-      <w:pPr>
-        <w:ind w:left="720" w:hanging="360"/>
-      </w:pPr>
-    </w:lvl>
-    <w:lvl xmlns:w="http://schemas.openxmlformats.org/wordprocessingml/2006/main" w:ilvl="1">
-      <w:start w:val="1"/>
-      <w:numFmt w:val="lowerLetter"/>
-      <w:lvlText w:val="%2."/>
-      <w:lvlJc w:val="left"/>
-      <w:pPr>
-        <w:ind w:left="1440" w:hanging="360"/>
-      </w:pPr>
-    </w:lvl>
-    <w:lvl xmlns:w="http://schemas.openxmlformats.org/wordprocessingml/2006/main" w:ilvl="2">
-      <w:start w:val="1"/>
-      <w:numFmt w:val="lowerRoman"/>
-      <w:lvlText w:val="%3."/>
-      <w:lvlJc w:val="right"/>
-      <w:pPr>
-        <w:ind w:left="2160" w:hanging="180"/>
-      </w:pPr>
-    </w:lvl>
-    <w:lvl xmlns:w="http://schemas.openxmlformats.org/wordprocessingml/2006/main" w:ilvl="3">
-      <w:start w:val="1"/>
-      <w:numFmt w:val="decimal"/>
-      <w:lvlText w:val="%4."/>
-      <w:lvlJc w:val="left"/>
-      <w:pPr>
-        <w:ind w:left="2880" w:hanging="360"/>
-      </w:pPr>
-    </w:lvl>
-    <w:lvl xmlns:w="http://schemas.openxmlformats.org/wordprocessingml/2006/main" w:ilvl="4">
-      <w:start w:val="1"/>
-      <w:numFmt w:val="lowerLetter"/>
-      <w:lvlText w:val="%5."/>
-      <w:lvlJc w:val="left"/>
-      <w:pPr>
-        <w:ind w:left="3600" w:hanging="360"/>
-      </w:pPr>
-    </w:lvl>
-    <w:lvl xmlns:w="http://schemas.openxmlformats.org/wordprocessingml/2006/main" w:ilvl="5">
-      <w:start w:val="1"/>
-      <w:numFmt w:val="lowerRoman"/>
-      <w:lvlText w:val="%6."/>
-      <w:lvlJc w:val="right"/>
-      <w:pPr>
-        <w:ind w:left="4320" w:hanging="180"/>
-      </w:pPr>
-    </w:lvl>
-    <w:lvl xmlns:w="http://schemas.openxmlformats.org/wordprocessingml/2006/main" w:ilvl="6">
-      <w:start w:val="1"/>
-      <w:numFmt w:val="decimal"/>
-      <w:lvlText w:val="%7."/>
-      <w:lvlJc w:val="left"/>
-      <w:pPr>
-        <w:ind w:left="5040" w:hanging="360"/>
-      </w:pPr>
-    </w:lvl>
-    <w:lvl xmlns:w="http://schemas.openxmlformats.org/wordprocessingml/2006/main" w:ilvl="7">
-      <w:start w:val="1"/>
-      <w:numFmt w:val="lowerLetter"/>
-      <w:lvlText w:val="%8."/>
-      <w:lvlJc w:val="left"/>
-      <w:pPr>
-        <w:ind w:left="5760" w:hanging="360"/>
-      </w:pPr>
-    </w:lvl>
-    <w:lvl xmlns:w="http://schemas.openxmlformats.org/wordprocessingml/2006/main" w:ilvl="8">
-      <w:start w:val="1"/>
-      <w:numFmt w:val="lowerRoman"/>
-      <w:lvlText w:val="%9."/>
-      <w:lvlJc w:val="right"/>
-      <w:pPr>
-        <w:ind w:left="6480" w:hanging="180"/>
-      </w:pPr>
-    </w:lvl>
-  </w:abstractNum>
-  <w:abstractNum xmlns:w="http://schemas.openxmlformats.org/wordprocessingml/2006/main" w:abstractNumId="24">
-    <w:nsid w:val="499475"/>
-    <w:multiLevelType xmlns:w="http://schemas.openxmlformats.org/wordprocessingml/2006/main" w:val="hybridMultilevel"/>
-    <w:lvl xmlns:w="http://schemas.openxmlformats.org/wordprocessingml/2006/main" w:ilvl="0">
-      <w:start w:val="1"/>
-      <w:numFmt w:val="decimal"/>
-      <w:lvlText w:val="%1."/>
-      <w:lvlJc w:val="left"/>
-      <w:pPr>
-        <w:ind w:left="720" w:hanging="360"/>
-      </w:pPr>
-    </w:lvl>
-    <w:lvl xmlns:w="http://schemas.openxmlformats.org/wordprocessingml/2006/main" w:ilvl="1">
-      <w:start w:val="1"/>
-      <w:numFmt w:val="lowerLetter"/>
-      <w:lvlText w:val="%2."/>
-      <w:lvlJc w:val="left"/>
-      <w:pPr>
-        <w:ind w:left="1440" w:hanging="360"/>
-      </w:pPr>
-    </w:lvl>
-    <w:lvl xmlns:w="http://schemas.openxmlformats.org/wordprocessingml/2006/main" w:ilvl="2">
-      <w:start w:val="1"/>
-      <w:numFmt w:val="lowerRoman"/>
-      <w:lvlText w:val="%3."/>
-      <w:lvlJc w:val="right"/>
-      <w:pPr>
-        <w:ind w:left="2160" w:hanging="180"/>
-      </w:pPr>
-    </w:lvl>
-    <w:lvl xmlns:w="http://schemas.openxmlformats.org/wordprocessingml/2006/main" w:ilvl="3">
-      <w:start w:val="1"/>
-      <w:numFmt w:val="decimal"/>
-      <w:lvlText w:val="%4."/>
-      <w:lvlJc w:val="left"/>
-      <w:pPr>
-        <w:ind w:left="2880" w:hanging="360"/>
-      </w:pPr>
-    </w:lvl>
-    <w:lvl xmlns:w="http://schemas.openxmlformats.org/wordprocessingml/2006/main" w:ilvl="4">
-      <w:start w:val="1"/>
-      <w:numFmt w:val="lowerLetter"/>
-      <w:lvlText w:val="%5."/>
-      <w:lvlJc w:val="left"/>
-      <w:pPr>
-        <w:ind w:left="3600" w:hanging="360"/>
-      </w:pPr>
-    </w:lvl>
-    <w:lvl xmlns:w="http://schemas.openxmlformats.org/wordprocessingml/2006/main" w:ilvl="5">
-      <w:start w:val="1"/>
-      <w:numFmt w:val="lowerRoman"/>
-      <w:lvlText w:val="%6."/>
-      <w:lvlJc w:val="right"/>
-      <w:pPr>
-        <w:ind w:left="4320" w:hanging="180"/>
-      </w:pPr>
-    </w:lvl>
-    <w:lvl xmlns:w="http://schemas.openxmlformats.org/wordprocessingml/2006/main" w:ilvl="6">
-      <w:start w:val="1"/>
-      <w:numFmt w:val="decimal"/>
-      <w:lvlText w:val="%7."/>
-      <w:lvlJc w:val="left"/>
-      <w:pPr>
-        <w:ind w:left="5040" w:hanging="360"/>
-      </w:pPr>
-    </w:lvl>
-    <w:lvl xmlns:w="http://schemas.openxmlformats.org/wordprocessingml/2006/main" w:ilvl="7">
-      <w:start w:val="1"/>
-      <w:numFmt w:val="lowerLetter"/>
-      <w:lvlText w:val="%8."/>
-      <w:lvlJc w:val="left"/>
-      <w:pPr>
-        <w:ind w:left="5760" w:hanging="360"/>
-      </w:pPr>
-    </w:lvl>
-    <w:lvl xmlns:w="http://schemas.openxmlformats.org/wordprocessingml/2006/main" w:ilvl="8">
-      <w:start w:val="1"/>
-      <w:numFmt w:val="lowerRoman"/>
-      <w:lvlText w:val="%9."/>
-      <w:lvlJc w:val="right"/>
-      <w:pPr>
-        <w:ind w:left="6480" w:hanging="180"/>
-      </w:pPr>
-    </w:lvl>
-  </w:abstractNum>
-  <w:abstractNum w:abstractNumId="0" w15:restartNumberingAfterBreak="0">
+  <w:abstractNum w:abstractNumId="1" w15:restartNumberingAfterBreak="0">
     <w:nsid w:val="0137B4D1"/>
     <w:multiLevelType w:val="hybridMultilevel"/>
     <w:tmpl w:val="FFFFFFFF"/>
@@ -6084,7 +5824,7 @@
         <w:ind w:left="720" w:hanging="360"/>
       </w:pPr>
       <w:rPr>
-        <w:rFonts w:hint="default" w:ascii="Symbol" w:hAnsi="Symbol"/>
+        <w:rFonts w:ascii="Symbol" w:hAnsi="Symbol" w:hint="default"/>
       </w:rPr>
     </w:lvl>
     <w:lvl w:ilvl="1" w:tplc="5E7AFBC4">
@@ -6096,7 +5836,7 @@
         <w:ind w:left="1440" w:hanging="360"/>
       </w:pPr>
       <w:rPr>
-        <w:rFonts w:hint="default" w:ascii="Courier New" w:hAnsi="Courier New"/>
+        <w:rFonts w:ascii="Courier New" w:hAnsi="Courier New" w:hint="default"/>
       </w:rPr>
     </w:lvl>
     <w:lvl w:ilvl="2" w:tplc="22A808E8">
@@ -6108,7 +5848,7 @@
         <w:ind w:left="2160" w:hanging="360"/>
       </w:pPr>
       <w:rPr>
-        <w:rFonts w:hint="default" w:ascii="Wingdings" w:hAnsi="Wingdings"/>
+        <w:rFonts w:ascii="Wingdings" w:hAnsi="Wingdings" w:hint="default"/>
       </w:rPr>
     </w:lvl>
     <w:lvl w:ilvl="3" w:tplc="FA66BC18">
@@ -6120,7 +5860,7 @@
         <w:ind w:left="2880" w:hanging="360"/>
       </w:pPr>
       <w:rPr>
-        <w:rFonts w:hint="default" w:ascii="Symbol" w:hAnsi="Symbol"/>
+        <w:rFonts w:ascii="Symbol" w:hAnsi="Symbol" w:hint="default"/>
       </w:rPr>
     </w:lvl>
     <w:lvl w:ilvl="4" w:tplc="5DC26C5C">
@@ -6132,7 +5872,7 @@
         <w:ind w:left="3600" w:hanging="360"/>
       </w:pPr>
       <w:rPr>
-        <w:rFonts w:hint="default" w:ascii="Courier New" w:hAnsi="Courier New"/>
+        <w:rFonts w:ascii="Courier New" w:hAnsi="Courier New" w:hint="default"/>
       </w:rPr>
     </w:lvl>
     <w:lvl w:ilvl="5" w:tplc="9ADC6EDA">
@@ -6144,7 +5884,7 @@
         <w:ind w:left="4320" w:hanging="360"/>
       </w:pPr>
       <w:rPr>
-        <w:rFonts w:hint="default" w:ascii="Wingdings" w:hAnsi="Wingdings"/>
+        <w:rFonts w:ascii="Wingdings" w:hAnsi="Wingdings" w:hint="default"/>
       </w:rPr>
     </w:lvl>
     <w:lvl w:ilvl="6" w:tplc="38A0AF04">
@@ -6156,7 +5896,7 @@
         <w:ind w:left="5040" w:hanging="360"/>
       </w:pPr>
       <w:rPr>
-        <w:rFonts w:hint="default" w:ascii="Symbol" w:hAnsi="Symbol"/>
+        <w:rFonts w:ascii="Symbol" w:hAnsi="Symbol" w:hint="default"/>
       </w:rPr>
     </w:lvl>
     <w:lvl w:ilvl="7" w:tplc="9F3401E2">
@@ -6168,7 +5908,7 @@
         <w:ind w:left="5760" w:hanging="360"/>
       </w:pPr>
       <w:rPr>
-        <w:rFonts w:hint="default" w:ascii="Courier New" w:hAnsi="Courier New"/>
+        <w:rFonts w:ascii="Courier New" w:hAnsi="Courier New" w:hint="default"/>
       </w:rPr>
     </w:lvl>
     <w:lvl w:ilvl="8" w:tplc="9CD89A6A">
@@ -6180,11 +5920,11 @@
         <w:ind w:left="6480" w:hanging="360"/>
       </w:pPr>
       <w:rPr>
-        <w:rFonts w:hint="default" w:ascii="Wingdings" w:hAnsi="Wingdings"/>
+        <w:rFonts w:ascii="Wingdings" w:hAnsi="Wingdings" w:hint="default"/>
       </w:rPr>
     </w:lvl>
   </w:abstractNum>
-  <w:abstractNum w:abstractNumId="1" w15:restartNumberingAfterBreak="0">
+  <w:abstractNum w:abstractNumId="2" w15:restartNumberingAfterBreak="0">
     <w:nsid w:val="1C87FE47"/>
     <w:multiLevelType w:val="hybridMultilevel"/>
     <w:tmpl w:val="FFFFFFFF"/>
@@ -6270,7 +6010,7 @@
       </w:pPr>
     </w:lvl>
   </w:abstractNum>
-  <w:abstractNum w:abstractNumId="2" w15:restartNumberingAfterBreak="0">
+  <w:abstractNum w:abstractNumId="3" w15:restartNumberingAfterBreak="0">
     <w:nsid w:val="28923ACE"/>
     <w:multiLevelType w:val="hybridMultilevel"/>
     <w:tmpl w:val="FFFFFFFF"/>
@@ -6356,7 +6096,7 @@
       </w:pPr>
     </w:lvl>
   </w:abstractNum>
-  <w:abstractNum w:abstractNumId="3" w15:restartNumberingAfterBreak="0">
+  <w:abstractNum w:abstractNumId="4" w15:restartNumberingAfterBreak="0">
     <w:nsid w:val="29249522"/>
     <w:multiLevelType w:val="hybridMultilevel"/>
     <w:tmpl w:val="FFFFFFFF"/>
@@ -6442,7 +6182,7 @@
       </w:pPr>
     </w:lvl>
   </w:abstractNum>
-  <w:abstractNum w:abstractNumId="4" w15:restartNumberingAfterBreak="0">
+  <w:abstractNum w:abstractNumId="5" w15:restartNumberingAfterBreak="0">
     <w:nsid w:val="31B0C14B"/>
     <w:multiLevelType w:val="hybridMultilevel"/>
     <w:tmpl w:val="FFFFFFFF"/>
@@ -6455,7 +6195,7 @@
         <w:ind w:left="720" w:hanging="360"/>
       </w:pPr>
       <w:rPr>
-        <w:rFonts w:hint="default" w:ascii="Symbol" w:hAnsi="Symbol"/>
+        <w:rFonts w:ascii="Symbol" w:hAnsi="Symbol" w:hint="default"/>
       </w:rPr>
     </w:lvl>
     <w:lvl w:ilvl="1" w:tplc="3E548824">
@@ -6467,7 +6207,7 @@
         <w:ind w:left="1440" w:hanging="360"/>
       </w:pPr>
       <w:rPr>
-        <w:rFonts w:hint="default" w:ascii="Courier New" w:hAnsi="Courier New"/>
+        <w:rFonts w:ascii="Courier New" w:hAnsi="Courier New" w:hint="default"/>
       </w:rPr>
     </w:lvl>
     <w:lvl w:ilvl="2" w:tplc="5CE2B40E">
@@ -6479,7 +6219,7 @@
         <w:ind w:left="2160" w:hanging="360"/>
       </w:pPr>
       <w:rPr>
-        <w:rFonts w:hint="default" w:ascii="Wingdings" w:hAnsi="Wingdings"/>
+        <w:rFonts w:ascii="Wingdings" w:hAnsi="Wingdings" w:hint="default"/>
       </w:rPr>
     </w:lvl>
     <w:lvl w:ilvl="3" w:tplc="2B7CBE96">
@@ -6491,7 +6231,7 @@
         <w:ind w:left="2880" w:hanging="360"/>
       </w:pPr>
       <w:rPr>
-        <w:rFonts w:hint="default" w:ascii="Symbol" w:hAnsi="Symbol"/>
+        <w:rFonts w:ascii="Symbol" w:hAnsi="Symbol" w:hint="default"/>
       </w:rPr>
     </w:lvl>
     <w:lvl w:ilvl="4" w:tplc="30603DFA">
@@ -6503,7 +6243,7 @@
         <w:ind w:left="3600" w:hanging="360"/>
       </w:pPr>
       <w:rPr>
-        <w:rFonts w:hint="default" w:ascii="Courier New" w:hAnsi="Courier New"/>
+        <w:rFonts w:ascii="Courier New" w:hAnsi="Courier New" w:hint="default"/>
       </w:rPr>
     </w:lvl>
     <w:lvl w:ilvl="5" w:tplc="2ABCD862">
@@ -6515,7 +6255,7 @@
         <w:ind w:left="4320" w:hanging="360"/>
       </w:pPr>
       <w:rPr>
-        <w:rFonts w:hint="default" w:ascii="Wingdings" w:hAnsi="Wingdings"/>
+        <w:rFonts w:ascii="Wingdings" w:hAnsi="Wingdings" w:hint="default"/>
       </w:rPr>
     </w:lvl>
     <w:lvl w:ilvl="6" w:tplc="C0867D3C">
@@ -6527,7 +6267,7 @@
         <w:ind w:left="5040" w:hanging="360"/>
       </w:pPr>
       <w:rPr>
-        <w:rFonts w:hint="default" w:ascii="Symbol" w:hAnsi="Symbol"/>
+        <w:rFonts w:ascii="Symbol" w:hAnsi="Symbol" w:hint="default"/>
       </w:rPr>
     </w:lvl>
     <w:lvl w:ilvl="7" w:tplc="E3C0F44E">
@@ -6539,7 +6279,7 @@
         <w:ind w:left="5760" w:hanging="360"/>
       </w:pPr>
       <w:rPr>
-        <w:rFonts w:hint="default" w:ascii="Courier New" w:hAnsi="Courier New"/>
+        <w:rFonts w:ascii="Courier New" w:hAnsi="Courier New" w:hint="default"/>
       </w:rPr>
     </w:lvl>
     <w:lvl w:ilvl="8" w:tplc="128ABF7A">
@@ -6551,11 +6291,11 @@
         <w:ind w:left="6480" w:hanging="360"/>
       </w:pPr>
       <w:rPr>
-        <w:rFonts w:hint="default" w:ascii="Wingdings" w:hAnsi="Wingdings"/>
+        <w:rFonts w:ascii="Wingdings" w:hAnsi="Wingdings" w:hint="default"/>
       </w:rPr>
     </w:lvl>
   </w:abstractNum>
-  <w:abstractNum w:abstractNumId="5" w15:restartNumberingAfterBreak="0">
+  <w:abstractNum w:abstractNumId="6" w15:restartNumberingAfterBreak="0">
     <w:nsid w:val="338947A2"/>
     <w:multiLevelType w:val="hybridMultilevel"/>
     <w:tmpl w:val="FFFFFFFF"/>
@@ -6641,7 +6381,7 @@
       </w:pPr>
     </w:lvl>
   </w:abstractNum>
-  <w:abstractNum w:abstractNumId="6" w15:restartNumberingAfterBreak="0">
+  <w:abstractNum w:abstractNumId="7" w15:restartNumberingAfterBreak="0">
     <w:nsid w:val="34ADA9B6"/>
     <w:multiLevelType w:val="hybridMultilevel"/>
     <w:tmpl w:val="FFFFFFFF"/>
@@ -6663,7 +6403,7 @@
         <w:ind w:left="1440" w:hanging="360"/>
       </w:pPr>
       <w:rPr>
-        <w:rFonts w:hint="default" w:ascii="Courier New" w:hAnsi="Courier New"/>
+        <w:rFonts w:ascii="Courier New" w:hAnsi="Courier New" w:hint="default"/>
       </w:rPr>
     </w:lvl>
     <w:lvl w:ilvl="2" w:tplc="6972989C">
@@ -6675,7 +6415,7 @@
         <w:ind w:left="2160" w:hanging="360"/>
       </w:pPr>
       <w:rPr>
-        <w:rFonts w:hint="default" w:ascii="Wingdings" w:hAnsi="Wingdings"/>
+        <w:rFonts w:ascii="Wingdings" w:hAnsi="Wingdings" w:hint="default"/>
       </w:rPr>
     </w:lvl>
     <w:lvl w:ilvl="3" w:tplc="37A89D12">
@@ -6687,7 +6427,7 @@
         <w:ind w:left="2880" w:hanging="360"/>
       </w:pPr>
       <w:rPr>
-        <w:rFonts w:hint="default" w:ascii="Symbol" w:hAnsi="Symbol"/>
+        <w:rFonts w:ascii="Symbol" w:hAnsi="Symbol" w:hint="default"/>
       </w:rPr>
     </w:lvl>
     <w:lvl w:ilvl="4" w:tplc="4E743D64">
@@ -6699,7 +6439,7 @@
         <w:ind w:left="3600" w:hanging="360"/>
       </w:pPr>
       <w:rPr>
-        <w:rFonts w:hint="default" w:ascii="Courier New" w:hAnsi="Courier New"/>
+        <w:rFonts w:ascii="Courier New" w:hAnsi="Courier New" w:hint="default"/>
       </w:rPr>
     </w:lvl>
     <w:lvl w:ilvl="5" w:tplc="6F3838F0">
@@ -6711,7 +6451,7 @@
         <w:ind w:left="4320" w:hanging="360"/>
       </w:pPr>
       <w:rPr>
-        <w:rFonts w:hint="default" w:ascii="Wingdings" w:hAnsi="Wingdings"/>
+        <w:rFonts w:ascii="Wingdings" w:hAnsi="Wingdings" w:hint="default"/>
       </w:rPr>
     </w:lvl>
     <w:lvl w:ilvl="6" w:tplc="CF94F896">
@@ -6723,7 +6463,7 @@
         <w:ind w:left="5040" w:hanging="360"/>
       </w:pPr>
       <w:rPr>
-        <w:rFonts w:hint="default" w:ascii="Symbol" w:hAnsi="Symbol"/>
+        <w:rFonts w:ascii="Symbol" w:hAnsi="Symbol" w:hint="default"/>
       </w:rPr>
     </w:lvl>
     <w:lvl w:ilvl="7" w:tplc="491ABB34">
@@ -6735,7 +6475,7 @@
         <w:ind w:left="5760" w:hanging="360"/>
       </w:pPr>
       <w:rPr>
-        <w:rFonts w:hint="default" w:ascii="Courier New" w:hAnsi="Courier New"/>
+        <w:rFonts w:ascii="Courier New" w:hAnsi="Courier New" w:hint="default"/>
       </w:rPr>
     </w:lvl>
     <w:lvl w:ilvl="8" w:tplc="6C00A9E2">
@@ -6747,11 +6487,11 @@
         <w:ind w:left="6480" w:hanging="360"/>
       </w:pPr>
       <w:rPr>
-        <w:rFonts w:hint="default" w:ascii="Wingdings" w:hAnsi="Wingdings"/>
+        <w:rFonts w:ascii="Wingdings" w:hAnsi="Wingdings" w:hint="default"/>
       </w:rPr>
     </w:lvl>
   </w:abstractNum>
-  <w:abstractNum w:abstractNumId="7" w15:restartNumberingAfterBreak="0">
+  <w:abstractNum w:abstractNumId="8" w15:restartNumberingAfterBreak="0">
     <w:nsid w:val="3A36D8C1"/>
     <w:multiLevelType w:val="hybridMultilevel"/>
     <w:tmpl w:val="FFFFFFFF"/>
@@ -6764,7 +6504,7 @@
         <w:ind w:left="720" w:hanging="360"/>
       </w:pPr>
       <w:rPr>
-        <w:rFonts w:hint="default" w:ascii="Symbol" w:hAnsi="Symbol"/>
+        <w:rFonts w:ascii="Symbol" w:hAnsi="Symbol" w:hint="default"/>
       </w:rPr>
     </w:lvl>
     <w:lvl w:ilvl="1" w:tplc="1EC48AD8">
@@ -6776,7 +6516,7 @@
         <w:ind w:left="1440" w:hanging="360"/>
       </w:pPr>
       <w:rPr>
-        <w:rFonts w:hint="default" w:ascii="Courier New" w:hAnsi="Courier New"/>
+        <w:rFonts w:ascii="Courier New" w:hAnsi="Courier New" w:hint="default"/>
       </w:rPr>
     </w:lvl>
     <w:lvl w:ilvl="2" w:tplc="ECA63D2A">
@@ -6788,7 +6528,7 @@
         <w:ind w:left="2160" w:hanging="360"/>
       </w:pPr>
       <w:rPr>
-        <w:rFonts w:hint="default" w:ascii="Wingdings" w:hAnsi="Wingdings"/>
+        <w:rFonts w:ascii="Wingdings" w:hAnsi="Wingdings" w:hint="default"/>
       </w:rPr>
     </w:lvl>
     <w:lvl w:ilvl="3" w:tplc="D074B0CE">
@@ -6800,7 +6540,7 @@
         <w:ind w:left="2880" w:hanging="360"/>
       </w:pPr>
       <w:rPr>
-        <w:rFonts w:hint="default" w:ascii="Symbol" w:hAnsi="Symbol"/>
+        <w:rFonts w:ascii="Symbol" w:hAnsi="Symbol" w:hint="default"/>
       </w:rPr>
     </w:lvl>
     <w:lvl w:ilvl="4" w:tplc="4532F6AE">
@@ -6812,7 +6552,7 @@
         <w:ind w:left="3600" w:hanging="360"/>
       </w:pPr>
       <w:rPr>
-        <w:rFonts w:hint="default" w:ascii="Courier New" w:hAnsi="Courier New"/>
+        <w:rFonts w:ascii="Courier New" w:hAnsi="Courier New" w:hint="default"/>
       </w:rPr>
     </w:lvl>
     <w:lvl w:ilvl="5" w:tplc="02967EDC">
@@ -6824,7 +6564,7 @@
         <w:ind w:left="4320" w:hanging="360"/>
       </w:pPr>
       <w:rPr>
-        <w:rFonts w:hint="default" w:ascii="Wingdings" w:hAnsi="Wingdings"/>
+        <w:rFonts w:ascii="Wingdings" w:hAnsi="Wingdings" w:hint="default"/>
       </w:rPr>
     </w:lvl>
     <w:lvl w:ilvl="6" w:tplc="48B6DBE6">
@@ -6836,7 +6576,7 @@
         <w:ind w:left="5040" w:hanging="360"/>
       </w:pPr>
       <w:rPr>
-        <w:rFonts w:hint="default" w:ascii="Symbol" w:hAnsi="Symbol"/>
+        <w:rFonts w:ascii="Symbol" w:hAnsi="Symbol" w:hint="default"/>
       </w:rPr>
     </w:lvl>
     <w:lvl w:ilvl="7" w:tplc="AF06E88A">
@@ -6848,7 +6588,7 @@
         <w:ind w:left="5760" w:hanging="360"/>
       </w:pPr>
       <w:rPr>
-        <w:rFonts w:hint="default" w:ascii="Courier New" w:hAnsi="Courier New"/>
+        <w:rFonts w:ascii="Courier New" w:hAnsi="Courier New" w:hint="default"/>
       </w:rPr>
     </w:lvl>
     <w:lvl w:ilvl="8" w:tplc="9DBEF0DE">
@@ -6860,11 +6600,11 @@
         <w:ind w:left="6480" w:hanging="360"/>
       </w:pPr>
       <w:rPr>
-        <w:rFonts w:hint="default" w:ascii="Wingdings" w:hAnsi="Wingdings"/>
+        <w:rFonts w:ascii="Wingdings" w:hAnsi="Wingdings" w:hint="default"/>
       </w:rPr>
     </w:lvl>
   </w:abstractNum>
-  <w:abstractNum w:abstractNumId="8" w15:restartNumberingAfterBreak="0">
+  <w:abstractNum w:abstractNumId="9" w15:restartNumberingAfterBreak="0">
     <w:nsid w:val="3B82DF53"/>
     <w:multiLevelType w:val="hybridMultilevel"/>
     <w:tmpl w:val="FFFFFFFF"/>
@@ -6877,7 +6617,7 @@
         <w:ind w:left="720" w:hanging="360"/>
       </w:pPr>
       <w:rPr>
-        <w:rFonts w:hint="default" w:ascii="Symbol" w:hAnsi="Symbol"/>
+        <w:rFonts w:ascii="Symbol" w:hAnsi="Symbol" w:hint="default"/>
       </w:rPr>
     </w:lvl>
     <w:lvl w:ilvl="1" w:tplc="061CDF72">
@@ -6889,7 +6629,7 @@
         <w:ind w:left="1440" w:hanging="360"/>
       </w:pPr>
       <w:rPr>
-        <w:rFonts w:hint="default" w:ascii="Courier New" w:hAnsi="Courier New"/>
+        <w:rFonts w:ascii="Courier New" w:hAnsi="Courier New" w:hint="default"/>
       </w:rPr>
     </w:lvl>
     <w:lvl w:ilvl="2" w:tplc="CB40ECFC">
@@ -6901,7 +6641,7 @@
         <w:ind w:left="2160" w:hanging="360"/>
       </w:pPr>
       <w:rPr>
-        <w:rFonts w:hint="default" w:ascii="Wingdings" w:hAnsi="Wingdings"/>
+        <w:rFonts w:ascii="Wingdings" w:hAnsi="Wingdings" w:hint="default"/>
       </w:rPr>
     </w:lvl>
     <w:lvl w:ilvl="3" w:tplc="2B9C6594">
@@ -6913,7 +6653,7 @@
         <w:ind w:left="2880" w:hanging="360"/>
       </w:pPr>
       <w:rPr>
-        <w:rFonts w:hint="default" w:ascii="Symbol" w:hAnsi="Symbol"/>
+        <w:rFonts w:ascii="Symbol" w:hAnsi="Symbol" w:hint="default"/>
       </w:rPr>
     </w:lvl>
     <w:lvl w:ilvl="4" w:tplc="56D226FC">
@@ -6925,7 +6665,7 @@
         <w:ind w:left="3600" w:hanging="360"/>
       </w:pPr>
       <w:rPr>
-        <w:rFonts w:hint="default" w:ascii="Courier New" w:hAnsi="Courier New"/>
+        <w:rFonts w:ascii="Courier New" w:hAnsi="Courier New" w:hint="default"/>
       </w:rPr>
     </w:lvl>
     <w:lvl w:ilvl="5" w:tplc="19868A72">
@@ -6937,7 +6677,7 @@
         <w:ind w:left="4320" w:hanging="360"/>
       </w:pPr>
       <w:rPr>
-        <w:rFonts w:hint="default" w:ascii="Wingdings" w:hAnsi="Wingdings"/>
+        <w:rFonts w:ascii="Wingdings" w:hAnsi="Wingdings" w:hint="default"/>
       </w:rPr>
     </w:lvl>
     <w:lvl w:ilvl="6" w:tplc="9B523BFA">
@@ -6949,7 +6689,7 @@
         <w:ind w:left="5040" w:hanging="360"/>
       </w:pPr>
       <w:rPr>
-        <w:rFonts w:hint="default" w:ascii="Symbol" w:hAnsi="Symbol"/>
+        <w:rFonts w:ascii="Symbol" w:hAnsi="Symbol" w:hint="default"/>
       </w:rPr>
     </w:lvl>
     <w:lvl w:ilvl="7" w:tplc="57408B4C">
@@ -6961,7 +6701,7 @@
         <w:ind w:left="5760" w:hanging="360"/>
       </w:pPr>
       <w:rPr>
-        <w:rFonts w:hint="default" w:ascii="Courier New" w:hAnsi="Courier New"/>
+        <w:rFonts w:ascii="Courier New" w:hAnsi="Courier New" w:hint="default"/>
       </w:rPr>
     </w:lvl>
     <w:lvl w:ilvl="8" w:tplc="8B441858">
@@ -6973,11 +6713,97 @@
         <w:ind w:left="6480" w:hanging="360"/>
       </w:pPr>
       <w:rPr>
-        <w:rFonts w:hint="default" w:ascii="Wingdings" w:hAnsi="Wingdings"/>
+        <w:rFonts w:ascii="Wingdings" w:hAnsi="Wingdings" w:hint="default"/>
       </w:rPr>
     </w:lvl>
   </w:abstractNum>
-  <w:abstractNum w:abstractNumId="9" w15:restartNumberingAfterBreak="0">
+  <w:abstractNum w:abstractNumId="10" w15:restartNumberingAfterBreak="0">
+    <w:nsid w:val="3E489E79"/>
+    <w:multiLevelType w:val="hybridMultilevel"/>
+    <w:tmpl w:val="01AA4844"/>
+    <w:lvl w:ilvl="0" w:tplc="A6E89CF0">
+      <w:start w:val="1"/>
+      <w:numFmt w:val="decimal"/>
+      <w:lvlText w:val="%1."/>
+      <w:lvlJc w:val="left"/>
+      <w:pPr>
+        <w:ind w:left="720" w:hanging="360"/>
+      </w:pPr>
+    </w:lvl>
+    <w:lvl w:ilvl="1" w:tplc="34341964">
+      <w:start w:val="1"/>
+      <w:numFmt w:val="lowerLetter"/>
+      <w:lvlText w:val="%2."/>
+      <w:lvlJc w:val="left"/>
+      <w:pPr>
+        <w:ind w:left="1440" w:hanging="360"/>
+      </w:pPr>
+    </w:lvl>
+    <w:lvl w:ilvl="2" w:tplc="663C9B98">
+      <w:start w:val="1"/>
+      <w:numFmt w:val="lowerRoman"/>
+      <w:lvlText w:val="%3."/>
+      <w:lvlJc w:val="right"/>
+      <w:pPr>
+        <w:ind w:left="2160" w:hanging="180"/>
+      </w:pPr>
+    </w:lvl>
+    <w:lvl w:ilvl="3" w:tplc="A24815DA">
+      <w:start w:val="1"/>
+      <w:numFmt w:val="decimal"/>
+      <w:lvlText w:val="%4."/>
+      <w:lvlJc w:val="left"/>
+      <w:pPr>
+        <w:ind w:left="2880" w:hanging="360"/>
+      </w:pPr>
+    </w:lvl>
+    <w:lvl w:ilvl="4" w:tplc="D09A239E">
+      <w:start w:val="1"/>
+      <w:numFmt w:val="lowerLetter"/>
+      <w:lvlText w:val="%5."/>
+      <w:lvlJc w:val="left"/>
+      <w:pPr>
+        <w:ind w:left="3600" w:hanging="360"/>
+      </w:pPr>
+    </w:lvl>
+    <w:lvl w:ilvl="5" w:tplc="E1FABB02">
+      <w:start w:val="1"/>
+      <w:numFmt w:val="lowerRoman"/>
+      <w:lvlText w:val="%6."/>
+      <w:lvlJc w:val="right"/>
+      <w:pPr>
+        <w:ind w:left="4320" w:hanging="180"/>
+      </w:pPr>
+    </w:lvl>
+    <w:lvl w:ilvl="6" w:tplc="C10A30C6">
+      <w:start w:val="1"/>
+      <w:numFmt w:val="decimal"/>
+      <w:lvlText w:val="%7."/>
+      <w:lvlJc w:val="left"/>
+      <w:pPr>
+        <w:ind w:left="5040" w:hanging="360"/>
+      </w:pPr>
+    </w:lvl>
+    <w:lvl w:ilvl="7" w:tplc="826C066A">
+      <w:start w:val="1"/>
+      <w:numFmt w:val="lowerLetter"/>
+      <w:lvlText w:val="%8."/>
+      <w:lvlJc w:val="left"/>
+      <w:pPr>
+        <w:ind w:left="5760" w:hanging="360"/>
+      </w:pPr>
+    </w:lvl>
+    <w:lvl w:ilvl="8" w:tplc="582E50FA">
+      <w:start w:val="1"/>
+      <w:numFmt w:val="lowerRoman"/>
+      <w:lvlText w:val="%9."/>
+      <w:lvlJc w:val="right"/>
+      <w:pPr>
+        <w:ind w:left="6480" w:hanging="180"/>
+      </w:pPr>
+    </w:lvl>
+  </w:abstractNum>
+  <w:abstractNum w:abstractNumId="11" w15:restartNumberingAfterBreak="0">
     <w:nsid w:val="431E3681"/>
     <w:multiLevelType w:val="hybridMultilevel"/>
     <w:tmpl w:val="FFFFFFFF"/>
@@ -7063,7 +6889,7 @@
       </w:pPr>
     </w:lvl>
   </w:abstractNum>
-  <w:abstractNum w:abstractNumId="10" w15:restartNumberingAfterBreak="0">
+  <w:abstractNum w:abstractNumId="12" w15:restartNumberingAfterBreak="0">
     <w:nsid w:val="47B1AF03"/>
     <w:multiLevelType w:val="hybridMultilevel"/>
     <w:tmpl w:val="FFFFFFFF"/>
@@ -7149,7 +6975,7 @@
       </w:pPr>
     </w:lvl>
   </w:abstractNum>
-  <w:abstractNum w:abstractNumId="11" w15:restartNumberingAfterBreak="0">
+  <w:abstractNum w:abstractNumId="13" w15:restartNumberingAfterBreak="0">
     <w:nsid w:val="4945A7C5"/>
     <w:multiLevelType w:val="hybridMultilevel"/>
     <w:tmpl w:val="FFFFFFFF"/>
@@ -7235,7 +7061,7 @@
       </w:pPr>
     </w:lvl>
   </w:abstractNum>
-  <w:abstractNum w:abstractNumId="12" w15:restartNumberingAfterBreak="0">
+  <w:abstractNum w:abstractNumId="14" w15:restartNumberingAfterBreak="0">
     <w:nsid w:val="4D23C5F1"/>
     <w:multiLevelType w:val="hybridMultilevel"/>
     <w:tmpl w:val="FFFFFFFF"/>
@@ -7248,7 +7074,7 @@
         <w:ind w:left="720" w:hanging="360"/>
       </w:pPr>
       <w:rPr>
-        <w:rFonts w:hint="default" w:ascii="Symbol" w:hAnsi="Symbol"/>
+        <w:rFonts w:ascii="Symbol" w:hAnsi="Symbol" w:hint="default"/>
       </w:rPr>
     </w:lvl>
     <w:lvl w:ilvl="1" w:tplc="5B38FF4C">
@@ -7260,7 +7086,7 @@
         <w:ind w:left="1440" w:hanging="360"/>
       </w:pPr>
       <w:rPr>
-        <w:rFonts w:hint="default" w:ascii="Courier New" w:hAnsi="Courier New"/>
+        <w:rFonts w:ascii="Courier New" w:hAnsi="Courier New" w:hint="default"/>
       </w:rPr>
     </w:lvl>
     <w:lvl w:ilvl="2" w:tplc="CEAE91BE">
@@ -7272,7 +7098,7 @@
         <w:ind w:left="2160" w:hanging="360"/>
       </w:pPr>
       <w:rPr>
-        <w:rFonts w:hint="default" w:ascii="Wingdings" w:hAnsi="Wingdings"/>
+        <w:rFonts w:ascii="Wingdings" w:hAnsi="Wingdings" w:hint="default"/>
       </w:rPr>
     </w:lvl>
     <w:lvl w:ilvl="3" w:tplc="98EAE60C">
@@ -7284,7 +7110,7 @@
         <w:ind w:left="2880" w:hanging="360"/>
       </w:pPr>
       <w:rPr>
-        <w:rFonts w:hint="default" w:ascii="Symbol" w:hAnsi="Symbol"/>
+        <w:rFonts w:ascii="Symbol" w:hAnsi="Symbol" w:hint="default"/>
       </w:rPr>
     </w:lvl>
     <w:lvl w:ilvl="4" w:tplc="13143FAC">
@@ -7296,7 +7122,7 @@
         <w:ind w:left="3600" w:hanging="360"/>
       </w:pPr>
       <w:rPr>
-        <w:rFonts w:hint="default" w:ascii="Courier New" w:hAnsi="Courier New"/>
+        <w:rFonts w:ascii="Courier New" w:hAnsi="Courier New" w:hint="default"/>
       </w:rPr>
     </w:lvl>
     <w:lvl w:ilvl="5" w:tplc="2E7CD2DA">
@@ -7308,7 +7134,7 @@
         <w:ind w:left="4320" w:hanging="360"/>
       </w:pPr>
       <w:rPr>
-        <w:rFonts w:hint="default" w:ascii="Wingdings" w:hAnsi="Wingdings"/>
+        <w:rFonts w:ascii="Wingdings" w:hAnsi="Wingdings" w:hint="default"/>
       </w:rPr>
     </w:lvl>
     <w:lvl w:ilvl="6" w:tplc="A3FA3F24">
@@ -7320,7 +7146,7 @@
         <w:ind w:left="5040" w:hanging="360"/>
       </w:pPr>
       <w:rPr>
-        <w:rFonts w:hint="default" w:ascii="Symbol" w:hAnsi="Symbol"/>
+        <w:rFonts w:ascii="Symbol" w:hAnsi="Symbol" w:hint="default"/>
       </w:rPr>
     </w:lvl>
     <w:lvl w:ilvl="7" w:tplc="A378DFCE">
@@ -7332,7 +7158,7 @@
         <w:ind w:left="5760" w:hanging="360"/>
       </w:pPr>
       <w:rPr>
-        <w:rFonts w:hint="default" w:ascii="Courier New" w:hAnsi="Courier New"/>
+        <w:rFonts w:ascii="Courier New" w:hAnsi="Courier New" w:hint="default"/>
       </w:rPr>
     </w:lvl>
     <w:lvl w:ilvl="8" w:tplc="5BA8B0A4">
@@ -7344,11 +7170,11 @@
         <w:ind w:left="6480" w:hanging="360"/>
       </w:pPr>
       <w:rPr>
-        <w:rFonts w:hint="default" w:ascii="Wingdings" w:hAnsi="Wingdings"/>
+        <w:rFonts w:ascii="Wingdings" w:hAnsi="Wingdings" w:hint="default"/>
       </w:rPr>
     </w:lvl>
   </w:abstractNum>
-  <w:abstractNum w:abstractNumId="13" w15:restartNumberingAfterBreak="0">
+  <w:abstractNum w:abstractNumId="15" w15:restartNumberingAfterBreak="0">
     <w:nsid w:val="4F2E5A66"/>
     <w:multiLevelType w:val="hybridMultilevel"/>
     <w:tmpl w:val="FFFFFFFF"/>
@@ -7434,7 +7260,7 @@
       </w:pPr>
     </w:lvl>
   </w:abstractNum>
-  <w:abstractNum w:abstractNumId="14" w15:restartNumberingAfterBreak="0">
+  <w:abstractNum w:abstractNumId="16" w15:restartNumberingAfterBreak="0">
     <w:nsid w:val="5197EE1D"/>
     <w:multiLevelType w:val="hybridMultilevel"/>
     <w:tmpl w:val="FFFFFFFF"/>
@@ -7520,7 +7346,7 @@
       </w:pPr>
     </w:lvl>
   </w:abstractNum>
-  <w:abstractNum w:abstractNumId="15" w15:restartNumberingAfterBreak="0">
+  <w:abstractNum w:abstractNumId="17" w15:restartNumberingAfterBreak="0">
     <w:nsid w:val="5726705D"/>
     <w:multiLevelType w:val="hybridMultilevel"/>
     <w:tmpl w:val="FFFFFFFF"/>
@@ -7606,7 +7432,7 @@
       </w:pPr>
     </w:lvl>
   </w:abstractNum>
-  <w:abstractNum w:abstractNumId="16" w15:restartNumberingAfterBreak="0">
+  <w:abstractNum w:abstractNumId="18" w15:restartNumberingAfterBreak="0">
     <w:nsid w:val="604C8440"/>
     <w:multiLevelType w:val="hybridMultilevel"/>
     <w:tmpl w:val="FFFFFFFF"/>
@@ -7692,7 +7518,93 @@
       </w:pPr>
     </w:lvl>
   </w:abstractNum>
-  <w:abstractNum w:abstractNumId="17" w15:restartNumberingAfterBreak="0">
+  <w:abstractNum w:abstractNumId="19" w15:restartNumberingAfterBreak="0">
+    <w:nsid w:val="60B2CB51"/>
+    <w:multiLevelType w:val="hybridMultilevel"/>
+    <w:tmpl w:val="5742022C"/>
+    <w:lvl w:ilvl="0" w:tplc="C526C508">
+      <w:start w:val="1"/>
+      <w:numFmt w:val="decimal"/>
+      <w:lvlText w:val="%1."/>
+      <w:lvlJc w:val="left"/>
+      <w:pPr>
+        <w:ind w:left="720" w:hanging="360"/>
+      </w:pPr>
+    </w:lvl>
+    <w:lvl w:ilvl="1" w:tplc="6EB0B6F4">
+      <w:start w:val="1"/>
+      <w:numFmt w:val="lowerLetter"/>
+      <w:lvlText w:val="%2."/>
+      <w:lvlJc w:val="left"/>
+      <w:pPr>
+        <w:ind w:left="1440" w:hanging="360"/>
+      </w:pPr>
+    </w:lvl>
+    <w:lvl w:ilvl="2" w:tplc="5A4C8B14">
+      <w:start w:val="1"/>
+      <w:numFmt w:val="lowerRoman"/>
+      <w:lvlText w:val="%3."/>
+      <w:lvlJc w:val="right"/>
+      <w:pPr>
+        <w:ind w:left="2160" w:hanging="180"/>
+      </w:pPr>
+    </w:lvl>
+    <w:lvl w:ilvl="3" w:tplc="28443844">
+      <w:start w:val="1"/>
+      <w:numFmt w:val="decimal"/>
+      <w:lvlText w:val="%4."/>
+      <w:lvlJc w:val="left"/>
+      <w:pPr>
+        <w:ind w:left="2880" w:hanging="360"/>
+      </w:pPr>
+    </w:lvl>
+    <w:lvl w:ilvl="4" w:tplc="0748C0D6">
+      <w:start w:val="1"/>
+      <w:numFmt w:val="lowerLetter"/>
+      <w:lvlText w:val="%5."/>
+      <w:lvlJc w:val="left"/>
+      <w:pPr>
+        <w:ind w:left="3600" w:hanging="360"/>
+      </w:pPr>
+    </w:lvl>
+    <w:lvl w:ilvl="5" w:tplc="65BE900A">
+      <w:start w:val="1"/>
+      <w:numFmt w:val="lowerRoman"/>
+      <w:lvlText w:val="%6."/>
+      <w:lvlJc w:val="right"/>
+      <w:pPr>
+        <w:ind w:left="4320" w:hanging="180"/>
+      </w:pPr>
+    </w:lvl>
+    <w:lvl w:ilvl="6" w:tplc="72D61BA6">
+      <w:start w:val="1"/>
+      <w:numFmt w:val="decimal"/>
+      <w:lvlText w:val="%7."/>
+      <w:lvlJc w:val="left"/>
+      <w:pPr>
+        <w:ind w:left="5040" w:hanging="360"/>
+      </w:pPr>
+    </w:lvl>
+    <w:lvl w:ilvl="7" w:tplc="387EC36E">
+      <w:start w:val="1"/>
+      <w:numFmt w:val="lowerLetter"/>
+      <w:lvlText w:val="%8."/>
+      <w:lvlJc w:val="left"/>
+      <w:pPr>
+        <w:ind w:left="5760" w:hanging="360"/>
+      </w:pPr>
+    </w:lvl>
+    <w:lvl w:ilvl="8" w:tplc="CDF27C96">
+      <w:start w:val="1"/>
+      <w:numFmt w:val="lowerRoman"/>
+      <w:lvlText w:val="%9."/>
+      <w:lvlJc w:val="right"/>
+      <w:pPr>
+        <w:ind w:left="6480" w:hanging="180"/>
+      </w:pPr>
+    </w:lvl>
+  </w:abstractNum>
+  <w:abstractNum w:abstractNumId="20" w15:restartNumberingAfterBreak="0">
     <w:nsid w:val="686BA783"/>
     <w:multiLevelType w:val="hybridMultilevel"/>
     <w:tmpl w:val="FFFFFFFF"/>
@@ -7778,7 +7690,7 @@
       </w:pPr>
     </w:lvl>
   </w:abstractNum>
-  <w:abstractNum w:abstractNumId="18" w15:restartNumberingAfterBreak="0">
+  <w:abstractNum w:abstractNumId="21" w15:restartNumberingAfterBreak="0">
     <w:nsid w:val="706C1B1B"/>
     <w:multiLevelType w:val="hybridMultilevel"/>
     <w:tmpl w:val="FFFFFFFF"/>
@@ -7864,7 +7776,7 @@
       </w:pPr>
     </w:lvl>
   </w:abstractNum>
-  <w:abstractNum w:abstractNumId="19" w15:restartNumberingAfterBreak="0">
+  <w:abstractNum w:abstractNumId="22" w15:restartNumberingAfterBreak="0">
     <w:nsid w:val="71997CBE"/>
     <w:multiLevelType w:val="hybridMultilevel"/>
     <w:tmpl w:val="FFFFFFFF"/>
@@ -7950,7 +7862,7 @@
       </w:pPr>
     </w:lvl>
   </w:abstractNum>
-  <w:abstractNum w:abstractNumId="20" w15:restartNumberingAfterBreak="0">
+  <w:abstractNum w:abstractNumId="23" w15:restartNumberingAfterBreak="0">
     <w:nsid w:val="74B30B4F"/>
     <w:multiLevelType w:val="hybridMultilevel"/>
     <w:tmpl w:val="FFFFFFFF"/>
@@ -7963,7 +7875,7 @@
         <w:ind w:left="720" w:hanging="360"/>
       </w:pPr>
       <w:rPr>
-        <w:rFonts w:hint="default" w:ascii="Symbol" w:hAnsi="Symbol"/>
+        <w:rFonts w:ascii="Symbol" w:hAnsi="Symbol" w:hint="default"/>
       </w:rPr>
     </w:lvl>
     <w:lvl w:ilvl="1" w:tplc="ACDCE1D6">
@@ -7975,7 +7887,7 @@
         <w:ind w:left="1440" w:hanging="360"/>
       </w:pPr>
       <w:rPr>
-        <w:rFonts w:hint="default" w:ascii="Courier New" w:hAnsi="Courier New"/>
+        <w:rFonts w:ascii="Courier New" w:hAnsi="Courier New" w:hint="default"/>
       </w:rPr>
     </w:lvl>
     <w:lvl w:ilvl="2" w:tplc="6BC61092">
@@ -7987,7 +7899,7 @@
         <w:ind w:left="2160" w:hanging="360"/>
       </w:pPr>
       <w:rPr>
-        <w:rFonts w:hint="default" w:ascii="Wingdings" w:hAnsi="Wingdings"/>
+        <w:rFonts w:ascii="Wingdings" w:hAnsi="Wingdings" w:hint="default"/>
       </w:rPr>
     </w:lvl>
     <w:lvl w:ilvl="3" w:tplc="1DA00828">
@@ -7999,7 +7911,7 @@
         <w:ind w:left="2880" w:hanging="360"/>
       </w:pPr>
       <w:rPr>
-        <w:rFonts w:hint="default" w:ascii="Symbol" w:hAnsi="Symbol"/>
+        <w:rFonts w:ascii="Symbol" w:hAnsi="Symbol" w:hint="default"/>
       </w:rPr>
     </w:lvl>
     <w:lvl w:ilvl="4" w:tplc="39168332">
@@ -8011,7 +7923,7 @@
         <w:ind w:left="3600" w:hanging="360"/>
       </w:pPr>
       <w:rPr>
-        <w:rFonts w:hint="default" w:ascii="Courier New" w:hAnsi="Courier New"/>
+        <w:rFonts w:ascii="Courier New" w:hAnsi="Courier New" w:hint="default"/>
       </w:rPr>
     </w:lvl>
     <w:lvl w:ilvl="5" w:tplc="A764335A">
@@ -8023,7 +7935,7 @@
         <w:ind w:left="4320" w:hanging="360"/>
       </w:pPr>
       <w:rPr>
-        <w:rFonts w:hint="default" w:ascii="Wingdings" w:hAnsi="Wingdings"/>
+        <w:rFonts w:ascii="Wingdings" w:hAnsi="Wingdings" w:hint="default"/>
       </w:rPr>
     </w:lvl>
     <w:lvl w:ilvl="6" w:tplc="7C66CDC0">
@@ -8035,7 +7947,7 @@
         <w:ind w:left="5040" w:hanging="360"/>
       </w:pPr>
       <w:rPr>
-        <w:rFonts w:hint="default" w:ascii="Symbol" w:hAnsi="Symbol"/>
+        <w:rFonts w:ascii="Symbol" w:hAnsi="Symbol" w:hint="default"/>
       </w:rPr>
     </w:lvl>
     <w:lvl w:ilvl="7" w:tplc="B85427DC">
@@ -8047,7 +7959,7 @@
         <w:ind w:left="5760" w:hanging="360"/>
       </w:pPr>
       <w:rPr>
-        <w:rFonts w:hint="default" w:ascii="Courier New" w:hAnsi="Courier New"/>
+        <w:rFonts w:ascii="Courier New" w:hAnsi="Courier New" w:hint="default"/>
       </w:rPr>
     </w:lvl>
     <w:lvl w:ilvl="8" w:tplc="9B4C2BF6">
@@ -8059,11 +7971,11 @@
         <w:ind w:left="6480" w:hanging="360"/>
       </w:pPr>
       <w:rPr>
-        <w:rFonts w:hint="default" w:ascii="Wingdings" w:hAnsi="Wingdings"/>
+        <w:rFonts w:ascii="Wingdings" w:hAnsi="Wingdings" w:hint="default"/>
       </w:rPr>
     </w:lvl>
   </w:abstractNum>
-  <w:abstractNum w:abstractNumId="21" w15:restartNumberingAfterBreak="0">
+  <w:abstractNum w:abstractNumId="24" w15:restartNumberingAfterBreak="0">
     <w:nsid w:val="764B11B5"/>
     <w:multiLevelType w:val="hybridMultilevel"/>
     <w:tmpl w:val="FFFFFFFF"/>
@@ -8076,7 +7988,7 @@
         <w:ind w:left="720" w:hanging="360"/>
       </w:pPr>
       <w:rPr>
-        <w:rFonts w:hint="default" w:ascii="Symbol" w:hAnsi="Symbol"/>
+        <w:rFonts w:ascii="Symbol" w:hAnsi="Symbol" w:hint="default"/>
       </w:rPr>
     </w:lvl>
     <w:lvl w:ilvl="1" w:tplc="4EA81C32">
@@ -8088,7 +8000,7 @@
         <w:ind w:left="1440" w:hanging="360"/>
       </w:pPr>
       <w:rPr>
-        <w:rFonts w:hint="default" w:ascii="Courier New" w:hAnsi="Courier New"/>
+        <w:rFonts w:ascii="Courier New" w:hAnsi="Courier New" w:hint="default"/>
       </w:rPr>
     </w:lvl>
     <w:lvl w:ilvl="2" w:tplc="2A6CC030">
@@ -8100,7 +8012,7 @@
         <w:ind w:left="2160" w:hanging="360"/>
       </w:pPr>
       <w:rPr>
-        <w:rFonts w:hint="default" w:ascii="Wingdings" w:hAnsi="Wingdings"/>
+        <w:rFonts w:ascii="Wingdings" w:hAnsi="Wingdings" w:hint="default"/>
       </w:rPr>
     </w:lvl>
     <w:lvl w:ilvl="3" w:tplc="9D00A514">
@@ -8112,7 +8024,7 @@
         <w:ind w:left="2880" w:hanging="360"/>
       </w:pPr>
       <w:rPr>
-        <w:rFonts w:hint="default" w:ascii="Symbol" w:hAnsi="Symbol"/>
+        <w:rFonts w:ascii="Symbol" w:hAnsi="Symbol" w:hint="default"/>
       </w:rPr>
     </w:lvl>
     <w:lvl w:ilvl="4" w:tplc="8E40CB9C">
@@ -8124,7 +8036,7 @@
         <w:ind w:left="3600" w:hanging="360"/>
       </w:pPr>
       <w:rPr>
-        <w:rFonts w:hint="default" w:ascii="Courier New" w:hAnsi="Courier New"/>
+        <w:rFonts w:ascii="Courier New" w:hAnsi="Courier New" w:hint="default"/>
       </w:rPr>
     </w:lvl>
     <w:lvl w:ilvl="5" w:tplc="95A8D23E">
@@ -8136,7 +8048,7 @@
         <w:ind w:left="4320" w:hanging="360"/>
       </w:pPr>
       <w:rPr>
-        <w:rFonts w:hint="default" w:ascii="Wingdings" w:hAnsi="Wingdings"/>
+        <w:rFonts w:ascii="Wingdings" w:hAnsi="Wingdings" w:hint="default"/>
       </w:rPr>
     </w:lvl>
     <w:lvl w:ilvl="6" w:tplc="2BD2945C">
@@ -8148,7 +8060,7 @@
         <w:ind w:left="5040" w:hanging="360"/>
       </w:pPr>
       <w:rPr>
-        <w:rFonts w:hint="default" w:ascii="Symbol" w:hAnsi="Symbol"/>
+        <w:rFonts w:ascii="Symbol" w:hAnsi="Symbol" w:hint="default"/>
       </w:rPr>
     </w:lvl>
     <w:lvl w:ilvl="7" w:tplc="392CBE86">
@@ -8160,7 +8072,7 @@
         <w:ind w:left="5760" w:hanging="360"/>
       </w:pPr>
       <w:rPr>
-        <w:rFonts w:hint="default" w:ascii="Courier New" w:hAnsi="Courier New"/>
+        <w:rFonts w:ascii="Courier New" w:hAnsi="Courier New" w:hint="default"/>
       </w:rPr>
     </w:lvl>
     <w:lvl w:ilvl="8" w:tplc="94D8B558">
@@ -8172,11 +8084,11 @@
         <w:ind w:left="6480" w:hanging="360"/>
       </w:pPr>
       <w:rPr>
-        <w:rFonts w:hint="default" w:ascii="Wingdings" w:hAnsi="Wingdings"/>
+        <w:rFonts w:ascii="Wingdings" w:hAnsi="Wingdings" w:hint="default"/>
       </w:rPr>
     </w:lvl>
   </w:abstractNum>
-  <w:abstractNum w:abstractNumId="22" w15:restartNumberingAfterBreak="0">
+  <w:abstractNum w:abstractNumId="25" w15:restartNumberingAfterBreak="0">
     <w:nsid w:val="76EF9FDF"/>
     <w:multiLevelType w:val="hybridMultilevel"/>
     <w:tmpl w:val="FFFFFFFF"/>
@@ -8262,7 +8174,7 @@
       </w:pPr>
     </w:lvl>
   </w:abstractNum>
-  <w:abstractNum w:abstractNumId="23" w15:restartNumberingAfterBreak="0">
+  <w:abstractNum w:abstractNumId="26" w15:restartNumberingAfterBreak="0">
     <w:nsid w:val="78E36D45"/>
     <w:multiLevelType w:val="hybridMultilevel"/>
     <w:tmpl w:val="FFFFFFFF"/>
@@ -8348,86 +8260,86 @@
       </w:pPr>
     </w:lvl>
   </w:abstractNum>
-  <w:num w:numId="27">
+  <w:num w:numId="1" w16cid:durableId="607586475">
+    <w:abstractNumId w:val="19"/>
+  </w:num>
+  <w:num w:numId="2" w16cid:durableId="2127843496">
+    <w:abstractNumId w:val="10"/>
+  </w:num>
+  <w:num w:numId="3" w16cid:durableId="429089548">
+    <w:abstractNumId w:val="0"/>
+  </w:num>
+  <w:num w:numId="4" w16cid:durableId="1603565755">
+    <w:abstractNumId w:val="13"/>
+  </w:num>
+  <w:num w:numId="5" w16cid:durableId="245919367">
+    <w:abstractNumId w:val="1"/>
+  </w:num>
+  <w:num w:numId="6" w16cid:durableId="1701127945">
+    <w:abstractNumId w:val="6"/>
+  </w:num>
+  <w:num w:numId="7" w16cid:durableId="178473128">
+    <w:abstractNumId w:val="7"/>
+  </w:num>
+  <w:num w:numId="8" w16cid:durableId="1356808699">
+    <w:abstractNumId w:val="12"/>
+  </w:num>
+  <w:num w:numId="9" w16cid:durableId="1532911126">
+    <w:abstractNumId w:val="18"/>
+  </w:num>
+  <w:num w:numId="10" w16cid:durableId="426927309">
+    <w:abstractNumId w:val="25"/>
+  </w:num>
+  <w:num w:numId="11" w16cid:durableId="1237469570">
+    <w:abstractNumId w:val="21"/>
+  </w:num>
+  <w:num w:numId="12" w16cid:durableId="2105103002">
     <w:abstractNumId w:val="26"/>
   </w:num>
-  <w:num w:numId="26">
-    <w:abstractNumId w:val="25"/>
+  <w:num w:numId="13" w16cid:durableId="539169641">
+    <w:abstractNumId w:val="2"/>
   </w:num>
-  <w:num w:numId="25">
-    <w:abstractNumId w:val="24"/>
+  <w:num w:numId="14" w16cid:durableId="638266890">
+    <w:abstractNumId w:val="16"/>
   </w:num>
-  <w:num w:numId="1" w16cid:durableId="1603565755">
+  <w:num w:numId="15" w16cid:durableId="1919319304">
+    <w:abstractNumId w:val="22"/>
+  </w:num>
+  <w:num w:numId="16" w16cid:durableId="2105220146">
+    <w:abstractNumId w:val="17"/>
+  </w:num>
+  <w:num w:numId="17" w16cid:durableId="1100876157">
+    <w:abstractNumId w:val="4"/>
+  </w:num>
+  <w:num w:numId="18" w16cid:durableId="1789349447">
+    <w:abstractNumId w:val="20"/>
+  </w:num>
+  <w:num w:numId="19" w16cid:durableId="559753056">
+    <w:abstractNumId w:val="23"/>
+  </w:num>
+  <w:num w:numId="20" w16cid:durableId="1760979414">
+    <w:abstractNumId w:val="14"/>
+  </w:num>
+  <w:num w:numId="21" w16cid:durableId="1756705529">
     <w:abstractNumId w:val="11"/>
   </w:num>
-  <w:num w:numId="2" w16cid:durableId="245919367">
-    <w:abstractNumId w:val="0"/>
+  <w:num w:numId="22" w16cid:durableId="2090617928">
+    <w:abstractNumId w:val="15"/>
   </w:num>
-  <w:num w:numId="3" w16cid:durableId="1701127945">
+  <w:num w:numId="23" w16cid:durableId="604506819">
     <w:abstractNumId w:val="5"/>
   </w:num>
-  <w:num w:numId="4" w16cid:durableId="178473128">
-    <w:abstractNumId w:val="6"/>
-  </w:num>
-  <w:num w:numId="5" w16cid:durableId="1356808699">
-    <w:abstractNumId w:val="10"/>
-  </w:num>
-  <w:num w:numId="6" w16cid:durableId="1532911126">
-    <w:abstractNumId w:val="16"/>
-  </w:num>
-  <w:num w:numId="7" w16cid:durableId="426927309">
-    <w:abstractNumId w:val="22"/>
-  </w:num>
-  <w:num w:numId="8" w16cid:durableId="1237469570">
-    <w:abstractNumId w:val="18"/>
-  </w:num>
-  <w:num w:numId="9" w16cid:durableId="2105103002">
-    <w:abstractNumId w:val="23"/>
-  </w:num>
-  <w:num w:numId="10" w16cid:durableId="539169641">
-    <w:abstractNumId w:val="1"/>
-  </w:num>
-  <w:num w:numId="11" w16cid:durableId="638266890">
-    <w:abstractNumId w:val="14"/>
-  </w:num>
-  <w:num w:numId="12" w16cid:durableId="1919319304">
-    <w:abstractNumId w:val="19"/>
-  </w:num>
-  <w:num w:numId="13" w16cid:durableId="2105220146">
-    <w:abstractNumId w:val="15"/>
-  </w:num>
-  <w:num w:numId="14" w16cid:durableId="1100876157">
+  <w:num w:numId="24" w16cid:durableId="1850756307">
     <w:abstractNumId w:val="3"/>
   </w:num>
-  <w:num w:numId="15" w16cid:durableId="1789349447">
-    <w:abstractNumId w:val="17"/>
-  </w:num>
-  <w:num w:numId="16" w16cid:durableId="559753056">
-    <w:abstractNumId w:val="20"/>
-  </w:num>
-  <w:num w:numId="17" w16cid:durableId="1760979414">
-    <w:abstractNumId w:val="12"/>
-  </w:num>
-  <w:num w:numId="18" w16cid:durableId="1756705529">
+  <w:num w:numId="25" w16cid:durableId="550308430">
     <w:abstractNumId w:val="9"/>
   </w:num>
-  <w:num w:numId="19" w16cid:durableId="2090617928">
-    <w:abstractNumId w:val="13"/>
-  </w:num>
-  <w:num w:numId="20" w16cid:durableId="604506819">
-    <w:abstractNumId w:val="4"/>
-  </w:num>
-  <w:num w:numId="21" w16cid:durableId="1850756307">
-    <w:abstractNumId w:val="2"/>
-  </w:num>
-  <w:num w:numId="22" w16cid:durableId="550308430">
+  <w:num w:numId="26" w16cid:durableId="2064937542">
     <w:abstractNumId w:val="8"/>
   </w:num>
-  <w:num w:numId="23" w16cid:durableId="2064937542">
-    <w:abstractNumId w:val="7"/>
-  </w:num>
-  <w:num w:numId="24" w16cid:durableId="1696885355">
-    <w:abstractNumId w:val="21"/>
+  <w:num w:numId="27" w16cid:durableId="1696885355">
+    <w:abstractNumId w:val="24"/>
   </w:num>
 </w:numbering>
 </file>
@@ -8437,7 +8349,7 @@
   <w:docDefaults>
     <w:rPrDefault>
       <w:rPr>
-        <w:rFonts w:asciiTheme="minorHAnsi" w:hAnsiTheme="minorHAnsi" w:eastAsiaTheme="minorHAnsi" w:cstheme="minorBidi"/>
+        <w:rFonts w:asciiTheme="minorHAnsi" w:eastAsiaTheme="minorHAnsi" w:hAnsiTheme="minorHAnsi" w:cstheme="minorBidi"/>
         <w:sz w:val="22"/>
         <w:szCs w:val="22"/>
         <w:lang w:val="fr-BE" w:eastAsia="en-US" w:bidi="ar-SA"/>
@@ -8452,14 +8364,14 @@
   <w:latentStyles w:defLockedState="0" w:defUIPriority="99" w:defSemiHidden="0" w:defUnhideWhenUsed="0" w:defQFormat="0" w:count="376">
     <w:lsdException w:name="Normal" w:uiPriority="0" w:qFormat="1"/>
     <w:lsdException w:name="heading 1" w:uiPriority="9" w:qFormat="1"/>
-    <w:lsdException w:name="heading 2" w:uiPriority="9" w:semiHidden="1" w:unhideWhenUsed="1" w:qFormat="1"/>
-    <w:lsdException w:name="heading 3" w:uiPriority="9" w:semiHidden="1" w:unhideWhenUsed="1" w:qFormat="1"/>
-    <w:lsdException w:name="heading 4" w:uiPriority="9" w:semiHidden="1" w:unhideWhenUsed="1" w:qFormat="1"/>
-    <w:lsdException w:name="heading 5" w:uiPriority="9" w:semiHidden="1" w:unhideWhenUsed="1" w:qFormat="1"/>
-    <w:lsdException w:name="heading 6" w:uiPriority="9" w:semiHidden="1" w:unhideWhenUsed="1" w:qFormat="1"/>
-    <w:lsdException w:name="heading 7" w:uiPriority="9" w:semiHidden="1" w:unhideWhenUsed="1" w:qFormat="1"/>
-    <w:lsdException w:name="heading 8" w:uiPriority="9" w:semiHidden="1" w:unhideWhenUsed="1" w:qFormat="1"/>
-    <w:lsdException w:name="heading 9" w:uiPriority="9" w:semiHidden="1" w:unhideWhenUsed="1" w:qFormat="1"/>
+    <w:lsdException w:name="heading 2" w:semiHidden="1" w:uiPriority="9" w:unhideWhenUsed="1" w:qFormat="1"/>
+    <w:lsdException w:name="heading 3" w:semiHidden="1" w:uiPriority="9" w:unhideWhenUsed="1" w:qFormat="1"/>
+    <w:lsdException w:name="heading 4" w:semiHidden="1" w:uiPriority="9" w:unhideWhenUsed="1" w:qFormat="1"/>
+    <w:lsdException w:name="heading 5" w:semiHidden="1" w:uiPriority="9" w:unhideWhenUsed="1" w:qFormat="1"/>
+    <w:lsdException w:name="heading 6" w:semiHidden="1" w:uiPriority="9" w:unhideWhenUsed="1" w:qFormat="1"/>
+    <w:lsdException w:name="heading 7" w:semiHidden="1" w:uiPriority="9" w:unhideWhenUsed="1" w:qFormat="1"/>
+    <w:lsdException w:name="heading 8" w:semiHidden="1" w:uiPriority="9" w:unhideWhenUsed="1" w:qFormat="1"/>
+    <w:lsdException w:name="heading 9" w:semiHidden="1" w:uiPriority="9" w:unhideWhenUsed="1" w:qFormat="1"/>
     <w:lsdException w:name="index 1" w:semiHidden="1" w:unhideWhenUsed="1"/>
     <w:lsdException w:name="index 2" w:semiHidden="1" w:unhideWhenUsed="1"/>
     <w:lsdException w:name="index 3" w:semiHidden="1" w:unhideWhenUsed="1"/>
@@ -8469,22 +8381,22 @@
     <w:lsdException w:name="index 7" w:semiHidden="1" w:unhideWhenUsed="1"/>
     <w:lsdException w:name="index 8" w:semiHidden="1" w:unhideWhenUsed="1"/>
     <w:lsdException w:name="index 9" w:semiHidden="1" w:unhideWhenUsed="1"/>
-    <w:lsdException w:name="toc 1" w:uiPriority="39" w:semiHidden="1" w:unhideWhenUsed="1"/>
-    <w:lsdException w:name="toc 2" w:uiPriority="39" w:semiHidden="1" w:unhideWhenUsed="1"/>
-    <w:lsdException w:name="toc 3" w:uiPriority="39" w:semiHidden="1" w:unhideWhenUsed="1"/>
-    <w:lsdException w:name="toc 4" w:uiPriority="39" w:semiHidden="1" w:unhideWhenUsed="1"/>
-    <w:lsdException w:name="toc 5" w:uiPriority="39" w:semiHidden="1" w:unhideWhenUsed="1"/>
-    <w:lsdException w:name="toc 6" w:uiPriority="39" w:semiHidden="1" w:unhideWhenUsed="1"/>
-    <w:lsdException w:name="toc 7" w:uiPriority="39" w:semiHidden="1" w:unhideWhenUsed="1"/>
-    <w:lsdException w:name="toc 8" w:uiPriority="39" w:semiHidden="1" w:unhideWhenUsed="1"/>
-    <w:lsdException w:name="toc 9" w:uiPriority="39" w:semiHidden="1" w:unhideWhenUsed="1"/>
+    <w:lsdException w:name="toc 1" w:semiHidden="1" w:uiPriority="39" w:unhideWhenUsed="1"/>
+    <w:lsdException w:name="toc 2" w:semiHidden="1" w:uiPriority="39" w:unhideWhenUsed="1"/>
+    <w:lsdException w:name="toc 3" w:semiHidden="1" w:uiPriority="39" w:unhideWhenUsed="1"/>
+    <w:lsdException w:name="toc 4" w:semiHidden="1" w:uiPriority="39" w:unhideWhenUsed="1"/>
+    <w:lsdException w:name="toc 5" w:semiHidden="1" w:uiPriority="39" w:unhideWhenUsed="1"/>
+    <w:lsdException w:name="toc 6" w:semiHidden="1" w:uiPriority="39" w:unhideWhenUsed="1"/>
+    <w:lsdException w:name="toc 7" w:semiHidden="1" w:uiPriority="39" w:unhideWhenUsed="1"/>
+    <w:lsdException w:name="toc 8" w:semiHidden="1" w:uiPriority="39" w:unhideWhenUsed="1"/>
+    <w:lsdException w:name="toc 9" w:semiHidden="1" w:uiPriority="39" w:unhideWhenUsed="1"/>
     <w:lsdException w:name="Normal Indent" w:semiHidden="1" w:unhideWhenUsed="1"/>
     <w:lsdException w:name="footnote text" w:semiHidden="1" w:unhideWhenUsed="1"/>
     <w:lsdException w:name="annotation text" w:semiHidden="1" w:unhideWhenUsed="1"/>
     <w:lsdException w:name="header" w:semiHidden="1" w:unhideWhenUsed="1"/>
     <w:lsdException w:name="footer" w:semiHidden="1" w:unhideWhenUsed="1"/>
     <w:lsdException w:name="index heading" w:semiHidden="1" w:unhideWhenUsed="1"/>
-    <w:lsdException w:name="caption" w:uiPriority="35" w:semiHidden="1" w:unhideWhenUsed="1" w:qFormat="1"/>
+    <w:lsdException w:name="caption" w:semiHidden="1" w:uiPriority="35" w:unhideWhenUsed="1" w:qFormat="1"/>
     <w:lsdException w:name="table of figures" w:semiHidden="1" w:unhideWhenUsed="1"/>
     <w:lsdException w:name="envelope address" w:semiHidden="1" w:unhideWhenUsed="1"/>
     <w:lsdException w:name="envelope return" w:semiHidden="1" w:unhideWhenUsed="1"/>
@@ -8515,7 +8427,7 @@
     <w:lsdException w:name="Title" w:uiPriority="10" w:qFormat="1"/>
     <w:lsdException w:name="Closing" w:semiHidden="1" w:unhideWhenUsed="1"/>
     <w:lsdException w:name="Signature" w:semiHidden="1" w:unhideWhenUsed="1"/>
-    <w:lsdException w:name="Default Paragraph Font" w:uiPriority="1" w:semiHidden="1" w:unhideWhenUsed="1"/>
+    <w:lsdException w:name="Default Paragraph Font" w:semiHidden="1" w:uiPriority="1" w:unhideWhenUsed="1"/>
     <w:lsdException w:name="Body Text" w:semiHidden="1" w:unhideWhenUsed="1"/>
     <w:lsdException w:name="Body Text Indent" w:semiHidden="1" w:unhideWhenUsed="1"/>
     <w:lsdException w:name="List Continue" w:semiHidden="1" w:unhideWhenUsed="1"/>
@@ -8715,8 +8627,8 @@
     <w:lsdException w:name="Subtle Reference" w:uiPriority="31" w:qFormat="1"/>
     <w:lsdException w:name="Intense Reference" w:uiPriority="32" w:qFormat="1"/>
     <w:lsdException w:name="Book Title" w:uiPriority="33" w:qFormat="1"/>
-    <w:lsdException w:name="Bibliography" w:uiPriority="37" w:semiHidden="1" w:unhideWhenUsed="1"/>
-    <w:lsdException w:name="TOC Heading" w:uiPriority="39" w:semiHidden="1" w:unhideWhenUsed="1" w:qFormat="1"/>
+    <w:lsdException w:name="Bibliography" w:semiHidden="1" w:uiPriority="37" w:unhideWhenUsed="1"/>
+    <w:lsdException w:name="TOC Heading" w:semiHidden="1" w:uiPriority="39" w:unhideWhenUsed="1" w:qFormat="1"/>
     <w:lsdException w:name="Plain Table 1" w:uiPriority="41"/>
     <w:lsdException w:name="Plain Table 2" w:uiPriority="42"/>
     <w:lsdException w:name="Plain Table 3" w:uiPriority="43"/>
@@ -8827,7 +8739,7 @@
     <w:lsdException w:name="Unresolved Mention" w:semiHidden="1" w:unhideWhenUsed="1"/>
     <w:lsdException w:name="Smart Link" w:semiHidden="1" w:unhideWhenUsed="1"/>
   </w:latentStyles>
-  <w:style w:type="paragraph" w:styleId="Normal" w:default="1">
+  <w:style w:type="paragraph" w:default="1" w:styleId="Normal">
     <w:name w:val="Normal"/>
     <w:qFormat/>
   </w:style>
@@ -8845,19 +8757,19 @@
       <w:outlineLvl w:val="0"/>
     </w:pPr>
     <w:rPr>
-      <w:rFonts w:asciiTheme="majorHAnsi" w:hAnsiTheme="majorHAnsi" w:eastAsiaTheme="majorEastAsia" w:cstheme="majorBidi"/>
+      <w:rFonts w:asciiTheme="majorHAnsi" w:eastAsiaTheme="majorEastAsia" w:hAnsiTheme="majorHAnsi" w:cstheme="majorBidi"/>
       <w:color w:val="2E74B5" w:themeColor="accent1" w:themeShade="BF"/>
       <w:sz w:val="40"/>
       <w:szCs w:val="40"/>
     </w:rPr>
   </w:style>
-  <w:style w:type="character" w:styleId="Policepardfaut" w:default="1">
+  <w:style w:type="character" w:default="1" w:styleId="Policepardfaut">
     <w:name w:val="Default Paragraph Font"/>
     <w:uiPriority w:val="1"/>
     <w:semiHidden/>
     <w:unhideWhenUsed/>
   </w:style>
-  <w:style w:type="table" w:styleId="TableauNormal" w:default="1">
+  <w:style w:type="table" w:default="1" w:styleId="TableauNormal">
     <w:name w:val="Normal Table"/>
     <w:uiPriority w:val="99"/>
     <w:semiHidden/>
@@ -8872,7 +8784,7 @@
       </w:tblCellMar>
     </w:tblPr>
   </w:style>
-  <w:style w:type="numbering" w:styleId="Aucuneliste" w:default="1">
+  <w:style w:type="numbering" w:default="1" w:styleId="Aucuneliste">
     <w:name w:val="No List"/>
     <w:uiPriority w:val="99"/>
     <w:semiHidden/>
@@ -8909,12 +8821,12 @@
     </w:pPr>
     <w:tblPr>
       <w:tblBorders>
-        <w:top w:val="single" w:color="000000" w:themeColor="text1" w:sz="4" w:space="0"/>
-        <w:left w:val="single" w:color="000000" w:themeColor="text1" w:sz="4" w:space="0"/>
-        <w:bottom w:val="single" w:color="000000" w:themeColor="text1" w:sz="4" w:space="0"/>
-        <w:right w:val="single" w:color="000000" w:themeColor="text1" w:sz="4" w:space="0"/>
-        <w:insideH w:val="single" w:color="000000" w:themeColor="text1" w:sz="4" w:space="0"/>
-        <w:insideV w:val="single" w:color="000000" w:themeColor="text1" w:sz="4" w:space="0"/>
+        <w:top w:val="single" w:sz="4" w:space="0" w:color="000000" w:themeColor="text1"/>
+        <w:left w:val="single" w:sz="4" w:space="0" w:color="000000" w:themeColor="text1"/>
+        <w:bottom w:val="single" w:sz="4" w:space="0" w:color="000000" w:themeColor="text1"/>
+        <w:right w:val="single" w:sz="4" w:space="0" w:color="000000" w:themeColor="text1"/>
+        <w:insideH w:val="single" w:sz="4" w:space="0" w:color="000000" w:themeColor="text1"/>
+        <w:insideV w:val="single" w:sz="4" w:space="0" w:color="000000" w:themeColor="text1"/>
       </w:tblBorders>
     </w:tblPr>
   </w:style>
@@ -8947,7 +8859,7 @@
 </file>
 
 <file path=word/theme/theme1.xml><?xml version="1.0" encoding="utf-8"?>
-<a:theme xmlns:a="http://schemas.openxmlformats.org/drawingml/2006/main" xmlns:thm15="http://schemas.microsoft.com/office/thememl/2012/main" name="Thème Office">
+<a:theme xmlns:a="http://schemas.openxmlformats.org/drawingml/2006/main" name="Thème Office">
   <a:themeElements>
     <a:clrScheme name="Office">
       <a:dk1>
@@ -9208,14 +9120,12 @@
 </file>
 
 <file path=customXml/item1.xml><?xml version="1.0" encoding="utf-8"?>
-<p:properties xmlns:p="http://schemas.microsoft.com/office/2006/metadata/properties" xmlns:xsi="http://www.w3.org/2001/XMLSchema-instance" xmlns:pc="http://schemas.microsoft.com/office/infopath/2007/PartnerControls">
-  <documentManagement>
-    <TaxCatchAll xmlns="8500dc0c-8aa8-4adc-ab17-cfcb1768d912" xsi:nil="true"/>
-    <lcf76f155ced4ddcb4097134ff3c332f xmlns="9ac89556-6d24-467c-870d-c90d128e5691">
-      <Terms xmlns="http://schemas.microsoft.com/office/infopath/2007/PartnerControls"/>
-    </lcf76f155ced4ddcb4097134ff3c332f>
-  </documentManagement>
-</p:properties>
+<?mso-contentType ?>
+<FormTemplates xmlns="http://schemas.microsoft.com/sharepoint/v3/contenttype/forms">
+  <Display>DocumentLibraryForm</Display>
+  <Edit>DocumentLibraryForm</Edit>
+  <New>DocumentLibraryForm</New>
+</FormTemplates>
 </file>
 
 <file path=customXml/item2.xml><?xml version="1.0" encoding="utf-8"?>
@@ -9406,15 +9316,44 @@
 </file>
 
 <file path=customXml/item3.xml><?xml version="1.0" encoding="utf-8"?>
-<?mso-contentType ?>
-<FormTemplates xmlns="http://schemas.microsoft.com/sharepoint/v3/contenttype/forms">
-  <Display>DocumentLibraryForm</Display>
-  <Edit>DocumentLibraryForm</Edit>
-  <New>DocumentLibraryForm</New>
-</FormTemplates>
+<p:properties xmlns:p="http://schemas.microsoft.com/office/2006/metadata/properties" xmlns:xsi="http://www.w3.org/2001/XMLSchema-instance" xmlns:pc="http://schemas.microsoft.com/office/infopath/2007/PartnerControls">
+  <documentManagement>
+    <TaxCatchAll xmlns="8500dc0c-8aa8-4adc-ab17-cfcb1768d912" xsi:nil="true"/>
+    <lcf76f155ced4ddcb4097134ff3c332f xmlns="9ac89556-6d24-467c-870d-c90d128e5691">
+      <Terms xmlns="http://schemas.microsoft.com/office/infopath/2007/PartnerControls"/>
+    </lcf76f155ced4ddcb4097134ff3c332f>
+  </documentManagement>
+</p:properties>
 </file>
 
 <file path=customXml/itemProps1.xml><?xml version="1.0" encoding="utf-8"?>
+<ds:datastoreItem xmlns:ds="http://schemas.openxmlformats.org/officeDocument/2006/customXml" ds:itemID="{7EEE88C1-EC49-44F9-BFDB-E92F6213D6B2}">
+  <ds:schemaRefs>
+    <ds:schemaRef ds:uri="http://schemas.microsoft.com/sharepoint/v3/contenttype/forms"/>
+  </ds:schemaRefs>
+</ds:datastoreItem>
+</file>
+
+<file path=customXml/itemProps2.xml><?xml version="1.0" encoding="utf-8"?>
+<ds:datastoreItem xmlns:ds="http://schemas.openxmlformats.org/officeDocument/2006/customXml" ds:itemID="{F903345F-2E44-4CED-BF7C-43BA6A174DA8}">
+  <ds:schemaRefs>
+    <ds:schemaRef ds:uri="http://schemas.microsoft.com/office/2006/metadata/contentType"/>
+    <ds:schemaRef ds:uri="http://schemas.microsoft.com/office/2006/metadata/properties/metaAttributes"/>
+    <ds:schemaRef ds:uri="http://www.w3.org/2001/XMLSchema"/>
+    <ds:schemaRef ds:uri="http://schemas.microsoft.com/office/2006/metadata/properties"/>
+    <ds:schemaRef ds:uri="9ac89556-6d24-467c-870d-c90d128e5691"/>
+    <ds:schemaRef ds:uri="8500dc0c-8aa8-4adc-ab17-cfcb1768d912"/>
+    <ds:schemaRef ds:uri="http://schemas.microsoft.com/office/2006/documentManagement/types"/>
+    <ds:schemaRef ds:uri="http://schemas.microsoft.com/office/infopath/2007/PartnerControls"/>
+    <ds:schemaRef ds:uri="http://schemas.openxmlformats.org/package/2006/metadata/core-properties"/>
+    <ds:schemaRef ds:uri="http://purl.org/dc/elements/1.1/"/>
+    <ds:schemaRef ds:uri="http://purl.org/dc/terms/"/>
+    <ds:schemaRef ds:uri="http://schemas.microsoft.com/internal/obd"/>
+  </ds:schemaRefs>
+</ds:datastoreItem>
+</file>
+
+<file path=customXml/itemProps3.xml><?xml version="1.0" encoding="utf-8"?>
 <ds:datastoreItem xmlns:ds="http://schemas.openxmlformats.org/officeDocument/2006/customXml" ds:itemID="{1BEC69FD-97C7-426B-9D31-18E17CCB40CD}">
   <ds:schemaRefs>
     <ds:schemaRef ds:uri="http://schemas.microsoft.com/office/2006/metadata/properties"/>
@@ -9423,16 +9362,4 @@
     <ds:schemaRef ds:uri="9ac89556-6d24-467c-870d-c90d128e5691"/>
   </ds:schemaRefs>
 </ds:datastoreItem>
-</file>
-
-<file path=customXml/itemProps2.xml><?xml version="1.0" encoding="utf-8"?>
-<ds:datastoreItem xmlns:ds="http://schemas.openxmlformats.org/officeDocument/2006/customXml" ds:itemID="{5454F3ED-7BC2-4B86-B1E9-CA1E228B7CC6}"/>
-</file>
-
-<file path=customXml/itemProps3.xml><?xml version="1.0" encoding="utf-8"?>
-<ds:datastoreItem xmlns:ds="http://schemas.openxmlformats.org/officeDocument/2006/customXml" ds:itemID="{7EEE88C1-EC49-44F9-BFDB-E92F6213D6B2}">
-  <ds:schemaRefs>
-    <ds:schemaRef ds:uri="http://schemas.microsoft.com/sharepoint/v3/contenttype/forms"/>
-  </ds:schemaRefs>
-</ds:datastoreItem>
 </file>